--- a/Second-Review-Report.docx
+++ b/Second-Review-Report.docx
@@ -2,6 +2,1031 @@
 <file path=word/document.xml><?xml version="1.0" encoding="utf-8"?>
 <w:document xmlns:wpc="http://schemas.microsoft.com/office/word/2010/wordprocessingCanvas" xmlns:mc="http://schemas.openxmlformats.org/markup-compatibility/2006" xmlns:o="urn:schemas-microsoft-com:office:office" xmlns:r="http://schemas.openxmlformats.org/officeDocument/2006/relationships" xmlns:m="http://schemas.openxmlformats.org/officeDocument/2006/math" xmlns:v="urn:schemas-microsoft-com:vml" xmlns:wp14="http://schemas.microsoft.com/office/word/2010/wordprocessingDrawing" xmlns:wp="http://schemas.openxmlformats.org/drawingml/2006/wordprocessingDrawing" xmlns:w10="urn:schemas-microsoft-com:office:word" xmlns:w="http://schemas.openxmlformats.org/wordprocessingml/2006/main" xmlns:w14="http://schemas.microsoft.com/office/word/2010/wordml" xmlns:w15="http://schemas.microsoft.com/office/word/2012/wordml" xmlns:wpg="http://schemas.microsoft.com/office/word/2010/wordprocessingGroup" xmlns:wpi="http://schemas.microsoft.com/office/word/2010/wordprocessingInk" xmlns:wne="http://schemas.microsoft.com/office/word/2006/wordml" xmlns:wps="http://schemas.microsoft.com/office/word/2010/wordprocessingShape" xmlns:cx="http://schemas.microsoft.com/office/drawing/2014/chartex" xmlns:cx1="http://schemas.microsoft.com/office/drawing/2015/9/8/chartex" xmlns:cx2="http://schemas.microsoft.com/office/drawing/2015/10/21/chartex" xmlns:cx3="http://schemas.microsoft.com/office/drawing/2016/5/9/chartex" xmlns:cx4="http://schemas.microsoft.com/office/drawing/2016/5/10/chartex" xmlns:cx5="http://schemas.microsoft.com/office/drawing/2016/5/11/chartex" xmlns:cx6="http://schemas.microsoft.com/office/drawing/2016/5/12/chartex" xmlns:cx7="http://schemas.microsoft.com/office/drawing/2016/5/13/chartex" xmlns:cx8="http://schemas.microsoft.com/office/drawing/2016/5/14/chartex" xmlns:aink="http://schemas.microsoft.com/office/drawing/2016/ink" xmlns:am3d="http://schemas.microsoft.com/office/drawing/2017/model3d" xmlns:w16cex="http://schemas.microsoft.com/office/word/2018/wordml/cex" xmlns:w16cid="http://schemas.microsoft.com/office/word/2016/wordml/cid" xmlns:w16="http://schemas.microsoft.com/office/word/2018/wordml" xmlns:w16sdtdh="http://schemas.microsoft.com/office/word/2020/wordml/sdtdatahash" xmlns:w16se="http://schemas.microsoft.com/office/word/2015/wordml/symex" mc:Ignorable="w14 w15 wp14">
   <w:body>
+    <w:tbl>
+      <w:tblPr>
+        <w:tblW w:type="dxa" w:w="10240"/>
+        <w:tblBorders>
+          <w:top w:val="single" w:color="auto" w:sz="4"/>
+          <w:left w:val="single" w:color="auto" w:sz="4"/>
+          <w:bottom w:val="single" w:color="auto" w:sz="4"/>
+          <w:right w:val="single" w:color="auto" w:sz="4"/>
+          <w:insideH w:val="single" w:color="auto" w:sz="4"/>
+          <w:insideV w:val="single" w:color="auto" w:sz="4"/>
+        </w:tblBorders>
+      </w:tblPr>
+      <w:tblGrid>
+        <w:gridCol w:w="1600"/>
+        <w:gridCol w:w="6440"/>
+        <w:gridCol w:w="2200"/>
+      </w:tblGrid>
+      <w:tr>
+        <w:tc>
+          <w:tcPr>
+            <w:tcW w:type="dxa" w:w="1600"/>
+            <w:tcBorders>
+              <w:top w:val="single" w:color="000000" w:sz="2"/>
+              <w:left w:val="single" w:color="000000" w:sz="2"/>
+              <w:bottom w:val="single" w:color="000000" w:sz="2"/>
+              <w:right w:val="single" w:color="000000" w:sz="2"/>
+            </w:tcBorders>
+            <w:tcMar>
+              <w:top w:type="dxa" w:w="100"/>
+              <w:left w:type="dxa" w:w="100"/>
+              <w:bottom w:type="dxa" w:w="100"/>
+              <w:right w:type="dxa" w:w="100"/>
+            </w:tcMar>
+            <w:vAlign w:val="center"/>
+          </w:tcPr>
+          <w:p>
+            <w:pPr>
+              <w:jc w:val="center"/>
+            </w:pPr>
+            <w:r>
+              <w:drawing>
+                <wp:inline distT="0" distB="0" distL="0" distR="0">
+                  <wp:extent cx="571500" cy="571500"/>
+                  <wp:effectExtent t="0" r="0" b="0" l="0"/>
+                  <wp:docPr id="1" name="" descr="" title=""/>
+                  <wp:cNvGraphicFramePr>
+                    <a:graphicFrameLocks xmlns:a="http://schemas.openxmlformats.org/drawingml/2006/main" noChangeAspect="1"/>
+                  </wp:cNvGraphicFramePr>
+                  <a:graphic xmlns:a="http://schemas.openxmlformats.org/drawingml/2006/main">
+                    <a:graphicData uri="http://schemas.openxmlformats.org/drawingml/2006/picture">
+                      <pic:pic xmlns:pic="http://schemas.openxmlformats.org/drawingml/2006/picture">
+                        <pic:nvPicPr>
+                          <pic:cNvPr id="0" name="" descr=""/>
+                          <pic:cNvPicPr>
+                            <a:picLocks noChangeAspect="1" noChangeArrowheads="1"/>
+                          </pic:cNvPicPr>
+                        </pic:nvPicPr>
+                        <pic:blipFill>
+                          <a:blip r:embed="rId7" cstate="none"/>
+                          <a:srcRect/>
+                          <a:stretch>
+                            <a:fillRect/>
+                          </a:stretch>
+                        </pic:blipFill>
+                        <pic:spPr bwMode="auto">
+                          <a:xfrm>
+                            <a:off x="0" y="0"/>
+                            <a:ext cx="571500" cy="571500"/>
+                          </a:xfrm>
+                          <a:prstGeom prst="rect">
+                            <a:avLst/>
+                          </a:prstGeom>
+                        </pic:spPr>
+                      </pic:pic>
+                    </a:graphicData>
+                  </a:graphic>
+                </wp:inline>
+              </w:drawing>
+            </w:r>
+          </w:p>
+        </w:tc>
+        <w:tc>
+          <w:tcPr>
+            <w:tcW w:type="dxa" w:w="6440"/>
+            <w:tcBorders>
+              <w:top w:val="single" w:color="000000" w:sz="2"/>
+              <w:left w:val="single" w:color="000000" w:sz="2"/>
+              <w:bottom w:val="single" w:color="000000" w:sz="2"/>
+              <w:right w:val="single" w:color="000000" w:sz="2"/>
+            </w:tcBorders>
+            <w:tcMar>
+              <w:top w:type="dxa" w:w="100"/>
+              <w:left w:type="dxa" w:w="100"/>
+              <w:bottom w:type="dxa" w:w="100"/>
+              <w:right w:type="dxa" w:w="100"/>
+            </w:tcMar>
+            <w:vAlign w:val="center"/>
+          </w:tcPr>
+          <w:p>
+            <w:pPr>
+              <w:jc w:val="center"/>
+            </w:pPr>
+            <w:r>
+              <w:rPr>
+                <w:b/>
+                <w:bCs/>
+                <w:sz w:val="24"/>
+                <w:szCs w:val="24"/>
+              </w:rPr>
+              <w:t xml:space="preserve">CENTRE FOR DISTANCE EDUCATION</w:t>
+            </w:r>
+          </w:p>
+          <w:p>
+            <w:pPr>
+              <w:jc w:val="center"/>
+            </w:pPr>
+            <w:r>
+              <w:rPr>
+                <w:b/>
+                <w:bCs/>
+                <w:sz w:val="24"/>
+                <w:szCs w:val="24"/>
+              </w:rPr>
+              <w:t xml:space="preserve">ANNA UNIVERSITY</w:t>
+            </w:r>
+          </w:p>
+          <w:p>
+            <w:pPr>
+              <w:jc w:val="center"/>
+            </w:pPr>
+            <w:r>
+              <w:rPr>
+                <w:b/>
+                <w:bCs/>
+                <w:sz w:val="24"/>
+                <w:szCs w:val="24"/>
+              </w:rPr>
+              <w:t xml:space="preserve">CHENNAI - 600 025</w:t>
+            </w:r>
+          </w:p>
+        </w:tc>
+        <w:tc>
+          <w:tcPr>
+            <w:tcW w:type="dxa" w:w="2200"/>
+            <w:tcBorders>
+              <w:top w:val="single" w:color="000000" w:sz="2"/>
+              <w:left w:val="single" w:color="000000" w:sz="2"/>
+              <w:bottom w:val="single" w:color="000000" w:sz="2"/>
+              <w:right w:val="single" w:color="000000" w:sz="2"/>
+            </w:tcBorders>
+            <w:tcMar>
+              <w:top w:type="dxa" w:w="100"/>
+              <w:left w:type="dxa" w:w="100"/>
+              <w:bottom w:type="dxa" w:w="100"/>
+              <w:right w:type="dxa" w:w="100"/>
+            </w:tcMar>
+          </w:tcPr>
+          <w:p>
+            <w:r>
+              <w:rPr>
+                <w:sz w:val="18"/>
+                <w:szCs w:val="18"/>
+              </w:rPr>
+              <w:t xml:space="preserve">Office: 2235 7222</w:t>
+            </w:r>
+          </w:p>
+          <w:p>
+            <w:r>
+              <w:rPr>
+                <w:sz w:val="18"/>
+                <w:szCs w:val="18"/>
+              </w:rPr>
+              <w:t xml:space="preserve">E-mail: cdestudycentre@gmail.com</w:t>
+            </w:r>
+          </w:p>
+        </w:tc>
+      </w:tr>
+    </w:tbl>
+    <w:p>
+      <w:pPr>
+        <w:spacing w:before="240"/>
+      </w:pPr>
+      <w:r>
+        <w:rPr>
+          <w:b/>
+          <w:bCs/>
+          <w:sz w:val="22"/>
+          <w:szCs w:val="22"/>
+        </w:rPr>
+        <w:t xml:space="preserve">D123 - CDE Study Centre</w:t>
+      </w:r>
+      <w:r>
+        <w:rPr>
+          <w:b/>
+          <w:bCs/>
+          <w:sz w:val="22"/>
+          <w:szCs w:val="22"/>
+        </w:rPr>
+        <w:t xml:space="preserve">					Programme : MCA</w:t>
+      </w:r>
+    </w:p>
+    <w:p>
+      <w:pPr>
+        <w:spacing w:after="200" w:before="120"/>
+      </w:pPr>
+      <w:r>
+        <w:rPr>
+          <w:b/>
+          <w:bCs/>
+          <w:sz w:val="22"/>
+          <w:szCs w:val="22"/>
+        </w:rPr>
+        <w:t xml:space="preserve">IV SEM – SET : 36</w:t>
+      </w:r>
+    </w:p>
+    <w:p>
+      <w:pPr>
+        <w:pBdr>
+          <w:bottom w:val="single" w:color="000000" w:sz="6"/>
+        </w:pBdr>
+        <w:spacing w:after="200"/>
+        <w:jc w:val="center"/>
+      </w:pPr>
+      <w:r>
+        <w:rPr>
+          <w:b/>
+          <w:bCs/>
+          <w:sz w:val="26"/>
+          <w:szCs w:val="26"/>
+          <w:u w:val="single"/>
+        </w:rPr>
+        <w:t xml:space="preserve">SECOND REVIEW REPORT</w:t>
+      </w:r>
+    </w:p>
+    <w:tbl>
+      <w:tblPr>
+        <w:tblW w:type="dxa" w:w="10240"/>
+        <w:tblBorders>
+          <w:top w:val="single" w:color="auto" w:sz="4"/>
+          <w:left w:val="single" w:color="auto" w:sz="4"/>
+          <w:bottom w:val="single" w:color="auto" w:sz="4"/>
+          <w:right w:val="single" w:color="auto" w:sz="4"/>
+          <w:insideH w:val="single" w:color="auto" w:sz="4"/>
+          <w:insideV w:val="single" w:color="auto" w:sz="4"/>
+        </w:tblBorders>
+      </w:tblPr>
+      <w:tblGrid>
+        <w:gridCol w:w="2600"/>
+        <w:gridCol w:w="7640"/>
+      </w:tblGrid>
+      <w:tr>
+        <w:tc>
+          <w:tcPr>
+            <w:tcW w:type="dxa" w:w="2600"/>
+            <w:tcBorders>
+              <w:top w:val="single" w:color="000000" w:sz="2"/>
+              <w:left w:val="single" w:color="000000" w:sz="2"/>
+              <w:bottom w:val="single" w:color="000000" w:sz="2"/>
+              <w:right w:val="single" w:color="000000" w:sz="2"/>
+            </w:tcBorders>
+            <w:tcMar>
+              <w:top w:type="dxa" w:w="100"/>
+              <w:left w:type="dxa" w:w="120"/>
+              <w:bottom w:type="dxa" w:w="100"/>
+              <w:right w:type="dxa" w:w="120"/>
+            </w:tcMar>
+          </w:tcPr>
+          <w:p>
+            <w:r>
+              <w:rPr>
+                <w:b/>
+                <w:bCs/>
+                <w:sz w:val="22"/>
+                <w:szCs w:val="22"/>
+              </w:rPr>
+              <w:t xml:space="preserve">NAME</w:t>
+            </w:r>
+          </w:p>
+        </w:tc>
+        <w:tc>
+          <w:tcPr>
+            <w:tcW w:type="dxa" w:w="7640"/>
+            <w:tcBorders>
+              <w:top w:val="single" w:color="000000" w:sz="2"/>
+              <w:left w:val="single" w:color="000000" w:sz="2"/>
+              <w:bottom w:val="single" w:color="000000" w:sz="2"/>
+              <w:right w:val="single" w:color="000000" w:sz="2"/>
+            </w:tcBorders>
+            <w:tcMar>
+              <w:top w:type="dxa" w:w="100"/>
+              <w:left w:type="dxa" w:w="120"/>
+              <w:bottom w:type="dxa" w:w="100"/>
+              <w:right w:type="dxa" w:w="120"/>
+            </w:tcMar>
+          </w:tcPr>
+          <w:p>
+            <w:r>
+              <w:rPr>
+                <w:sz w:val="22"/>
+                <w:szCs w:val="22"/>
+              </w:rPr>
+              <w:t xml:space="preserve">Naresh S</w:t>
+            </w:r>
+          </w:p>
+        </w:tc>
+      </w:tr>
+      <w:tr>
+        <w:tc>
+          <w:tcPr>
+            <w:tcW w:type="dxa" w:w="2600"/>
+            <w:tcBorders>
+              <w:top w:val="single" w:color="000000" w:sz="2"/>
+              <w:left w:val="single" w:color="000000" w:sz="2"/>
+              <w:bottom w:val="single" w:color="000000" w:sz="2"/>
+              <w:right w:val="single" w:color="000000" w:sz="2"/>
+            </w:tcBorders>
+            <w:tcMar>
+              <w:top w:type="dxa" w:w="100"/>
+              <w:left w:type="dxa" w:w="120"/>
+              <w:bottom w:type="dxa" w:w="100"/>
+              <w:right w:type="dxa" w:w="120"/>
+            </w:tcMar>
+          </w:tcPr>
+          <w:p>
+            <w:r>
+              <w:rPr>
+                <w:b/>
+                <w:bCs/>
+                <w:sz w:val="22"/>
+                <w:szCs w:val="22"/>
+              </w:rPr>
+              <w:t xml:space="preserve">ROLL NO</w:t>
+            </w:r>
+          </w:p>
+        </w:tc>
+        <w:tc>
+          <w:tcPr>
+            <w:tcW w:type="dxa" w:w="7640"/>
+            <w:tcBorders>
+              <w:top w:val="single" w:color="000000" w:sz="2"/>
+              <w:left w:val="single" w:color="000000" w:sz="2"/>
+              <w:bottom w:val="single" w:color="000000" w:sz="2"/>
+              <w:right w:val="single" w:color="000000" w:sz="2"/>
+            </w:tcBorders>
+            <w:tcMar>
+              <w:top w:type="dxa" w:w="100"/>
+              <w:left w:type="dxa" w:w="120"/>
+              <w:bottom w:type="dxa" w:w="100"/>
+              <w:right w:type="dxa" w:w="120"/>
+            </w:tcMar>
+          </w:tcPr>
+          <w:p>
+            <w:r>
+              <w:rPr>
+                <w:sz w:val="22"/>
+                <w:szCs w:val="22"/>
+              </w:rPr>
+              <w:t xml:space="preserve">2436MCA0047</w:t>
+            </w:r>
+          </w:p>
+        </w:tc>
+      </w:tr>
+      <w:tr>
+        <w:tc>
+          <w:tcPr>
+            <w:tcW w:type="dxa" w:w="2600"/>
+            <w:tcBorders>
+              <w:top w:val="single" w:color="000000" w:sz="2"/>
+              <w:left w:val="single" w:color="000000" w:sz="2"/>
+              <w:bottom w:val="single" w:color="000000" w:sz="2"/>
+              <w:right w:val="single" w:color="000000" w:sz="2"/>
+            </w:tcBorders>
+            <w:tcMar>
+              <w:top w:type="dxa" w:w="100"/>
+              <w:left w:type="dxa" w:w="120"/>
+              <w:bottom w:type="dxa" w:w="100"/>
+              <w:right w:type="dxa" w:w="120"/>
+            </w:tcMar>
+          </w:tcPr>
+          <w:p>
+            <w:r>
+              <w:rPr>
+                <w:b/>
+                <w:bCs/>
+                <w:sz w:val="22"/>
+                <w:szCs w:val="22"/>
+              </w:rPr>
+              <w:t xml:space="preserve">REG.NO</w:t>
+            </w:r>
+          </w:p>
+        </w:tc>
+        <w:tc>
+          <w:tcPr>
+            <w:tcW w:type="dxa" w:w="7640"/>
+            <w:tcBorders>
+              <w:top w:val="single" w:color="000000" w:sz="2"/>
+              <w:left w:val="single" w:color="000000" w:sz="2"/>
+              <w:bottom w:val="single" w:color="000000" w:sz="2"/>
+              <w:right w:val="single" w:color="000000" w:sz="2"/>
+            </w:tcBorders>
+            <w:tcMar>
+              <w:top w:type="dxa" w:w="100"/>
+              <w:left w:type="dxa" w:w="120"/>
+              <w:bottom w:type="dxa" w:w="100"/>
+              <w:right w:type="dxa" w:w="120"/>
+            </w:tcMar>
+          </w:tcPr>
+          <w:p>
+            <w:r>
+              <w:rPr>
+                <w:sz w:val="22"/>
+                <w:szCs w:val="22"/>
+              </w:rPr>
+              <w:t xml:space="preserve">67224200080</w:t>
+            </w:r>
+          </w:p>
+        </w:tc>
+      </w:tr>
+      <w:tr>
+        <w:tc>
+          <w:tcPr>
+            <w:tcW w:type="dxa" w:w="2600"/>
+            <w:tcBorders>
+              <w:top w:val="single" w:color="000000" w:sz="2"/>
+              <w:left w:val="single" w:color="000000" w:sz="2"/>
+              <w:bottom w:val="single" w:color="000000" w:sz="2"/>
+              <w:right w:val="single" w:color="000000" w:sz="2"/>
+            </w:tcBorders>
+            <w:tcMar>
+              <w:top w:type="dxa" w:w="100"/>
+              <w:left w:type="dxa" w:w="120"/>
+              <w:bottom w:type="dxa" w:w="100"/>
+              <w:right w:type="dxa" w:w="120"/>
+            </w:tcMar>
+          </w:tcPr>
+          <w:p>
+            <w:r>
+              <w:rPr>
+                <w:b/>
+                <w:bCs/>
+                <w:sz w:val="22"/>
+                <w:szCs w:val="22"/>
+              </w:rPr>
+              <w:t xml:space="preserve">EMAIL-ID</w:t>
+            </w:r>
+          </w:p>
+        </w:tc>
+        <w:tc>
+          <w:tcPr>
+            <w:tcW w:type="dxa" w:w="7640"/>
+            <w:tcBorders>
+              <w:top w:val="single" w:color="000000" w:sz="2"/>
+              <w:left w:val="single" w:color="000000" w:sz="2"/>
+              <w:bottom w:val="single" w:color="000000" w:sz="2"/>
+              <w:right w:val="single" w:color="000000" w:sz="2"/>
+            </w:tcBorders>
+            <w:tcMar>
+              <w:top w:type="dxa" w:w="100"/>
+              <w:left w:type="dxa" w:w="120"/>
+              <w:bottom w:type="dxa" w:w="100"/>
+              <w:right w:type="dxa" w:w="120"/>
+            </w:tcMar>
+          </w:tcPr>
+          <w:p>
+            <w:r>
+              <w:rPr>
+                <w:sz w:val="22"/>
+                <w:szCs w:val="22"/>
+              </w:rPr>
+              <w:t xml:space="preserve">say.naresh135@gmail.com</w:t>
+            </w:r>
+          </w:p>
+        </w:tc>
+      </w:tr>
+    </w:tbl>
+    <w:p>
+      <w:pPr>
+        <w:spacing w:after="80" w:before="240"/>
+      </w:pPr>
+      <w:r>
+        <w:rPr>
+          <w:b/>
+          <w:bCs/>
+          <w:sz w:val="22"/>
+          <w:szCs w:val="22"/>
+        </w:rPr>
+        <w:t xml:space="preserve">TITLE OF THE PROJECT:</w:t>
+      </w:r>
+    </w:p>
+    <w:p>
+      <w:pPr>
+        <w:spacing w:after="300"/>
+      </w:pPr>
+      <w:r>
+        <w:rPr>
+          <w:sz w:val="22"/>
+          <w:szCs w:val="22"/>
+        </w:rPr>
+        <w:t xml:space="preserve">Automated AI-Driven Loan Underwriting &amp; Document Fraud Detection System</w:t>
+      </w:r>
+    </w:p>
+    <w:p>
+      <w:pPr>
+        <w:spacing w:after="100" w:before="400"/>
+      </w:pPr>
+      <w:r>
+        <w:rPr>
+          <w:i/>
+          <w:iCs/>
+          <w:sz w:val="22"/>
+          <w:szCs w:val="22"/>
+        </w:rPr>
+        <w:t xml:space="preserve">Signature of the Guide:				</w:t>
+      </w:r>
+      <w:r>
+        <w:rPr>
+          <w:sz w:val="22"/>
+          <w:szCs w:val="22"/>
+        </w:rPr>
+        <w:t xml:space="preserve">Guide Name and Designation: Institution:</w:t>
+      </w:r>
+    </w:p>
+    <w:p>
+      <w:pPr>
+        <w:spacing w:after="200" w:before="60"/>
+        <w:ind w:left="4752"/>
+      </w:pPr>
+      <w:r>
+        <w:rPr>
+          <w:sz w:val="21"/>
+          <w:szCs w:val="21"/>
+        </w:rPr>
+        <w:t xml:space="preserve">Dr. R. Baskaran, Professor</w:t>
+      </w:r>
+    </w:p>
+    <w:p>
+      <w:pPr>
+        <w:ind w:left="4752"/>
+      </w:pPr>
+      <w:r>
+        <w:rPr>
+          <w:sz w:val="21"/>
+          <w:szCs w:val="21"/>
+        </w:rPr>
+        <w:t xml:space="preserve">Dept. of CSE, CEG Campus, Anna University, Chennai - 25</w:t>
+      </w:r>
+    </w:p>
+    <w:p>
+      <w:pPr>
+        <w:pBdr>
+          <w:top w:val="single" w:color="000000" w:sz="6"/>
+        </w:pBdr>
+        <w:spacing w:after="160" w:before="300"/>
+      </w:pPr>
+      <w:r>
+        <w:rPr>
+          <w:b/>
+          <w:bCs/>
+          <w:sz w:val="22"/>
+          <w:szCs w:val="22"/>
+        </w:rPr>
+        <w:t xml:space="preserve">REMARKS (by Project Monitoring Committee)</w:t>
+      </w:r>
+    </w:p>
+    <w:p>
+      <w:pPr>
+        <w:pBdr>
+          <w:bottom w:val="single" w:color="808080" w:sz="4"/>
+        </w:pBdr>
+        <w:spacing w:after="100"/>
+      </w:pPr>
+      <w:r>
+        <w:rPr>
+          <w:sz w:val="22"/>
+          <w:szCs w:val="22"/>
+        </w:rPr>
+        <w:t xml:space="preserve"> </w:t>
+      </w:r>
+    </w:p>
+    <w:p>
+      <w:pPr>
+        <w:pBdr>
+          <w:bottom w:val="single" w:color="808080" w:sz="4"/>
+        </w:pBdr>
+        <w:spacing w:after="100"/>
+      </w:pPr>
+      <w:r>
+        <w:rPr>
+          <w:sz w:val="22"/>
+          <w:szCs w:val="22"/>
+        </w:rPr>
+        <w:t xml:space="preserve"> </w:t>
+      </w:r>
+    </w:p>
+    <w:p>
+      <w:pPr>
+        <w:pBdr>
+          <w:bottom w:val="single" w:color="808080" w:sz="4"/>
+        </w:pBdr>
+        <w:spacing w:after="300"/>
+      </w:pPr>
+      <w:r>
+        <w:rPr>
+          <w:sz w:val="22"/>
+          <w:szCs w:val="22"/>
+        </w:rPr>
+        <w:t xml:space="preserve"> </w:t>
+      </w:r>
+    </w:p>
+    <w:p>
+      <w:pPr>
+        <w:spacing w:after="200" w:before="300"/>
+        <w:jc w:val="center"/>
+      </w:pPr>
+      <w:r>
+        <w:rPr>
+          <w:b/>
+          <w:bCs/>
+          <w:sz w:val="22"/>
+          <w:szCs w:val="22"/>
+          <w:u w:val="single"/>
+        </w:rPr>
+        <w:t xml:space="preserve">RECOMMENDED / NOT RECOMMENDED TO PROCEED WITH THE PROJECT</w:t>
+      </w:r>
+    </w:p>
+    <w:tbl>
+      <w:tblPr>
+        <w:tblW w:type="dxa" w:w="10240"/>
+        <w:tblBorders>
+          <w:top w:val="single" w:color="auto" w:sz="4"/>
+          <w:left w:val="single" w:color="auto" w:sz="4"/>
+          <w:bottom w:val="single" w:color="auto" w:sz="4"/>
+          <w:right w:val="single" w:color="auto" w:sz="4"/>
+          <w:insideH w:val="single" w:color="auto" w:sz="4"/>
+          <w:insideV w:val="single" w:color="auto" w:sz="4"/>
+        </w:tblBorders>
+      </w:tblPr>
+      <w:tblGrid>
+        <w:gridCol w:w="1607"/>
+        <w:gridCol w:w="1607"/>
+        <w:gridCol w:w="1607"/>
+        <w:gridCol w:w="1607"/>
+        <w:gridCol w:w="1607"/>
+        <w:gridCol w:w="1607"/>
+      </w:tblGrid>
+      <w:tr>
+        <w:tc>
+          <w:tcPr>
+            <w:tcW w:type="dxa" w:w="1607"/>
+            <w:tcBorders>
+              <w:top w:val="single" w:color="000000" w:sz="2"/>
+              <w:left w:val="single" w:color="000000" w:sz="2"/>
+              <w:bottom w:val="single" w:color="000000" w:sz="2"/>
+              <w:right w:val="single" w:color="000000" w:sz="2"/>
+            </w:tcBorders>
+            <w:tcMar>
+              <w:top w:type="dxa" w:w="80"/>
+              <w:left w:type="dxa" w:w="80"/>
+              <w:bottom w:type="dxa" w:w="80"/>
+              <w:right w:type="dxa" w:w="80"/>
+            </w:tcMar>
+          </w:tcPr>
+          <w:p>
+            <w:pPr>
+              <w:jc w:val="center"/>
+            </w:pPr>
+            <w:r>
+              <w:rPr>
+                <w:b/>
+                <w:bCs/>
+                <w:sz w:val="19"/>
+                <w:szCs w:val="19"/>
+              </w:rPr>
+              <w:t xml:space="preserve">System Design : 4</w:t>
+            </w:r>
+          </w:p>
+        </w:tc>
+        <w:tc>
+          <w:tcPr>
+            <w:tcW w:type="dxa" w:w="1607"/>
+            <w:tcBorders>
+              <w:top w:val="single" w:color="000000" w:sz="2"/>
+              <w:left w:val="single" w:color="000000" w:sz="2"/>
+              <w:bottom w:val="single" w:color="000000" w:sz="2"/>
+              <w:right w:val="single" w:color="000000" w:sz="2"/>
+            </w:tcBorders>
+            <w:tcMar>
+              <w:top w:type="dxa" w:w="80"/>
+              <w:left w:type="dxa" w:w="80"/>
+              <w:bottom w:type="dxa" w:w="80"/>
+              <w:right w:type="dxa" w:w="80"/>
+            </w:tcMar>
+          </w:tcPr>
+          <w:p>
+            <w:pPr>
+              <w:jc w:val="center"/>
+            </w:pPr>
+            <w:r>
+              <w:rPr>
+                <w:b/>
+                <w:bCs/>
+                <w:sz w:val="19"/>
+                <w:szCs w:val="19"/>
+              </w:rPr>
+              <w:t xml:space="preserve">Data Set : 6</w:t>
+            </w:r>
+          </w:p>
+        </w:tc>
+        <w:tc>
+          <w:tcPr>
+            <w:tcW w:type="dxa" w:w="1607"/>
+            <w:tcBorders>
+              <w:top w:val="single" w:color="000000" w:sz="2"/>
+              <w:left w:val="single" w:color="000000" w:sz="2"/>
+              <w:bottom w:val="single" w:color="000000" w:sz="2"/>
+              <w:right w:val="single" w:color="000000" w:sz="2"/>
+            </w:tcBorders>
+            <w:tcMar>
+              <w:top w:type="dxa" w:w="80"/>
+              <w:left w:type="dxa" w:w="80"/>
+              <w:bottom w:type="dxa" w:w="80"/>
+              <w:right w:type="dxa" w:w="80"/>
+            </w:tcMar>
+          </w:tcPr>
+          <w:p>
+            <w:pPr>
+              <w:jc w:val="center"/>
+            </w:pPr>
+            <w:r>
+              <w:rPr>
+                <w:b/>
+                <w:bCs/>
+                <w:sz w:val="19"/>
+                <w:szCs w:val="19"/>
+              </w:rPr>
+              <w:t xml:space="preserve">Modules Completed : 14</w:t>
+            </w:r>
+          </w:p>
+        </w:tc>
+        <w:tc>
+          <w:tcPr>
+            <w:tcW w:type="dxa" w:w="1607"/>
+            <w:tcBorders>
+              <w:top w:val="single" w:color="000000" w:sz="2"/>
+              <w:left w:val="single" w:color="000000" w:sz="2"/>
+              <w:bottom w:val="single" w:color="000000" w:sz="2"/>
+              <w:right w:val="single" w:color="000000" w:sz="2"/>
+            </w:tcBorders>
+            <w:tcMar>
+              <w:top w:type="dxa" w:w="80"/>
+              <w:left w:type="dxa" w:w="80"/>
+              <w:bottom w:type="dxa" w:w="80"/>
+              <w:right w:type="dxa" w:w="80"/>
+            </w:tcMar>
+          </w:tcPr>
+          <w:p>
+            <w:pPr>
+              <w:jc w:val="center"/>
+            </w:pPr>
+            <w:r>
+              <w:rPr>
+                <w:b/>
+                <w:bCs/>
+                <w:sz w:val="19"/>
+                <w:szCs w:val="19"/>
+              </w:rPr>
+              <w:t xml:space="preserve">Pseudo code : 2</w:t>
+            </w:r>
+          </w:p>
+        </w:tc>
+        <w:tc>
+          <w:tcPr>
+            <w:tcW w:type="dxa" w:w="1607"/>
+            <w:tcBorders>
+              <w:top w:val="single" w:color="000000" w:sz="2"/>
+              <w:left w:val="single" w:color="000000" w:sz="2"/>
+              <w:bottom w:val="single" w:color="000000" w:sz="2"/>
+              <w:right w:val="single" w:color="000000" w:sz="2"/>
+            </w:tcBorders>
+            <w:tcMar>
+              <w:top w:type="dxa" w:w="80"/>
+              <w:left w:type="dxa" w:w="80"/>
+              <w:bottom w:type="dxa" w:w="80"/>
+              <w:right w:type="dxa" w:w="80"/>
+            </w:tcMar>
+          </w:tcPr>
+          <w:p>
+            <w:pPr>
+              <w:jc w:val="center"/>
+            </w:pPr>
+            <w:r>
+              <w:rPr>
+                <w:b/>
+                <w:bCs/>
+                <w:sz w:val="19"/>
+                <w:szCs w:val="19"/>
+              </w:rPr>
+              <w:t xml:space="preserve">Contribution : 4</w:t>
+            </w:r>
+          </w:p>
+        </w:tc>
+        <w:tc>
+          <w:tcPr>
+            <w:tcW w:type="dxa" w:w="1607"/>
+            <w:tcBorders>
+              <w:top w:val="single" w:color="000000" w:sz="2"/>
+              <w:left w:val="single" w:color="000000" w:sz="2"/>
+              <w:bottom w:val="single" w:color="000000" w:sz="2"/>
+              <w:right w:val="single" w:color="000000" w:sz="2"/>
+            </w:tcBorders>
+            <w:tcMar>
+              <w:top w:type="dxa" w:w="80"/>
+              <w:left w:type="dxa" w:w="80"/>
+              <w:bottom w:type="dxa" w:w="80"/>
+              <w:right w:type="dxa" w:w="80"/>
+            </w:tcMar>
+          </w:tcPr>
+          <w:p>
+            <w:pPr>
+              <w:jc w:val="center"/>
+            </w:pPr>
+            <w:r>
+              <w:rPr>
+                <w:b/>
+                <w:bCs/>
+                <w:sz w:val="19"/>
+                <w:szCs w:val="19"/>
+              </w:rPr>
+              <w:t xml:space="preserve">Total : 30 Marks</w:t>
+            </w:r>
+          </w:p>
+        </w:tc>
+      </w:tr>
+      <w:tr>
+        <w:tc>
+          <w:tcPr>
+            <w:tcW w:type="dxa" w:w="1607"/>
+            <w:tcBorders>
+              <w:top w:val="single" w:color="000000" w:sz="2"/>
+              <w:left w:val="single" w:color="000000" w:sz="2"/>
+              <w:bottom w:val="single" w:color="000000" w:sz="2"/>
+              <w:right w:val="single" w:color="000000" w:sz="2"/>
+            </w:tcBorders>
+            <w:tcMar>
+              <w:top w:type="dxa" w:w="300"/>
+              <w:left w:type="dxa" w:w="80"/>
+              <w:bottom w:type="dxa" w:w="300"/>
+              <w:right w:type="dxa" w:w="80"/>
+            </w:tcMar>
+          </w:tcPr>
+          <w:p>
+            <w:r>
+              <w:rPr>
+                <w:sz w:val="20"/>
+                <w:szCs w:val="20"/>
+              </w:rPr>
+              <w:t xml:space="preserve"> </w:t>
+            </w:r>
+          </w:p>
+        </w:tc>
+        <w:tc>
+          <w:tcPr>
+            <w:tcW w:type="dxa" w:w="1607"/>
+            <w:tcBorders>
+              <w:top w:val="single" w:color="000000" w:sz="2"/>
+              <w:left w:val="single" w:color="000000" w:sz="2"/>
+              <w:bottom w:val="single" w:color="000000" w:sz="2"/>
+              <w:right w:val="single" w:color="000000" w:sz="2"/>
+            </w:tcBorders>
+            <w:tcMar>
+              <w:top w:type="dxa" w:w="300"/>
+              <w:left w:type="dxa" w:w="80"/>
+              <w:bottom w:type="dxa" w:w="300"/>
+              <w:right w:type="dxa" w:w="80"/>
+            </w:tcMar>
+          </w:tcPr>
+          <w:p>
+            <w:r>
+              <w:rPr>
+                <w:sz w:val="20"/>
+                <w:szCs w:val="20"/>
+              </w:rPr>
+              <w:t xml:space="preserve"> </w:t>
+            </w:r>
+          </w:p>
+        </w:tc>
+        <w:tc>
+          <w:tcPr>
+            <w:tcW w:type="dxa" w:w="1607"/>
+            <w:tcBorders>
+              <w:top w:val="single" w:color="000000" w:sz="2"/>
+              <w:left w:val="single" w:color="000000" w:sz="2"/>
+              <w:bottom w:val="single" w:color="000000" w:sz="2"/>
+              <w:right w:val="single" w:color="000000" w:sz="2"/>
+            </w:tcBorders>
+            <w:tcMar>
+              <w:top w:type="dxa" w:w="300"/>
+              <w:left w:type="dxa" w:w="80"/>
+              <w:bottom w:type="dxa" w:w="300"/>
+              <w:right w:type="dxa" w:w="80"/>
+            </w:tcMar>
+          </w:tcPr>
+          <w:p>
+            <w:r>
+              <w:rPr>
+                <w:sz w:val="20"/>
+                <w:szCs w:val="20"/>
+              </w:rPr>
+              <w:t xml:space="preserve"> </w:t>
+            </w:r>
+          </w:p>
+        </w:tc>
+        <w:tc>
+          <w:tcPr>
+            <w:tcW w:type="dxa" w:w="1607"/>
+            <w:tcBorders>
+              <w:top w:val="single" w:color="000000" w:sz="2"/>
+              <w:left w:val="single" w:color="000000" w:sz="2"/>
+              <w:bottom w:val="single" w:color="000000" w:sz="2"/>
+              <w:right w:val="single" w:color="000000" w:sz="2"/>
+            </w:tcBorders>
+            <w:tcMar>
+              <w:top w:type="dxa" w:w="300"/>
+              <w:left w:type="dxa" w:w="80"/>
+              <w:bottom w:type="dxa" w:w="300"/>
+              <w:right w:type="dxa" w:w="80"/>
+            </w:tcMar>
+          </w:tcPr>
+          <w:p>
+            <w:r>
+              <w:rPr>
+                <w:sz w:val="20"/>
+                <w:szCs w:val="20"/>
+              </w:rPr>
+              <w:t xml:space="preserve"> </w:t>
+            </w:r>
+          </w:p>
+        </w:tc>
+        <w:tc>
+          <w:tcPr>
+            <w:tcW w:type="dxa" w:w="1607"/>
+            <w:tcBorders>
+              <w:top w:val="single" w:color="000000" w:sz="2"/>
+              <w:left w:val="single" w:color="000000" w:sz="2"/>
+              <w:bottom w:val="single" w:color="000000" w:sz="2"/>
+              <w:right w:val="single" w:color="000000" w:sz="2"/>
+            </w:tcBorders>
+            <w:tcMar>
+              <w:top w:type="dxa" w:w="300"/>
+              <w:left w:type="dxa" w:w="80"/>
+              <w:bottom w:type="dxa" w:w="300"/>
+              <w:right w:type="dxa" w:w="80"/>
+            </w:tcMar>
+          </w:tcPr>
+          <w:p>
+            <w:r>
+              <w:rPr>
+                <w:sz w:val="20"/>
+                <w:szCs w:val="20"/>
+              </w:rPr>
+              <w:t xml:space="preserve"> </w:t>
+            </w:r>
+          </w:p>
+        </w:tc>
+        <w:tc>
+          <w:tcPr>
+            <w:tcW w:type="dxa" w:w="1607"/>
+            <w:tcBorders>
+              <w:top w:val="single" w:color="000000" w:sz="2"/>
+              <w:left w:val="single" w:color="000000" w:sz="2"/>
+              <w:bottom w:val="single" w:color="000000" w:sz="2"/>
+              <w:right w:val="single" w:color="000000" w:sz="2"/>
+            </w:tcBorders>
+            <w:tcMar>
+              <w:top w:type="dxa" w:w="300"/>
+              <w:left w:type="dxa" w:w="80"/>
+              <w:bottom w:type="dxa" w:w="300"/>
+              <w:right w:type="dxa" w:w="80"/>
+            </w:tcMar>
+          </w:tcPr>
+          <w:p>
+            <w:r>
+              <w:rPr>
+                <w:sz w:val="20"/>
+                <w:szCs w:val="20"/>
+              </w:rPr>
+              <w:t xml:space="preserve"> </w:t>
+            </w:r>
+          </w:p>
+        </w:tc>
+      </w:tr>
+    </w:tbl>
+    <w:p>
+      <w:pPr>
+        <w:spacing w:before="500"/>
+      </w:pPr>
+      <w:r>
+        <w:rPr>
+          <w:b/>
+          <w:bCs/>
+          <w:sz w:val="22"/>
+          <w:szCs w:val="22"/>
+        </w:rPr>
+        <w:t xml:space="preserve">Signature of the PMC In-charge				</w:t>
+      </w:r>
+      <w:r>
+        <w:rPr>
+          <w:b/>
+          <w:bCs/>
+          <w:sz w:val="22"/>
+          <w:szCs w:val="22"/>
+        </w:rPr>
+        <w:t xml:space="preserve">Signature of the PMC Member</w:t>
+      </w:r>
+    </w:p>
+    <w:p>
+      <w:pPr>
+        <w:sectPr>
+          <w:pgSz w:w="12240" w:h="15840" w:orient="portrait"/>
+          <w:pgMar w:top="900" w:right="1000" w:bottom="900" w:left="1000" w:header="708" w:footer="708" w:gutter="0"/>
+          <w:pgNumType/>
+          <w:docGrid w:linePitch="360"/>
+        </w:sectPr>
+      </w:pPr>
+    </w:p>
     <w:p>
       <w:pPr>
         <w:spacing w:after="200"/>

--- a/Second-Review-Report.docx
+++ b/Second-Review-Report.docx
@@ -503,52 +503,133 @@
         <w:t xml:space="preserve">Automated AI-Driven Loan Underwriting &amp; Document Fraud Detection System</w:t>
       </w:r>
     </w:p>
-    <w:p>
-      <w:pPr>
-        <w:spacing w:after="100" w:before="400"/>
-      </w:pPr>
-      <w:r>
-        <w:rPr>
-          <w:i/>
-          <w:iCs/>
-          <w:sz w:val="22"/>
-          <w:szCs w:val="22"/>
-        </w:rPr>
-        <w:t xml:space="preserve">Signature of the Guide:				</w:t>
-      </w:r>
-      <w:r>
-        <w:rPr>
-          <w:sz w:val="22"/>
-          <w:szCs w:val="22"/>
-        </w:rPr>
-        <w:t xml:space="preserve">Guide Name and Designation: Institution:</w:t>
-      </w:r>
-    </w:p>
-    <w:p>
-      <w:pPr>
-        <w:spacing w:after="200" w:before="60"/>
-        <w:ind w:left="4752"/>
-      </w:pPr>
-      <w:r>
-        <w:rPr>
-          <w:sz w:val="21"/>
-          <w:szCs w:val="21"/>
-        </w:rPr>
-        <w:t xml:space="preserve">Dr. R. Baskaran, Professor</w:t>
-      </w:r>
-    </w:p>
-    <w:p>
-      <w:pPr>
-        <w:ind w:left="4752"/>
-      </w:pPr>
-      <w:r>
-        <w:rPr>
-          <w:sz w:val="21"/>
-          <w:szCs w:val="21"/>
-        </w:rPr>
-        <w:t xml:space="preserve">Dept. of CSE, CEG Campus, Anna University, Chennai - 25</w:t>
-      </w:r>
-    </w:p>
+    <w:tbl>
+      <w:tblPr>
+        <w:tblW w:type="dxa" w:w="10240"/>
+        <w:tblBorders>
+          <w:top w:val="none" w:color="FFFFFF" w:sz="0"/>
+          <w:left w:val="none" w:color="FFFFFF" w:sz="0"/>
+          <w:bottom w:val="none" w:color="FFFFFF" w:sz="0"/>
+          <w:right w:val="none" w:color="FFFFFF" w:sz="0"/>
+          <w:insideH w:val="none" w:color="FFFFFF" w:sz="0"/>
+          <w:insideV w:val="none" w:color="FFFFFF" w:sz="0"/>
+        </w:tblBorders>
+      </w:tblPr>
+      <w:tblGrid>
+        <w:gridCol w:w="3000"/>
+        <w:gridCol w:w="7240"/>
+      </w:tblGrid>
+      <w:tr>
+        <w:tc>
+          <w:tcPr>
+            <w:tcW w:type="dxa" w:w="3000"/>
+            <w:tcMar>
+              <w:top w:type="dxa" w:w="40"/>
+              <w:left w:type="dxa" w:w="0"/>
+              <w:bottom w:type="dxa" w:w="0"/>
+              <w:right w:type="dxa" w:w="0"/>
+            </w:tcMar>
+          </w:tcPr>
+          <w:p>
+            <w:r>
+              <w:rPr>
+                <w:sz w:val="22"/>
+                <w:szCs w:val="22"/>
+              </w:rPr>
+              <w:t xml:space="preserve"/>
+            </w:r>
+          </w:p>
+        </w:tc>
+        <w:tc>
+          <w:tcPr>
+            <w:tcW w:type="dxa" w:w="7240"/>
+            <w:tcMar>
+              <w:top w:type="dxa" w:w="40"/>
+              <w:left w:type="dxa" w:w="100"/>
+              <w:bottom w:type="dxa" w:w="0"/>
+              <w:right w:type="dxa" w:w="0"/>
+            </w:tcMar>
+          </w:tcPr>
+          <w:p>
+            <w:pPr>
+              <w:spacing w:after="20"/>
+            </w:pPr>
+            <w:r>
+              <w:rPr>
+                <w:sz w:val="21"/>
+                <w:szCs w:val="21"/>
+              </w:rPr>
+              <w:t xml:space="preserve">Dr. R. Baskaran, Professor</w:t>
+            </w:r>
+          </w:p>
+          <w:p>
+            <w:pPr>
+              <w:spacing w:after="20"/>
+            </w:pPr>
+            <w:r>
+              <w:rPr>
+                <w:sz w:val="21"/>
+                <w:szCs w:val="21"/>
+              </w:rPr>
+              <w:t xml:space="preserve">Department of Computer Science and Engineering, CEG Campus</w:t>
+            </w:r>
+          </w:p>
+          <w:p>
+            <w:r>
+              <w:rPr>
+                <w:sz w:val="21"/>
+                <w:szCs w:val="21"/>
+              </w:rPr>
+              <w:t xml:space="preserve">Anna University, Chennai - 25</w:t>
+            </w:r>
+          </w:p>
+        </w:tc>
+      </w:tr>
+      <w:tr>
+        <w:tc>
+          <w:tcPr>
+            <w:tcW w:type="dxa" w:w="3000"/>
+            <w:tcMar>
+              <w:top w:type="dxa" w:w="160"/>
+              <w:left w:type="dxa" w:w="0"/>
+              <w:bottom w:type="dxa" w:w="100"/>
+              <w:right w:type="dxa" w:w="0"/>
+            </w:tcMar>
+          </w:tcPr>
+          <w:p>
+            <w:r>
+              <w:rPr>
+                <w:i/>
+                <w:iCs/>
+                <w:sz w:val="22"/>
+                <w:szCs w:val="22"/>
+              </w:rPr>
+              <w:t xml:space="preserve">Signature of the Guide:</w:t>
+            </w:r>
+          </w:p>
+        </w:tc>
+        <w:tc>
+          <w:tcPr>
+            <w:tcW w:type="dxa" w:w="7240"/>
+            <w:tcMar>
+              <w:top w:type="dxa" w:w="160"/>
+              <w:left w:type="dxa" w:w="100"/>
+              <w:bottom w:type="dxa" w:w="100"/>
+              <w:right w:type="dxa" w:w="0"/>
+            </w:tcMar>
+          </w:tcPr>
+          <w:p>
+            <w:r>
+              <w:rPr>
+                <w:sz w:val="22"/>
+                <w:szCs w:val="22"/>
+              </w:rPr>
+              <w:t xml:space="preserve">Guide Name and Designation: Institution:</w:t>
+            </w:r>
+          </w:p>
+        </w:tc>
+      </w:tr>
+    </w:tbl>
     <w:p>
       <w:pPr>
         <w:pBdr>

--- a/Second-Review-Report.docx
+++ b/Second-Review-Report.docx
@@ -503,133 +503,75 @@
         <w:t xml:space="preserve">Automated AI-Driven Loan Underwriting &amp; Document Fraud Detection System</w:t>
       </w:r>
     </w:p>
-    <w:tbl>
-      <w:tblPr>
-        <w:tblW w:type="dxa" w:w="10240"/>
-        <w:tblBorders>
-          <w:top w:val="none" w:color="FFFFFF" w:sz="0"/>
-          <w:left w:val="none" w:color="FFFFFF" w:sz="0"/>
-          <w:bottom w:val="none" w:color="FFFFFF" w:sz="0"/>
-          <w:right w:val="none" w:color="FFFFFF" w:sz="0"/>
-          <w:insideH w:val="none" w:color="FFFFFF" w:sz="0"/>
-          <w:insideV w:val="none" w:color="FFFFFF" w:sz="0"/>
-        </w:tblBorders>
-      </w:tblPr>
-      <w:tblGrid>
-        <w:gridCol w:w="3000"/>
-        <w:gridCol w:w="7240"/>
-      </w:tblGrid>
-      <w:tr>
-        <w:tc>
-          <w:tcPr>
-            <w:tcW w:type="dxa" w:w="3000"/>
-            <w:tcMar>
-              <w:top w:type="dxa" w:w="40"/>
-              <w:left w:type="dxa" w:w="0"/>
-              <w:bottom w:type="dxa" w:w="0"/>
-              <w:right w:type="dxa" w:w="0"/>
-            </w:tcMar>
-          </w:tcPr>
-          <w:p>
-            <w:r>
-              <w:rPr>
-                <w:sz w:val="22"/>
-                <w:szCs w:val="22"/>
-              </w:rPr>
-              <w:t xml:space="preserve"/>
-            </w:r>
-          </w:p>
-        </w:tc>
-        <w:tc>
-          <w:tcPr>
-            <w:tcW w:type="dxa" w:w="7240"/>
-            <w:tcMar>
-              <w:top w:type="dxa" w:w="40"/>
-              <w:left w:type="dxa" w:w="100"/>
-              <w:bottom w:type="dxa" w:w="0"/>
-              <w:right w:type="dxa" w:w="0"/>
-            </w:tcMar>
-          </w:tcPr>
-          <w:p>
-            <w:pPr>
-              <w:spacing w:after="20"/>
-            </w:pPr>
-            <w:r>
-              <w:rPr>
-                <w:sz w:val="21"/>
-                <w:szCs w:val="21"/>
-              </w:rPr>
-              <w:t xml:space="preserve">Dr. R. Baskaran, Professor</w:t>
-            </w:r>
-          </w:p>
-          <w:p>
-            <w:pPr>
-              <w:spacing w:after="20"/>
-            </w:pPr>
-            <w:r>
-              <w:rPr>
-                <w:sz w:val="21"/>
-                <w:szCs w:val="21"/>
-              </w:rPr>
-              <w:t xml:space="preserve">Department of Computer Science and Engineering, CEG Campus</w:t>
-            </w:r>
-          </w:p>
-          <w:p>
-            <w:r>
-              <w:rPr>
-                <w:sz w:val="21"/>
-                <w:szCs w:val="21"/>
-              </w:rPr>
-              <w:t xml:space="preserve">Anna University, Chennai - 25</w:t>
-            </w:r>
-          </w:p>
-        </w:tc>
-      </w:tr>
-      <w:tr>
-        <w:tc>
-          <w:tcPr>
-            <w:tcW w:type="dxa" w:w="3000"/>
-            <w:tcMar>
-              <w:top w:type="dxa" w:w="160"/>
-              <w:left w:type="dxa" w:w="0"/>
-              <w:bottom w:type="dxa" w:w="100"/>
-              <w:right w:type="dxa" w:w="0"/>
-            </w:tcMar>
-          </w:tcPr>
-          <w:p>
-            <w:r>
-              <w:rPr>
-                <w:i/>
-                <w:iCs/>
-                <w:sz w:val="22"/>
-                <w:szCs w:val="22"/>
-              </w:rPr>
-              <w:t xml:space="preserve">Signature of the Guide:</w:t>
-            </w:r>
-          </w:p>
-        </w:tc>
-        <w:tc>
-          <w:tcPr>
-            <w:tcW w:type="dxa" w:w="7240"/>
-            <w:tcMar>
-              <w:top w:type="dxa" w:w="160"/>
-              <w:left w:type="dxa" w:w="100"/>
-              <w:bottom w:type="dxa" w:w="100"/>
-              <w:right w:type="dxa" w:w="0"/>
-            </w:tcMar>
-          </w:tcPr>
-          <w:p>
-            <w:r>
-              <w:rPr>
-                <w:sz w:val="22"/>
-                <w:szCs w:val="22"/>
-              </w:rPr>
-              <w:t xml:space="preserve">Guide Name and Designation: Institution:</w:t>
-            </w:r>
-          </w:p>
-        </w:tc>
-      </w:tr>
-    </w:tbl>
+    <w:p>
+      <w:pPr>
+        <w:tabs>
+          <w:tab w:val="left" w:pos="4464"/>
+        </w:tabs>
+        <w:spacing w:after="20" w:before="240"/>
+      </w:pPr>
+      <w:r>
+        <w:rPr>
+          <w:sz w:val="21"/>
+          <w:szCs w:val="21"/>
+        </w:rPr>
+        <w:t xml:space="preserve">	Dr. R. Baskaran, Professor</w:t>
+      </w:r>
+    </w:p>
+    <w:p>
+      <w:pPr>
+        <w:tabs>
+          <w:tab w:val="left" w:pos="4464"/>
+        </w:tabs>
+        <w:spacing w:after="20"/>
+      </w:pPr>
+      <w:r>
+        <w:rPr>
+          <w:sz w:val="21"/>
+          <w:szCs w:val="21"/>
+        </w:rPr>
+        <w:t xml:space="preserve">	Department of Computer Science and Engineering, CEG Campus</w:t>
+      </w:r>
+    </w:p>
+    <w:p>
+      <w:pPr>
+        <w:tabs>
+          <w:tab w:val="left" w:pos="4464"/>
+        </w:tabs>
+        <w:spacing w:after="200"/>
+      </w:pPr>
+      <w:r>
+        <w:rPr>
+          <w:sz w:val="21"/>
+          <w:szCs w:val="21"/>
+        </w:rPr>
+        <w:t xml:space="preserve">	Anna University, Chennai - 25</w:t>
+      </w:r>
+    </w:p>
+    <w:p>
+      <w:pPr>
+        <w:tabs>
+          <w:tab w:val="left" w:pos="4464"/>
+        </w:tabs>
+        <w:spacing w:after="240"/>
+      </w:pPr>
+      <w:r>
+        <w:rPr>
+          <w:i/>
+          <w:iCs/>
+          <w:sz w:val="22"/>
+          <w:szCs w:val="22"/>
+        </w:rPr>
+        <w:t xml:space="preserve">Signature of the Guide:</w:t>
+      </w:r>
+      <w:r>
+        <w:rPr>
+          <w:sz w:val="22"/>
+          <w:szCs w:val="22"/>
+        </w:rPr>
+        <w:t xml:space="preserve">	Guide Name and Designation: Institution:</w:t>
+      </w:r>
+    </w:p>
     <w:p>
       <w:pPr>
         <w:pBdr>

--- a/Second-Review-Report.docx
+++ b/Second-Review-Report.docx
@@ -1052,391 +1052,106 @@
     </w:p>
     <w:p>
       <w:pPr>
-        <w:spacing w:after="200"/>
+        <w:spacing w:after="80"/>
         <w:jc w:val="center"/>
       </w:pPr>
       <w:r>
         <w:rPr>
+          <w:b/>
+          <w:bCs/>
+          <w:color w:val="1E2761"/>
+          <w:sz w:val="32"/>
+          <w:szCs w:val="32"/>
+        </w:rPr>
+        <w:t xml:space="preserve">Automated AI-Driven Loan Underwriting &amp; Document Fraud Detection System</w:t>
+      </w:r>
+    </w:p>
+    <w:p>
+      <w:pPr>
+        <w:spacing w:after="40"/>
+        <w:jc w:val="center"/>
+      </w:pPr>
+      <w:r>
+        <w:rPr>
+          <w:i/>
+          <w:iCs/>
+          <w:color w:val="555555"/>
+          <w:sz w:val="22"/>
+          <w:szCs w:val="22"/>
+        </w:rPr>
+        <w:t xml:space="preserve">Second Review – Technical Supplement</w:t>
+      </w:r>
+    </w:p>
+    <w:p>
+      <w:pPr>
+        <w:spacing w:after="400"/>
+        <w:jc w:val="center"/>
+      </w:pPr>
+      <w:r>
+        <w:rPr>
+          <w:color w:val="555555"/>
+          <w:sz w:val="19"/>
+          <w:szCs w:val="19"/>
+        </w:rPr>
+        <w:t xml:space="preserve">Naresh S  |  Roll No: 2436MCA0047  |  Reg. No: 67224200080</w:t>
+      </w:r>
+    </w:p>
+    <w:p>
+      <w:pPr>
+        <w:pStyle w:val="Heading1"/>
+        <w:keepNext/>
+        <w:spacing w:after="200" w:before="360"/>
+      </w:pPr>
+      <w:r>
+        <w:rPr>
+          <w:b/>
+          <w:bCs/>
+          <w:color w:val="1E2761"/>
+          <w:sz w:val="30"/>
+          <w:szCs w:val="30"/>
+        </w:rPr>
+        <w:t xml:space="preserve">1. Overall System Design</w:t>
+      </w:r>
+    </w:p>
+    <w:p>
+      <w:pPr>
+        <w:spacing w:after="160" w:line="268"/>
+      </w:pPr>
+      <w:r>
+        <w:rPr>
+          <w:sz w:val="20"/>
+          <w:szCs w:val="20"/>
+        </w:rPr>
+        <w:t xml:space="preserve">This section describes the system as actually implemented at the Second Review stage: a decoupled three-tier architecture matching the one proposed in the First Review, with the full forensics, reconciliation, scoring and human-review pipeline built and tested end-to-end.</w:t>
+      </w:r>
+    </w:p>
+    <w:p>
+      <w:pPr>
+        <w:pStyle w:val="Heading2"/>
+        <w:keepNext/>
+        <w:spacing w:after="120" w:before="280"/>
+      </w:pPr>
+      <w:r>
+        <w:rPr>
+          <w:b/>
+          <w:bCs/>
+          <w:color w:val="1E2761"/>
           <w:sz w:val="24"/>
           <w:szCs w:val="24"/>
-          <w:u w:val="single"/>
-        </w:rPr>
-        <w:t xml:space="preserve">Second Review Report</w:t>
-      </w:r>
-    </w:p>
-    <w:p>
-      <w:pPr>
-        <w:spacing w:after="220"/>
-      </w:pPr>
-      <w:r>
-        <w:rPr>
-          <w:sz w:val="21"/>
-          <w:szCs w:val="21"/>
-        </w:rPr>
-        <w:t xml:space="preserve">(Submitted by </w:t>
-      </w:r>
-      <w:r>
-        <w:rPr>
-          <w:b/>
-          <w:bCs/>
-          <w:sz w:val="21"/>
-          <w:szCs w:val="21"/>
-        </w:rPr>
-        <w:t xml:space="preserve">Candidate's Name</w:t>
-      </w:r>
-      <w:r>
-        <w:rPr>
-          <w:sz w:val="21"/>
-          <w:szCs w:val="21"/>
-        </w:rPr>
-        <w:t xml:space="preserve"> Naresh S, Roll No: 2436MCA0047: Reg. No: 67224200080)</w:t>
-      </w:r>
-    </w:p>
-    <w:p>
-      <w:pPr>
-        <w:spacing w:after="100" w:before="220"/>
-      </w:pPr>
-      <w:r>
-        <w:rPr>
-          <w:b/>
-          <w:bCs/>
-          <w:sz w:val="23"/>
-          <w:szCs w:val="23"/>
-        </w:rPr>
-        <w:t xml:space="preserve">Title of the Project</w:t>
-      </w:r>
-    </w:p>
-    <w:p>
-      <w:pPr>
-        <w:spacing w:after="140" w:line="268"/>
-      </w:pPr>
-      <w:r>
-        <w:rPr>
-          <w:sz w:val="21"/>
-          <w:szCs w:val="21"/>
-        </w:rPr>
-        <w:t xml:space="preserve">Automated AI-Driven Loan Underwriting &amp; Document Fraud Detection System</w:t>
-      </w:r>
-    </w:p>
-    <w:p>
-      <w:pPr>
-        <w:spacing w:after="100" w:before="220"/>
-      </w:pPr>
-      <w:r>
-        <w:rPr>
-          <w:b/>
-          <w:bCs/>
-          <w:sz w:val="23"/>
-          <w:szCs w:val="23"/>
-        </w:rPr>
-        <w:t xml:space="preserve">Work completed so far</w:t>
-      </w:r>
-    </w:p>
-    <w:p>
-      <w:pPr>
-        <w:pStyle w:val="ListParagraph"/>
-        <w:numPr>
-          <w:ilvl w:val="0"/>
-          <w:numId w:val="2"/>
-        </w:numPr>
-        <w:spacing w:after="90" w:line="268"/>
-      </w:pPr>
-      <w:r>
-        <w:rPr>
-          <w:b/>
-          <w:bCs/>
-          <w:sz w:val="21"/>
-          <w:szCs w:val="21"/>
-        </w:rPr>
-        <w:t xml:space="preserve">Overall System Design</w:t>
-      </w:r>
-    </w:p>
-    <w:p>
-      <w:pPr>
-        <w:spacing w:after="140" w:line="268"/>
-        <w:ind w:left="400"/>
-      </w:pPr>
-      <w:r>
-        <w:rPr>
-          <w:sz w:val="21"/>
-          <w:szCs w:val="21"/>
-        </w:rPr>
-        <w:t xml:space="preserve">Decoupled three-tier architecture as proposed in the First Review: Next.js 14 / React presentation tier (applicant portal + officer console), a Node.js / Express API gateway (JWT authentication, role-based access control, magic-byte file validation, asynchronous job dispatch), and a Python FastAPI AI &amp; Forensics microservice (PDF metadata/font inspection, Error Level Analysis, ledger extraction and reconciliation, XGBoost credit scoring). Document analysis now runs fully asynchronously - an upload is acknowledged immediately and the pipeline result is written back and reflected in the UI once ready, instead of the request blocking until analysis finishes.</w:t>
-      </w:r>
-    </w:p>
-    <w:p>
-      <w:pPr>
-        <w:pStyle w:val="ListParagraph"/>
-        <w:numPr>
-          <w:ilvl w:val="0"/>
-          <w:numId w:val="2"/>
-        </w:numPr>
-        <w:spacing w:after="90" w:line="268"/>
-      </w:pPr>
-      <w:r>
-        <w:rPr>
-          <w:b/>
-          <w:bCs/>
-          <w:sz w:val="21"/>
-          <w:szCs w:val="21"/>
-        </w:rPr>
-        <w:t xml:space="preserve">Data Set</w:t>
-      </w:r>
-    </w:p>
-    <w:p>
-      <w:pPr>
-        <w:spacing w:after="140" w:line="268"/>
-        <w:ind w:left="400"/>
-      </w:pPr>
-      <w:r>
-        <w:rPr>
-          <w:sz w:val="21"/>
-          <w:szCs w:val="21"/>
-        </w:rPr>
-        <w:t xml:space="preserve">Credit-risk model trained on the public “Give Me Some Credit” dataset (~150,000 borrower records; features: age, MonthlyIncome, DebtRatio, RevolvingUtilization, NumberOfDependents and delinquency counts) using XGBoost, achieving AUC-ROC ≈ 0.87 on the held-out split. Three synthetic sample bank-statement PDFs (clean / tampered / photoshopped) plus a password-encrypted variant were generated to exercise and validate the forensics and reconciliation pipeline end-to-end.</w:t>
-      </w:r>
-    </w:p>
-    <w:p>
-      <w:pPr>
-        <w:pStyle w:val="ListParagraph"/>
-        <w:numPr>
-          <w:ilvl w:val="0"/>
-          <w:numId w:val="2"/>
-        </w:numPr>
-        <w:spacing w:after="90" w:line="268"/>
-      </w:pPr>
-      <w:r>
-        <w:rPr>
-          <w:b/>
-          <w:bCs/>
-          <w:sz w:val="21"/>
-          <w:szCs w:val="21"/>
-        </w:rPr>
-        <w:t xml:space="preserve">Modules Completed with Screenshot</w:t>
-      </w:r>
-    </w:p>
-    <w:p>
-      <w:pPr>
-        <w:pStyle w:val="ListParagraph"/>
-        <w:numPr>
-          <w:ilvl w:val="1"/>
-          <w:numId w:val="2"/>
-        </w:numPr>
-        <w:spacing w:after="90" w:line="268"/>
-        <w:ind w:left="820" w:hanging="260"/>
+        </w:rPr>
+        <w:t xml:space="preserve">1.1 Architecture Overview</w:t>
+      </w:r>
+    </w:p>
+    <w:p>
+      <w:pPr>
+        <w:spacing w:after="160" w:line="268"/>
       </w:pPr>
       <w:r>
         <w:rPr>
           <w:sz w:val="20"/>
           <w:szCs w:val="20"/>
         </w:rPr>
-        <w:t xml:space="preserve">Module 1 – Secure Ingestion Gateway: JWT authentication, role-based access control, magic-byte / MIME validation (%PDF-, \xFF\xD8\xFF).  [Insert screenshot – login / register]</w:t>
-      </w:r>
-    </w:p>
-    <w:p>
-      <w:pPr>
-        <w:pStyle w:val="ListParagraph"/>
-        <w:numPr>
-          <w:ilvl w:val="1"/>
-          <w:numId w:val="2"/>
-        </w:numPr>
-        <w:spacing w:after="90" w:line="268"/>
-        <w:ind w:left="820" w:hanging="260"/>
-      </w:pPr>
-      <w:r>
-        <w:rPr>
-          <w:sz w:val="20"/>
-          <w:szCs w:val="20"/>
-        </w:rPr>
-        <w:t xml:space="preserve">Module 2 – Application &amp; Document Intake: combined apply + upload form, password-protected PDF retry flow.  [Insert screenshot – New Application form]</w:t>
-      </w:r>
-    </w:p>
-    <w:p>
-      <w:pPr>
-        <w:pStyle w:val="ListParagraph"/>
-        <w:numPr>
-          <w:ilvl w:val="1"/>
-          <w:numId w:val="2"/>
-        </w:numPr>
-        <w:spacing w:after="90" w:line="268"/>
-        <w:ind w:left="820" w:hanging="260"/>
-      </w:pPr>
-      <w:r>
-        <w:rPr>
-          <w:sz w:val="20"/>
-          <w:szCs w:val="20"/>
-        </w:rPr>
-        <w:t xml:space="preserve">Module 3 – Structural / Metadata Forensics: PyMuPDF traversal of /Producer, /Creator, /ModDate tags and font resource dictionaries to flag editing-tool fingerprints and spliced fonts.  [Insert screenshot – officer forensics panel]</w:t>
-      </w:r>
-    </w:p>
-    <w:p>
-      <w:pPr>
-        <w:pStyle w:val="ListParagraph"/>
-        <w:numPr>
-          <w:ilvl w:val="1"/>
-          <w:numId w:val="2"/>
-        </w:numPr>
-        <w:spacing w:after="90" w:line="268"/>
-        <w:ind w:left="820" w:hanging="260"/>
-      </w:pPr>
-      <w:r>
-        <w:rPr>
-          <w:sz w:val="20"/>
-          <w:szCs w:val="20"/>
-        </w:rPr>
-        <w:t xml:space="preserve">Module 4 – Error Level Analysis: six-stage ELA pipeline (recompression at Q=92, matrix subtraction, variance-based tamper_score) rendering a visual heatmap for the officer.  [Insert screenshot – ELA heatmap view]</w:t>
-      </w:r>
-    </w:p>
-    <w:p>
-      <w:pPr>
-        <w:pStyle w:val="ListParagraph"/>
-        <w:numPr>
-          <w:ilvl w:val="1"/>
-          <w:numId w:val="2"/>
-        </w:numPr>
-        <w:spacing w:after="90" w:line="268"/>
-        <w:ind w:left="820" w:hanging="260"/>
-      </w:pPr>
-      <w:r>
-        <w:rPr>
-          <w:sz w:val="20"/>
-          <w:szCs w:val="20"/>
-        </w:rPr>
-        <w:t xml:space="preserve">Module 5 – Ledger Extraction &amp; Reconciliation: pdfplumber vector extraction with OpenCV-grid + Tesseract OCR fallback; zero-drift decimal running-balance check (Expected_Balanceᵢ = Balanceᵢ₋₁ + Creditᵢ − Debitᵢ).  [Insert screenshot – ledger table]</w:t>
-      </w:r>
-    </w:p>
-    <w:p>
-      <w:pPr>
-        <w:pStyle w:val="ListParagraph"/>
-        <w:numPr>
-          <w:ilvl w:val="1"/>
-          <w:numId w:val="2"/>
-        </w:numPr>
-        <w:spacing w:after="90" w:line="268"/>
-        <w:ind w:left="820" w:hanging="260"/>
-      </w:pPr>
-      <w:r>
-        <w:rPr>
-          <w:sz w:val="20"/>
-          <w:szCs w:val="20"/>
-        </w:rPr>
-        <w:t xml:space="preserve">Module 6 – Solvency Metrics &amp; Credit Risk Scoring: DTI and AMB calculation plus the XGBoost risk model.  [Insert screenshot – risk score panel]</w:t>
-      </w:r>
-    </w:p>
-    <w:p>
-      <w:pPr>
-        <w:pStyle w:val="ListParagraph"/>
-        <w:numPr>
-          <w:ilvl w:val="1"/>
-          <w:numId w:val="2"/>
-        </w:numPr>
-        <w:spacing w:after="90" w:line="268"/>
-        <w:ind w:left="820" w:hanging="260"/>
-      </w:pPr>
-      <w:r>
-        <w:rPr>
-          <w:sz w:val="20"/>
-          <w:szCs w:val="20"/>
-        </w:rPr>
-        <w:t xml:space="preserve">Module 7 – Decision Routing Engine: deterministic tri-state matrix (AUTO_APPROVE / MANUAL_REVIEW / REJECT / REJECT_FRAUD_ALERT).  [Insert screenshot – decision panel]</w:t>
-      </w:r>
-    </w:p>
-    <w:p>
-      <w:pPr>
-        <w:pStyle w:val="ListParagraph"/>
-        <w:numPr>
-          <w:ilvl w:val="1"/>
-          <w:numId w:val="2"/>
-        </w:numPr>
-        <w:spacing w:after="90" w:line="268"/>
-        <w:ind w:left="820" w:hanging="260"/>
-      </w:pPr>
-      <w:r>
-        <w:rPr>
-          <w:sz w:val="20"/>
-          <w:szCs w:val="20"/>
-        </w:rPr>
-        <w:t xml:space="preserve">Module 8 – Officer Review &amp; Human-in-the-Loop Confirmation: split-screen workspace (original document vs. ELA heatmap), ledger table, and a mandatory “Confirm &amp; Approve” action even on an AUTO_APPROVE recommendation.  [Insert screenshot – officer queue]</w:t>
-      </w:r>
-    </w:p>
-    <w:p>
-      <w:pPr>
-        <w:pStyle w:val="ListParagraph"/>
-        <w:numPr>
-          <w:ilvl w:val="1"/>
-          <w:numId w:val="2"/>
-        </w:numPr>
-        <w:spacing w:after="90" w:line="268"/>
-        <w:ind w:left="820" w:hanging="260"/>
-      </w:pPr>
-      <w:r>
-        <w:rPr>
-          <w:sz w:val="20"/>
-          <w:szCs w:val="20"/>
-        </w:rPr>
-        <w:t xml:space="preserve">Module 9 – Audit Logging: Write-Once-Read-Many (WORM) audit trail with SHA-256 evidence hashing of every automated check and human decision.  [Insert screenshot – audit trail]</w:t>
-      </w:r>
-    </w:p>
-    <w:p>
-      <w:pPr>
-        <w:spacing w:after="160"/>
-        <w:ind w:left="400"/>
-      </w:pPr>
-      <w:r>
-        <w:rPr>
-          <w:i/>
-          <w:iCs/>
-          <w:color w:val="666666"/>
-          <w:sz w:val="18"/>
-          <w:szCs w:val="18"/>
-        </w:rPr>
-        <w:t xml:space="preserve">Note: screenshots are to be captured from the running application and pasted in place of each bracketed placeholder before submission.</w:t>
-      </w:r>
-    </w:p>
-    <w:p>
-      <w:pPr>
-        <w:pStyle w:val="ListParagraph"/>
-        <w:numPr>
-          <w:ilvl w:val="0"/>
-          <w:numId w:val="2"/>
-        </w:numPr>
-        <w:spacing w:after="90" w:line="268"/>
-      </w:pPr>
-      <w:r>
-        <w:rPr>
-          <w:b/>
-          <w:bCs/>
-          <w:sz w:val="21"/>
-          <w:szCs w:val="21"/>
-        </w:rPr>
-        <w:t xml:space="preserve">Pseudo code for incomplete modules</w:t>
-      </w:r>
-    </w:p>
-    <w:p>
-      <w:pPr>
-        <w:spacing w:after="160" w:line="268"/>
-        <w:ind w:left="400"/>
-      </w:pPr>
-      <w:r>
-        <w:rPr>
-          <w:sz w:val="21"/>
-          <w:szCs w:val="21"/>
-        </w:rPr>
-        <w:t xml:space="preserve">All nine modules from the Week 1–8 work plan in the First Review are functionally complete and tested end-to-end (see Test Cases below); no module remains pending, so no pseudocode is included for this review.</w:t>
-      </w:r>
-    </w:p>
-    <w:p>
-      <w:pPr>
-        <w:spacing w:after="100" w:before="220"/>
-      </w:pPr>
-      <w:r>
-        <w:rPr>
-          <w:b/>
-          <w:bCs/>
-          <w:sz w:val="23"/>
-          <w:szCs w:val="23"/>
-        </w:rPr>
-        <w:t xml:space="preserve">Test Cases</w:t>
+        <w:t xml:space="preserve">The system is organised into three independently deployable tiers, communicating over HTTPS/REST, matching the block diagram proposed in the First Review (Figure 5.1):</w:t>
       </w:r>
     </w:p>
     <w:tbl>
@@ -1452,27 +1167,27 @@
         </w:tblBorders>
       </w:tblPr>
       <w:tblGrid>
-        <w:gridCol w:w="2500"/>
-        <w:gridCol w:w="3850"/>
-        <w:gridCol w:w="3500"/>
+        <w:gridCol w:w="2800"/>
+        <w:gridCol w:w="7050"/>
       </w:tblGrid>
       <w:tr>
         <w:tc>
           <w:tcPr>
-            <w:tcW w:type="dxa" w:w="2500"/>
-            <w:tcBorders>
-              <w:top w:val="single" w:color="000000" w:sz="2"/>
-              <w:left w:val="single" w:color="000000" w:sz="2"/>
-              <w:bottom w:val="single" w:color="000000" w:sz="2"/>
-              <w:right w:val="single" w:color="000000" w:sz="2"/>
-            </w:tcBorders>
-            <w:shd w:fill="E8E8E8" w:val="clear"/>
-            <w:tcMar>
-              <w:top w:type="dxa" w:w="70"/>
-              <w:left w:type="dxa" w:w="90"/>
-              <w:bottom w:type="dxa" w:w="70"/>
-              <w:right w:type="dxa" w:w="90"/>
-            </w:tcMar>
+            <w:tcW w:type="dxa" w:w="2800"/>
+            <w:tcBorders>
+              <w:top w:val="single" w:color="999999" w:sz="2"/>
+              <w:left w:val="single" w:color="999999" w:sz="2"/>
+              <w:bottom w:val="single" w:color="999999" w:sz="2"/>
+              <w:right w:val="single" w:color="999999" w:sz="2"/>
+            </w:tcBorders>
+            <w:shd w:fill="E9ECF8" w:val="clear"/>
+            <w:tcMar>
+              <w:top w:type="dxa" w:w="70"/>
+              <w:left w:type="dxa" w:w="100"/>
+              <w:bottom w:type="dxa" w:w="70"/>
+              <w:right w:type="dxa" w:w="100"/>
+            </w:tcMar>
+            <w:vAlign w:val="center"/>
           </w:tcPr>
           <w:p>
             <w:r>
@@ -1482,26 +1197,27 @@
                 <w:sz w:val="19"/>
                 <w:szCs w:val="19"/>
               </w:rPr>
-              <w:t xml:space="preserve">Input</w:t>
-            </w:r>
-          </w:p>
-        </w:tc>
-        <w:tc>
-          <w:tcPr>
-            <w:tcW w:type="dxa" w:w="3850"/>
-            <w:tcBorders>
-              <w:top w:val="single" w:color="000000" w:sz="2"/>
-              <w:left w:val="single" w:color="000000" w:sz="2"/>
-              <w:bottom w:val="single" w:color="000000" w:sz="2"/>
-              <w:right w:val="single" w:color="000000" w:sz="2"/>
-            </w:tcBorders>
-            <w:shd w:fill="E8E8E8" w:val="clear"/>
-            <w:tcMar>
-              <w:top w:type="dxa" w:w="70"/>
-              <w:left w:type="dxa" w:w="90"/>
-              <w:bottom w:type="dxa" w:w="70"/>
-              <w:right w:type="dxa" w:w="90"/>
-            </w:tcMar>
+              <w:t xml:space="preserve">Tier</w:t>
+            </w:r>
+          </w:p>
+        </w:tc>
+        <w:tc>
+          <w:tcPr>
+            <w:tcW w:type="dxa" w:w="7050"/>
+            <w:tcBorders>
+              <w:top w:val="single" w:color="999999" w:sz="2"/>
+              <w:left w:val="single" w:color="999999" w:sz="2"/>
+              <w:bottom w:val="single" w:color="999999" w:sz="2"/>
+              <w:right w:val="single" w:color="999999" w:sz="2"/>
+            </w:tcBorders>
+            <w:shd w:fill="E9ECF8" w:val="clear"/>
+            <w:tcMar>
+              <w:top w:type="dxa" w:w="70"/>
+              <w:left w:type="dxa" w:w="100"/>
+              <w:bottom w:type="dxa" w:w="70"/>
+              <w:right w:type="dxa" w:w="100"/>
+            </w:tcMar>
+            <w:vAlign w:val="center"/>
           </w:tcPr>
           <w:p>
             <w:r>
@@ -1511,26 +1227,285 @@
                 <w:sz w:val="19"/>
                 <w:szCs w:val="19"/>
               </w:rPr>
-              <w:t xml:space="preserve">What it exercises</w:t>
-            </w:r>
-          </w:p>
-        </w:tc>
-        <w:tc>
-          <w:tcPr>
-            <w:tcW w:type="dxa" w:w="3500"/>
-            <w:tcBorders>
-              <w:top w:val="single" w:color="000000" w:sz="2"/>
-              <w:left w:val="single" w:color="000000" w:sz="2"/>
-              <w:bottom w:val="single" w:color="000000" w:sz="2"/>
-              <w:right w:val="single" w:color="000000" w:sz="2"/>
-            </w:tcBorders>
-            <w:shd w:fill="E8E8E8" w:val="clear"/>
-            <w:tcMar>
-              <w:top w:type="dxa" w:w="70"/>
-              <w:left w:type="dxa" w:w="90"/>
-              <w:bottom w:type="dxa" w:w="70"/>
-              <w:right w:type="dxa" w:w="90"/>
-            </w:tcMar>
+              <w:t xml:space="preserve">Responsibility</w:t>
+            </w:r>
+          </w:p>
+        </w:tc>
+      </w:tr>
+      <w:tr>
+        <w:tc>
+          <w:tcPr>
+            <w:tcW w:type="dxa" w:w="2800"/>
+            <w:tcBorders>
+              <w:top w:val="single" w:color="999999" w:sz="2"/>
+              <w:left w:val="single" w:color="999999" w:sz="2"/>
+              <w:bottom w:val="single" w:color="999999" w:sz="2"/>
+              <w:right w:val="single" w:color="999999" w:sz="2"/>
+            </w:tcBorders>
+            <w:tcMar>
+              <w:top w:type="dxa" w:w="70"/>
+              <w:left w:type="dxa" w:w="100"/>
+              <w:bottom w:type="dxa" w:w="70"/>
+              <w:right w:type="dxa" w:w="100"/>
+            </w:tcMar>
+            <w:vAlign w:val="center"/>
+          </w:tcPr>
+          <w:p>
+            <w:r>
+              <w:rPr>
+                <w:b w:val="false"/>
+                <w:bCs w:val="false"/>
+                <w:sz w:val="19"/>
+                <w:szCs w:val="19"/>
+              </w:rPr>
+              <w:t xml:space="preserve">Presentation (Next.js 14 / React / Tailwind CSS)</w:t>
+            </w:r>
+          </w:p>
+        </w:tc>
+        <w:tc>
+          <w:tcPr>
+            <w:tcW w:type="dxa" w:w="7050"/>
+            <w:tcBorders>
+              <w:top w:val="single" w:color="999999" w:sz="2"/>
+              <w:left w:val="single" w:color="999999" w:sz="2"/>
+              <w:bottom w:val="single" w:color="999999" w:sz="2"/>
+              <w:right w:val="single" w:color="999999" w:sz="2"/>
+            </w:tcBorders>
+            <w:tcMar>
+              <w:top w:type="dxa" w:w="70"/>
+              <w:left w:type="dxa" w:w="100"/>
+              <w:bottom w:type="dxa" w:w="70"/>
+              <w:right w:type="dxa" w:w="100"/>
+            </w:tcMar>
+            <w:vAlign w:val="center"/>
+          </w:tcPr>
+          <w:p>
+            <w:r>
+              <w:rPr>
+                <w:b w:val="false"/>
+                <w:bCs w:val="false"/>
+                <w:sz w:val="19"/>
+                <w:szCs w:val="19"/>
+              </w:rPr>
+              <w:t xml:space="preserve">Applicant portal (apply, upload, track status) and loan officer console (queue, split-screen document/heatmap viewer, ledger table, decision panel, audit trail).</w:t>
+            </w:r>
+          </w:p>
+        </w:tc>
+      </w:tr>
+      <w:tr>
+        <w:tc>
+          <w:tcPr>
+            <w:tcW w:type="dxa" w:w="2800"/>
+            <w:tcBorders>
+              <w:top w:val="single" w:color="999999" w:sz="2"/>
+              <w:left w:val="single" w:color="999999" w:sz="2"/>
+              <w:bottom w:val="single" w:color="999999" w:sz="2"/>
+              <w:right w:val="single" w:color="999999" w:sz="2"/>
+            </w:tcBorders>
+            <w:tcMar>
+              <w:top w:type="dxa" w:w="70"/>
+              <w:left w:type="dxa" w:w="100"/>
+              <w:bottom w:type="dxa" w:w="70"/>
+              <w:right w:type="dxa" w:w="100"/>
+            </w:tcMar>
+            <w:vAlign w:val="center"/>
+          </w:tcPr>
+          <w:p>
+            <w:r>
+              <w:rPr>
+                <w:b w:val="false"/>
+                <w:bCs w:val="false"/>
+                <w:sz w:val="19"/>
+                <w:szCs w:val="19"/>
+              </w:rPr>
+              <w:t xml:space="preserve">API Gateway (Node.js 18 / Express)</w:t>
+            </w:r>
+          </w:p>
+        </w:tc>
+        <w:tc>
+          <w:tcPr>
+            <w:tcW w:type="dxa" w:w="7050"/>
+            <w:tcBorders>
+              <w:top w:val="single" w:color="999999" w:sz="2"/>
+              <w:left w:val="single" w:color="999999" w:sz="2"/>
+              <w:bottom w:val="single" w:color="999999" w:sz="2"/>
+              <w:right w:val="single" w:color="999999" w:sz="2"/>
+            </w:tcBorders>
+            <w:tcMar>
+              <w:top w:type="dxa" w:w="70"/>
+              <w:left w:type="dxa" w:w="100"/>
+              <w:bottom w:type="dxa" w:w="70"/>
+              <w:right w:type="dxa" w:w="100"/>
+            </w:tcMar>
+            <w:vAlign w:val="center"/>
+          </w:tcPr>
+          <w:p>
+            <w:r>
+              <w:rPr>
+                <w:b w:val="false"/>
+                <w:bCs w:val="false"/>
+                <w:sz w:val="19"/>
+                <w:szCs w:val="19"/>
+              </w:rPr>
+              <w:t xml:space="preserve">JWT authentication and role-based access control (Applicant / Officer / Admin), magic-byte file validation, request orchestration, SQLite persistence, asynchronous dispatch of the analysis pipeline.</w:t>
+            </w:r>
+          </w:p>
+        </w:tc>
+      </w:tr>
+      <w:tr>
+        <w:tc>
+          <w:tcPr>
+            <w:tcW w:type="dxa" w:w="2800"/>
+            <w:tcBorders>
+              <w:top w:val="single" w:color="999999" w:sz="2"/>
+              <w:left w:val="single" w:color="999999" w:sz="2"/>
+              <w:bottom w:val="single" w:color="999999" w:sz="2"/>
+              <w:right w:val="single" w:color="999999" w:sz="2"/>
+            </w:tcBorders>
+            <w:tcMar>
+              <w:top w:type="dxa" w:w="70"/>
+              <w:left w:type="dxa" w:w="100"/>
+              <w:bottom w:type="dxa" w:w="70"/>
+              <w:right w:type="dxa" w:w="100"/>
+            </w:tcMar>
+            <w:vAlign w:val="center"/>
+          </w:tcPr>
+          <w:p>
+            <w:r>
+              <w:rPr>
+                <w:b w:val="false"/>
+                <w:bCs w:val="false"/>
+                <w:sz w:val="19"/>
+                <w:szCs w:val="19"/>
+              </w:rPr>
+              <w:t xml:space="preserve">AI &amp; Forensics Microservice (Python 3.11 / FastAPI)</w:t>
+            </w:r>
+          </w:p>
+        </w:tc>
+        <w:tc>
+          <w:tcPr>
+            <w:tcW w:type="dxa" w:w="7050"/>
+            <w:tcBorders>
+              <w:top w:val="single" w:color="999999" w:sz="2"/>
+              <w:left w:val="single" w:color="999999" w:sz="2"/>
+              <w:bottom w:val="single" w:color="999999" w:sz="2"/>
+              <w:right w:val="single" w:color="999999" w:sz="2"/>
+            </w:tcBorders>
+            <w:tcMar>
+              <w:top w:type="dxa" w:w="70"/>
+              <w:left w:type="dxa" w:w="100"/>
+              <w:bottom w:type="dxa" w:w="70"/>
+              <w:right w:type="dxa" w:w="100"/>
+            </w:tcMar>
+            <w:vAlign w:val="center"/>
+          </w:tcPr>
+          <w:p>
+            <w:r>
+              <w:rPr>
+                <w:b w:val="false"/>
+                <w:bCs w:val="false"/>
+                <w:sz w:val="19"/>
+                <w:szCs w:val="19"/>
+              </w:rPr>
+              <w:t xml:space="preserve">PDF structural/metadata inspection, Error Level Analysis, ledger table extraction (pdfplumber + OpenCV-grid + Tesseract OCR fallback), deterministic ledger reconciliation, DTI/AMB calculation, XGBoost credit-risk scoring.</w:t>
+            </w:r>
+          </w:p>
+        </w:tc>
+      </w:tr>
+    </w:tbl>
+    <w:p>
+      <w:pPr>
+        <w:spacing w:before="200"/>
+      </w:pPr>
+    </w:p>
+    <w:p>
+      <w:pPr>
+        <w:spacing w:after="160" w:line="268"/>
+      </w:pPr>
+      <w:r>
+        <w:rPr>
+          <w:sz w:val="20"/>
+          <w:szCs w:val="20"/>
+        </w:rPr>
+        <w:t xml:space="preserve">Why split this way: the gateway owns identity, authorization and persistence; the Python service owns pure computation (OCR, forensics, ML). Each tier is independently developable and testable, and the forensics service has no knowledge of HTTP sessions or the database – it only receives a file buffer and returns a structured verdict.</w:t>
+      </w:r>
+    </w:p>
+    <w:p>
+      <w:pPr>
+        <w:pStyle w:val="Heading2"/>
+        <w:keepNext/>
+        <w:spacing w:after="120" w:before="280"/>
+      </w:pPr>
+      <w:r>
+        <w:rPr>
+          <w:b/>
+          <w:bCs/>
+          <w:color w:val="1E2761"/>
+          <w:sz w:val="24"/>
+          <w:szCs w:val="24"/>
+        </w:rPr>
+        <w:t xml:space="preserve">1.2 Request Flow and Asynchronous Processing</w:t>
+      </w:r>
+    </w:p>
+    <w:p>
+      <w:pPr>
+        <w:spacing w:after="160" w:line="268"/>
+      </w:pPr>
+      <w:r>
+        <w:rPr>
+          <w:sz w:val="20"/>
+          <w:szCs w:val="20"/>
+        </w:rPr>
+        <w:t xml:space="preserve">A key design decision made since the First Review is that document analysis now runs asynchronously rather than blocking the applicant's upload request. Originally, the upload endpoint awaited the entire forensics + ledger + XGBoost pipeline before responding – on a real document this could take several seconds, during which the applicant's browser simply waited with no feedback.</w:t>
+      </w:r>
+    </w:p>
+    <w:p>
+      <w:pPr>
+        <w:spacing w:after="160" w:line="268"/>
+      </w:pPr>
+      <w:r>
+        <w:rPr>
+          <w:sz w:val="20"/>
+          <w:szCs w:val="20"/>
+        </w:rPr>
+        <w:t xml:space="preserve">The upload endpoint now performs only fast, synchronous validation (magic-byte / MIME check, document-type check), immediately marks the application PROCESSING, and responds within milliseconds. The full pipeline then runs in the background; its result is written to the application record, and the frontend polls the application endpoint every 2.5 seconds while the application is not yet in a final state, so the UI updates itself with no further action from the user.</w:t>
+      </w:r>
+    </w:p>
+    <w:tbl>
+      <w:tblPr>
+        <w:tblW w:type="dxa" w:w="9850"/>
+        <w:tblBorders>
+          <w:top w:val="single" w:color="auto" w:sz="4"/>
+          <w:left w:val="single" w:color="auto" w:sz="4"/>
+          <w:bottom w:val="single" w:color="auto" w:sz="4"/>
+          <w:right w:val="single" w:color="auto" w:sz="4"/>
+          <w:insideH w:val="single" w:color="auto" w:sz="4"/>
+          <w:insideV w:val="single" w:color="auto" w:sz="4"/>
+        </w:tblBorders>
+      </w:tblPr>
+      <w:tblGrid>
+        <w:gridCol w:w="1600"/>
+        <w:gridCol w:w="3600"/>
+        <w:gridCol w:w="4650"/>
+      </w:tblGrid>
+      <w:tr>
+        <w:tc>
+          <w:tcPr>
+            <w:tcW w:type="dxa" w:w="1600"/>
+            <w:tcBorders>
+              <w:top w:val="single" w:color="999999" w:sz="2"/>
+              <w:left w:val="single" w:color="999999" w:sz="2"/>
+              <w:bottom w:val="single" w:color="999999" w:sz="2"/>
+              <w:right w:val="single" w:color="999999" w:sz="2"/>
+            </w:tcBorders>
+            <w:shd w:fill="E9ECF8" w:val="clear"/>
+            <w:tcMar>
+              <w:top w:type="dxa" w:w="70"/>
+              <w:left w:type="dxa" w:w="100"/>
+              <w:bottom w:type="dxa" w:w="70"/>
+              <w:right w:type="dxa" w:w="100"/>
+            </w:tcMar>
+            <w:vAlign w:val="center"/>
           </w:tcPr>
           <w:p>
             <w:r>
@@ -1540,7 +1515,67 @@
                 <w:sz w:val="19"/>
                 <w:szCs w:val="19"/>
               </w:rPr>
-              <w:t xml:space="preserve">Expected outcome</w:t>
+              <w:t xml:space="preserve">Step</w:t>
+            </w:r>
+          </w:p>
+        </w:tc>
+        <w:tc>
+          <w:tcPr>
+            <w:tcW w:type="dxa" w:w="3600"/>
+            <w:tcBorders>
+              <w:top w:val="single" w:color="999999" w:sz="2"/>
+              <w:left w:val="single" w:color="999999" w:sz="2"/>
+              <w:bottom w:val="single" w:color="999999" w:sz="2"/>
+              <w:right w:val="single" w:color="999999" w:sz="2"/>
+            </w:tcBorders>
+            <w:shd w:fill="E9ECF8" w:val="clear"/>
+            <w:tcMar>
+              <w:top w:type="dxa" w:w="70"/>
+              <w:left w:type="dxa" w:w="100"/>
+              <w:bottom w:type="dxa" w:w="70"/>
+              <w:right w:type="dxa" w:w="100"/>
+            </w:tcMar>
+            <w:vAlign w:val="center"/>
+          </w:tcPr>
+          <w:p>
+            <w:r>
+              <w:rPr>
+                <w:b/>
+                <w:bCs/>
+                <w:sz w:val="19"/>
+                <w:szCs w:val="19"/>
+              </w:rPr>
+              <w:t xml:space="preserve">Actor</w:t>
+            </w:r>
+          </w:p>
+        </w:tc>
+        <w:tc>
+          <w:tcPr>
+            <w:tcW w:type="dxa" w:w="4650"/>
+            <w:tcBorders>
+              <w:top w:val="single" w:color="999999" w:sz="2"/>
+              <w:left w:val="single" w:color="999999" w:sz="2"/>
+              <w:bottom w:val="single" w:color="999999" w:sz="2"/>
+              <w:right w:val="single" w:color="999999" w:sz="2"/>
+            </w:tcBorders>
+            <w:shd w:fill="E9ECF8" w:val="clear"/>
+            <w:tcMar>
+              <w:top w:type="dxa" w:w="70"/>
+              <w:left w:type="dxa" w:w="100"/>
+              <w:bottom w:type="dxa" w:w="70"/>
+              <w:right w:type="dxa" w:w="100"/>
+            </w:tcMar>
+            <w:vAlign w:val="center"/>
+          </w:tcPr>
+          <w:p>
+            <w:r>
+              <w:rPr>
+                <w:b/>
+                <w:bCs/>
+                <w:sz w:val="19"/>
+                <w:szCs w:val="19"/>
+              </w:rPr>
+              <w:t xml:space="preserve">Action</w:t>
             </w:r>
           </w:p>
         </w:tc>
@@ -1548,79 +1583,88 @@
       <w:tr>
         <w:tc>
           <w:tcPr>
-            <w:tcW w:type="dxa" w:w="2500"/>
-            <w:tcBorders>
-              <w:top w:val="single" w:color="000000" w:sz="2"/>
-              <w:left w:val="single" w:color="000000" w:sz="2"/>
-              <w:bottom w:val="single" w:color="000000" w:sz="2"/>
-              <w:right w:val="single" w:color="000000" w:sz="2"/>
-            </w:tcBorders>
-            <w:tcMar>
-              <w:top w:type="dxa" w:w="70"/>
-              <w:left w:type="dxa" w:w="90"/>
-              <w:bottom w:type="dxa" w:w="70"/>
-              <w:right w:type="dxa" w:w="90"/>
-            </w:tcMar>
-          </w:tcPr>
-          <w:p>
-            <w:r>
-              <w:rPr>
-                <w:sz w:val="19"/>
-                <w:szCs w:val="19"/>
-              </w:rPr>
-              <w:t xml:space="preserve">sample_clean.pdf</w:t>
-            </w:r>
-          </w:p>
-        </w:tc>
-        <w:tc>
-          <w:tcPr>
-            <w:tcW w:type="dxa" w:w="3850"/>
-            <w:tcBorders>
-              <w:top w:val="single" w:color="000000" w:sz="2"/>
-              <w:left w:val="single" w:color="000000" w:sz="2"/>
-              <w:bottom w:val="single" w:color="000000" w:sz="2"/>
-              <w:right w:val="single" w:color="000000" w:sz="2"/>
-            </w:tcBorders>
-            <w:tcMar>
-              <w:top w:type="dxa" w:w="70"/>
-              <w:left w:type="dxa" w:w="90"/>
-              <w:bottom w:type="dxa" w:w="70"/>
-              <w:right w:type="dxa" w:w="90"/>
-            </w:tcMar>
-          </w:tcPr>
-          <w:p>
-            <w:r>
-              <w:rPr>
-                <w:sz w:val="19"/>
-                <w:szCs w:val="19"/>
-              </w:rPr>
-              <w:t xml:space="preserve">Internally consistent ledger; no editing-tool metadata fingerprint</w:t>
-            </w:r>
-          </w:p>
-        </w:tc>
-        <w:tc>
-          <w:tcPr>
-            <w:tcW w:type="dxa" w:w="3500"/>
-            <w:tcBorders>
-              <w:top w:val="single" w:color="000000" w:sz="2"/>
-              <w:left w:val="single" w:color="000000" w:sz="2"/>
-              <w:bottom w:val="single" w:color="000000" w:sz="2"/>
-              <w:right w:val="single" w:color="000000" w:sz="2"/>
-            </w:tcBorders>
-            <w:tcMar>
-              <w:top w:type="dxa" w:w="70"/>
-              <w:left w:type="dxa" w:w="90"/>
-              <w:bottom w:type="dxa" w:w="70"/>
-              <w:right w:type="dxa" w:w="90"/>
-            </w:tcMar>
-          </w:tcPr>
-          <w:p>
-            <w:r>
-              <w:rPr>
-                <w:sz w:val="19"/>
-                <w:szCs w:val="19"/>
-              </w:rPr>
-              <w:t xml:space="preserve">AUTO_APPROVE (officer confirms)</w:t>
+            <w:tcW w:type="dxa" w:w="1600"/>
+            <w:tcBorders>
+              <w:top w:val="single" w:color="999999" w:sz="2"/>
+              <w:left w:val="single" w:color="999999" w:sz="2"/>
+              <w:bottom w:val="single" w:color="999999" w:sz="2"/>
+              <w:right w:val="single" w:color="999999" w:sz="2"/>
+            </w:tcBorders>
+            <w:tcMar>
+              <w:top w:type="dxa" w:w="70"/>
+              <w:left w:type="dxa" w:w="100"/>
+              <w:bottom w:type="dxa" w:w="70"/>
+              <w:right w:type="dxa" w:w="100"/>
+            </w:tcMar>
+            <w:vAlign w:val="center"/>
+          </w:tcPr>
+          <w:p>
+            <w:r>
+              <w:rPr>
+                <w:b w:val="false"/>
+                <w:bCs w:val="false"/>
+                <w:sz w:val="19"/>
+                <w:szCs w:val="19"/>
+              </w:rPr>
+              <w:t xml:space="preserve">1</w:t>
+            </w:r>
+          </w:p>
+        </w:tc>
+        <w:tc>
+          <w:tcPr>
+            <w:tcW w:type="dxa" w:w="3600"/>
+            <w:tcBorders>
+              <w:top w:val="single" w:color="999999" w:sz="2"/>
+              <w:left w:val="single" w:color="999999" w:sz="2"/>
+              <w:bottom w:val="single" w:color="999999" w:sz="2"/>
+              <w:right w:val="single" w:color="999999" w:sz="2"/>
+            </w:tcBorders>
+            <w:tcMar>
+              <w:top w:type="dxa" w:w="70"/>
+              <w:left w:type="dxa" w:w="100"/>
+              <w:bottom w:type="dxa" w:w="70"/>
+              <w:right w:type="dxa" w:w="100"/>
+            </w:tcMar>
+            <w:vAlign w:val="center"/>
+          </w:tcPr>
+          <w:p>
+            <w:r>
+              <w:rPr>
+                <w:b w:val="false"/>
+                <w:bCs w:val="false"/>
+                <w:sz w:val="19"/>
+                <w:szCs w:val="19"/>
+              </w:rPr>
+              <w:t xml:space="preserve">Applicant</w:t>
+            </w:r>
+          </w:p>
+        </w:tc>
+        <w:tc>
+          <w:tcPr>
+            <w:tcW w:type="dxa" w:w="4650"/>
+            <w:tcBorders>
+              <w:top w:val="single" w:color="999999" w:sz="2"/>
+              <w:left w:val="single" w:color="999999" w:sz="2"/>
+              <w:bottom w:val="single" w:color="999999" w:sz="2"/>
+              <w:right w:val="single" w:color="999999" w:sz="2"/>
+            </w:tcBorders>
+            <w:tcMar>
+              <w:top w:type="dxa" w:w="70"/>
+              <w:left w:type="dxa" w:w="100"/>
+              <w:bottom w:type="dxa" w:w="70"/>
+              <w:right w:type="dxa" w:w="100"/>
+            </w:tcMar>
+            <w:vAlign w:val="center"/>
+          </w:tcPr>
+          <w:p>
+            <w:r>
+              <w:rPr>
+                <w:b w:val="false"/>
+                <w:bCs w:val="false"/>
+                <w:sz w:val="19"/>
+                <w:szCs w:val="19"/>
+              </w:rPr>
+              <w:t xml:space="preserve">Submits loan details + uploads a document in one combined form.</w:t>
             </w:r>
           </w:p>
         </w:tc>
@@ -1628,79 +1672,88 @@
       <w:tr>
         <w:tc>
           <w:tcPr>
-            <w:tcW w:type="dxa" w:w="2500"/>
-            <w:tcBorders>
-              <w:top w:val="single" w:color="000000" w:sz="2"/>
-              <w:left w:val="single" w:color="000000" w:sz="2"/>
-              <w:bottom w:val="single" w:color="000000" w:sz="2"/>
-              <w:right w:val="single" w:color="000000" w:sz="2"/>
-            </w:tcBorders>
-            <w:tcMar>
-              <w:top w:type="dxa" w:w="70"/>
-              <w:left w:type="dxa" w:w="90"/>
-              <w:bottom w:type="dxa" w:w="70"/>
-              <w:right w:type="dxa" w:w="90"/>
-            </w:tcMar>
-          </w:tcPr>
-          <w:p>
-            <w:r>
-              <w:rPr>
-                <w:sz w:val="19"/>
-                <w:szCs w:val="19"/>
-              </w:rPr>
-              <w:t xml:space="preserve">sample_tampered.pdf</w:t>
-            </w:r>
-          </w:p>
-        </w:tc>
-        <w:tc>
-          <w:tcPr>
-            <w:tcW w:type="dxa" w:w="3850"/>
-            <w:tcBorders>
-              <w:top w:val="single" w:color="000000" w:sz="2"/>
-              <w:left w:val="single" w:color="000000" w:sz="2"/>
-              <w:bottom w:val="single" w:color="000000" w:sz="2"/>
-              <w:right w:val="single" w:color="000000" w:sz="2"/>
-            </w:tcBorders>
-            <w:tcMar>
-              <w:top w:type="dxa" w:w="70"/>
-              <w:left w:type="dxa" w:w="90"/>
-              <w:bottom w:type="dxa" w:w="70"/>
-              <w:right w:type="dxa" w:w="90"/>
-            </w:tcMar>
-          </w:tcPr>
-          <w:p>
-            <w:r>
-              <w:rPr>
-                <w:sz w:val="19"/>
-                <w:szCs w:val="19"/>
-              </w:rPr>
-              <w:t xml:space="preserve">One balance cell altered – breaks Σ Credit − Debit running-balance check</w:t>
-            </w:r>
-          </w:p>
-        </w:tc>
-        <w:tc>
-          <w:tcPr>
-            <w:tcW w:type="dxa" w:w="3500"/>
-            <w:tcBorders>
-              <w:top w:val="single" w:color="000000" w:sz="2"/>
-              <w:left w:val="single" w:color="000000" w:sz="2"/>
-              <w:bottom w:val="single" w:color="000000" w:sz="2"/>
-              <w:right w:val="single" w:color="000000" w:sz="2"/>
-            </w:tcBorders>
-            <w:tcMar>
-              <w:top w:type="dxa" w:w="70"/>
-              <w:left w:type="dxa" w:w="90"/>
-              <w:bottom w:type="dxa" w:w="70"/>
-              <w:right w:type="dxa" w:w="90"/>
-            </w:tcMar>
-          </w:tcPr>
-          <w:p>
-            <w:r>
-              <w:rPr>
-                <w:sz w:val="19"/>
-                <w:szCs w:val="19"/>
-              </w:rPr>
-              <w:t xml:space="preserve">MANUAL_REVIEW (caught by deterministic ledger math)</w:t>
+            <w:tcW w:type="dxa" w:w="1600"/>
+            <w:tcBorders>
+              <w:top w:val="single" w:color="999999" w:sz="2"/>
+              <w:left w:val="single" w:color="999999" w:sz="2"/>
+              <w:bottom w:val="single" w:color="999999" w:sz="2"/>
+              <w:right w:val="single" w:color="999999" w:sz="2"/>
+            </w:tcBorders>
+            <w:tcMar>
+              <w:top w:type="dxa" w:w="70"/>
+              <w:left w:type="dxa" w:w="100"/>
+              <w:bottom w:type="dxa" w:w="70"/>
+              <w:right w:type="dxa" w:w="100"/>
+            </w:tcMar>
+            <w:vAlign w:val="center"/>
+          </w:tcPr>
+          <w:p>
+            <w:r>
+              <w:rPr>
+                <w:b w:val="false"/>
+                <w:bCs w:val="false"/>
+                <w:sz w:val="19"/>
+                <w:szCs w:val="19"/>
+              </w:rPr>
+              <w:t xml:space="preserve">2</w:t>
+            </w:r>
+          </w:p>
+        </w:tc>
+        <w:tc>
+          <w:tcPr>
+            <w:tcW w:type="dxa" w:w="3600"/>
+            <w:tcBorders>
+              <w:top w:val="single" w:color="999999" w:sz="2"/>
+              <w:left w:val="single" w:color="999999" w:sz="2"/>
+              <w:bottom w:val="single" w:color="999999" w:sz="2"/>
+              <w:right w:val="single" w:color="999999" w:sz="2"/>
+            </w:tcBorders>
+            <w:tcMar>
+              <w:top w:type="dxa" w:w="70"/>
+              <w:left w:type="dxa" w:w="100"/>
+              <w:bottom w:type="dxa" w:w="70"/>
+              <w:right w:type="dxa" w:w="100"/>
+            </w:tcMar>
+            <w:vAlign w:val="center"/>
+          </w:tcPr>
+          <w:p>
+            <w:r>
+              <w:rPr>
+                <w:b w:val="false"/>
+                <w:bCs w:val="false"/>
+                <w:sz w:val="19"/>
+                <w:szCs w:val="19"/>
+              </w:rPr>
+              <w:t xml:space="preserve">Gateway</w:t>
+            </w:r>
+          </w:p>
+        </w:tc>
+        <w:tc>
+          <w:tcPr>
+            <w:tcW w:type="dxa" w:w="4650"/>
+            <w:tcBorders>
+              <w:top w:val="single" w:color="999999" w:sz="2"/>
+              <w:left w:val="single" w:color="999999" w:sz="2"/>
+              <w:bottom w:val="single" w:color="999999" w:sz="2"/>
+              <w:right w:val="single" w:color="999999" w:sz="2"/>
+            </w:tcBorders>
+            <w:tcMar>
+              <w:top w:type="dxa" w:w="70"/>
+              <w:left w:type="dxa" w:w="100"/>
+              <w:bottom w:type="dxa" w:w="70"/>
+              <w:right w:type="dxa" w:w="100"/>
+            </w:tcMar>
+            <w:vAlign w:val="center"/>
+          </w:tcPr>
+          <w:p>
+            <w:r>
+              <w:rPr>
+                <w:b w:val="false"/>
+                <w:bCs w:val="false"/>
+                <w:sz w:val="19"/>
+                <w:szCs w:val="19"/>
+              </w:rPr>
+              <w:t xml:space="preserve">Validates magic bytes, creates the application row, sets status = PROCESSING, responds immediately (HTTP 202).</w:t>
             </w:r>
           </w:p>
         </w:tc>
@@ -1708,79 +1761,88 @@
       <w:tr>
         <w:tc>
           <w:tcPr>
-            <w:tcW w:type="dxa" w:w="2500"/>
-            <w:tcBorders>
-              <w:top w:val="single" w:color="000000" w:sz="2"/>
-              <w:left w:val="single" w:color="000000" w:sz="2"/>
-              <w:bottom w:val="single" w:color="000000" w:sz="2"/>
-              <w:right w:val="single" w:color="000000" w:sz="2"/>
-            </w:tcBorders>
-            <w:tcMar>
-              <w:top w:type="dxa" w:w="70"/>
-              <w:left w:type="dxa" w:w="90"/>
-              <w:bottom w:type="dxa" w:w="70"/>
-              <w:right w:type="dxa" w:w="90"/>
-            </w:tcMar>
-          </w:tcPr>
-          <w:p>
-            <w:r>
-              <w:rPr>
-                <w:sz w:val="19"/>
-                <w:szCs w:val="19"/>
-              </w:rPr>
-              <w:t xml:space="preserve">sample_photoshopped.pdf</w:t>
-            </w:r>
-          </w:p>
-        </w:tc>
-        <w:tc>
-          <w:tcPr>
-            <w:tcW w:type="dxa" w:w="3850"/>
-            <w:tcBorders>
-              <w:top w:val="single" w:color="000000" w:sz="2"/>
-              <w:left w:val="single" w:color="000000" w:sz="2"/>
-              <w:bottom w:val="single" w:color="000000" w:sz="2"/>
-              <w:right w:val="single" w:color="000000" w:sz="2"/>
-            </w:tcBorders>
-            <w:tcMar>
-              <w:top w:type="dxa" w:w="70"/>
-              <w:left w:type="dxa" w:w="90"/>
-              <w:bottom w:type="dxa" w:w="70"/>
-              <w:right w:type="dxa" w:w="90"/>
-            </w:tcMar>
-          </w:tcPr>
-          <w:p>
-            <w:r>
-              <w:rPr>
-                <w:sz w:val="19"/>
-                <w:szCs w:val="19"/>
-              </w:rPr>
-              <w:t xml:space="preserve">Ledger consistent, but /Producer metadata reads “Adobe Photoshop”</w:t>
-            </w:r>
-          </w:p>
-        </w:tc>
-        <w:tc>
-          <w:tcPr>
-            <w:tcW w:type="dxa" w:w="3500"/>
-            <w:tcBorders>
-              <w:top w:val="single" w:color="000000" w:sz="2"/>
-              <w:left w:val="single" w:color="000000" w:sz="2"/>
-              <w:bottom w:val="single" w:color="000000" w:sz="2"/>
-              <w:right w:val="single" w:color="000000" w:sz="2"/>
-            </w:tcBorders>
-            <w:tcMar>
-              <w:top w:type="dxa" w:w="70"/>
-              <w:left w:type="dxa" w:w="90"/>
-              <w:bottom w:type="dxa" w:w="70"/>
-              <w:right w:type="dxa" w:w="90"/>
-            </w:tcMar>
-          </w:tcPr>
-          <w:p>
-            <w:r>
-              <w:rPr>
-                <w:sz w:val="19"/>
-                <w:szCs w:val="19"/>
-              </w:rPr>
-              <w:t xml:space="preserve">REJECT_FRAUD_ALERT (caught by structural PDF inspection)</w:t>
+            <w:tcW w:type="dxa" w:w="1600"/>
+            <w:tcBorders>
+              <w:top w:val="single" w:color="999999" w:sz="2"/>
+              <w:left w:val="single" w:color="999999" w:sz="2"/>
+              <w:bottom w:val="single" w:color="999999" w:sz="2"/>
+              <w:right w:val="single" w:color="999999" w:sz="2"/>
+            </w:tcBorders>
+            <w:tcMar>
+              <w:top w:type="dxa" w:w="70"/>
+              <w:left w:type="dxa" w:w="100"/>
+              <w:bottom w:type="dxa" w:w="70"/>
+              <w:right w:type="dxa" w:w="100"/>
+            </w:tcMar>
+            <w:vAlign w:val="center"/>
+          </w:tcPr>
+          <w:p>
+            <w:r>
+              <w:rPr>
+                <w:b w:val="false"/>
+                <w:bCs w:val="false"/>
+                <w:sz w:val="19"/>
+                <w:szCs w:val="19"/>
+              </w:rPr>
+              <w:t xml:space="preserve">3</w:t>
+            </w:r>
+          </w:p>
+        </w:tc>
+        <w:tc>
+          <w:tcPr>
+            <w:tcW w:type="dxa" w:w="3600"/>
+            <w:tcBorders>
+              <w:top w:val="single" w:color="999999" w:sz="2"/>
+              <w:left w:val="single" w:color="999999" w:sz="2"/>
+              <w:bottom w:val="single" w:color="999999" w:sz="2"/>
+              <w:right w:val="single" w:color="999999" w:sz="2"/>
+            </w:tcBorders>
+            <w:tcMar>
+              <w:top w:type="dxa" w:w="70"/>
+              <w:left w:type="dxa" w:w="100"/>
+              <w:bottom w:type="dxa" w:w="70"/>
+              <w:right w:type="dxa" w:w="100"/>
+            </w:tcMar>
+            <w:vAlign w:val="center"/>
+          </w:tcPr>
+          <w:p>
+            <w:r>
+              <w:rPr>
+                <w:b w:val="false"/>
+                <w:bCs w:val="false"/>
+                <w:sz w:val="19"/>
+                <w:szCs w:val="19"/>
+              </w:rPr>
+              <w:t xml:space="preserve">Gateway → Forensics service</w:t>
+            </w:r>
+          </w:p>
+        </w:tc>
+        <w:tc>
+          <w:tcPr>
+            <w:tcW w:type="dxa" w:w="4650"/>
+            <w:tcBorders>
+              <w:top w:val="single" w:color="999999" w:sz="2"/>
+              <w:left w:val="single" w:color="999999" w:sz="2"/>
+              <w:bottom w:val="single" w:color="999999" w:sz="2"/>
+              <w:right w:val="single" w:color="999999" w:sz="2"/>
+            </w:tcBorders>
+            <w:tcMar>
+              <w:top w:type="dxa" w:w="70"/>
+              <w:left w:type="dxa" w:w="100"/>
+              <w:bottom w:type="dxa" w:w="70"/>
+              <w:right w:type="dxa" w:w="100"/>
+            </w:tcMar>
+            <w:vAlign w:val="center"/>
+          </w:tcPr>
+          <w:p>
+            <w:r>
+              <w:rPr>
+                <w:b w:val="false"/>
+                <w:bCs w:val="false"/>
+                <w:sz w:val="19"/>
+                <w:szCs w:val="19"/>
+              </w:rPr>
+              <w:t xml:space="preserve">Dispatches the file to the FastAPI microservice in the background (not awaited by the HTTP response).</w:t>
             </w:r>
           </w:p>
         </w:tc>
@@ -1788,79 +1850,88 @@
       <w:tr>
         <w:tc>
           <w:tcPr>
-            <w:tcW w:type="dxa" w:w="2500"/>
-            <w:tcBorders>
-              <w:top w:val="single" w:color="000000" w:sz="2"/>
-              <w:left w:val="single" w:color="000000" w:sz="2"/>
-              <w:bottom w:val="single" w:color="000000" w:sz="2"/>
-              <w:right w:val="single" w:color="000000" w:sz="2"/>
-            </w:tcBorders>
-            <w:tcMar>
-              <w:top w:type="dxa" w:w="70"/>
-              <w:left w:type="dxa" w:w="90"/>
-              <w:bottom w:type="dxa" w:w="70"/>
-              <w:right w:type="dxa" w:w="90"/>
-            </w:tcMar>
-          </w:tcPr>
-          <w:p>
-            <w:r>
-              <w:rPr>
-                <w:sz w:val="19"/>
-                <w:szCs w:val="19"/>
-              </w:rPr>
-              <w:t xml:space="preserve">Password-encrypted PDF</w:t>
-            </w:r>
-          </w:p>
-        </w:tc>
-        <w:tc>
-          <w:tcPr>
-            <w:tcW w:type="dxa" w:w="3850"/>
-            <w:tcBorders>
-              <w:top w:val="single" w:color="000000" w:sz="2"/>
-              <w:left w:val="single" w:color="000000" w:sz="2"/>
-              <w:bottom w:val="single" w:color="000000" w:sz="2"/>
-              <w:right w:val="single" w:color="000000" w:sz="2"/>
-            </w:tcBorders>
-            <w:tcMar>
-              <w:top w:type="dxa" w:w="70"/>
-              <w:left w:type="dxa" w:w="90"/>
-              <w:bottom w:type="dxa" w:w="70"/>
-              <w:right w:type="dxa" w:w="90"/>
-            </w:tcMar>
-          </w:tcPr>
-          <w:p>
-            <w:r>
-              <w:rPr>
-                <w:sz w:val="19"/>
-                <w:szCs w:val="19"/>
-              </w:rPr>
-              <w:t xml:space="preserve">Upload with no / wrong password, then correct password</w:t>
-            </w:r>
-          </w:p>
-        </w:tc>
-        <w:tc>
-          <w:tcPr>
-            <w:tcW w:type="dxa" w:w="3500"/>
-            <w:tcBorders>
-              <w:top w:val="single" w:color="000000" w:sz="2"/>
-              <w:left w:val="single" w:color="000000" w:sz="2"/>
-              <w:bottom w:val="single" w:color="000000" w:sz="2"/>
-              <w:right w:val="single" w:color="000000" w:sz="2"/>
-            </w:tcBorders>
-            <w:tcMar>
-              <w:top w:type="dxa" w:w="70"/>
-              <w:left w:type="dxa" w:w="90"/>
-              <w:bottom w:type="dxa" w:w="70"/>
-              <w:right w:type="dxa" w:w="90"/>
-            </w:tcMar>
-          </w:tcPr>
-          <w:p>
-            <w:r>
-              <w:rPr>
-                <w:sz w:val="19"/>
-                <w:szCs w:val="19"/>
-              </w:rPr>
-              <w:t xml:space="preserve">Status becomes PASSWORD_REQUIRED, officer/applicant re-upload succeeds once correct</w:t>
+            <w:tcW w:type="dxa" w:w="1600"/>
+            <w:tcBorders>
+              <w:top w:val="single" w:color="999999" w:sz="2"/>
+              <w:left w:val="single" w:color="999999" w:sz="2"/>
+              <w:bottom w:val="single" w:color="999999" w:sz="2"/>
+              <w:right w:val="single" w:color="999999" w:sz="2"/>
+            </w:tcBorders>
+            <w:tcMar>
+              <w:top w:type="dxa" w:w="70"/>
+              <w:left w:type="dxa" w:w="100"/>
+              <w:bottom w:type="dxa" w:w="70"/>
+              <w:right w:type="dxa" w:w="100"/>
+            </w:tcMar>
+            <w:vAlign w:val="center"/>
+          </w:tcPr>
+          <w:p>
+            <w:r>
+              <w:rPr>
+                <w:b w:val="false"/>
+                <w:bCs w:val="false"/>
+                <w:sz w:val="19"/>
+                <w:szCs w:val="19"/>
+              </w:rPr>
+              <w:t xml:space="preserve">4</w:t>
+            </w:r>
+          </w:p>
+        </w:tc>
+        <w:tc>
+          <w:tcPr>
+            <w:tcW w:type="dxa" w:w="3600"/>
+            <w:tcBorders>
+              <w:top w:val="single" w:color="999999" w:sz="2"/>
+              <w:left w:val="single" w:color="999999" w:sz="2"/>
+              <w:bottom w:val="single" w:color="999999" w:sz="2"/>
+              <w:right w:val="single" w:color="999999" w:sz="2"/>
+            </w:tcBorders>
+            <w:tcMar>
+              <w:top w:type="dxa" w:w="70"/>
+              <w:left w:type="dxa" w:w="100"/>
+              <w:bottom w:type="dxa" w:w="70"/>
+              <w:right w:type="dxa" w:w="100"/>
+            </w:tcMar>
+            <w:vAlign w:val="center"/>
+          </w:tcPr>
+          <w:p>
+            <w:r>
+              <w:rPr>
+                <w:b w:val="false"/>
+                <w:bCs w:val="false"/>
+                <w:sz w:val="19"/>
+                <w:szCs w:val="19"/>
+              </w:rPr>
+              <w:t xml:space="preserve">Forensics service</w:t>
+            </w:r>
+          </w:p>
+        </w:tc>
+        <w:tc>
+          <w:tcPr>
+            <w:tcW w:type="dxa" w:w="4650"/>
+            <w:tcBorders>
+              <w:top w:val="single" w:color="999999" w:sz="2"/>
+              <w:left w:val="single" w:color="999999" w:sz="2"/>
+              <w:bottom w:val="single" w:color="999999" w:sz="2"/>
+              <w:right w:val="single" w:color="999999" w:sz="2"/>
+            </w:tcBorders>
+            <w:tcMar>
+              <w:top w:type="dxa" w:w="70"/>
+              <w:left w:type="dxa" w:w="100"/>
+              <w:bottom w:type="dxa" w:w="70"/>
+              <w:right w:type="dxa" w:w="100"/>
+            </w:tcMar>
+            <w:vAlign w:val="center"/>
+          </w:tcPr>
+          <w:p>
+            <w:r>
+              <w:rPr>
+                <w:b w:val="false"/>
+                <w:bCs w:val="false"/>
+                <w:sz w:val="19"/>
+                <w:szCs w:val="19"/>
+              </w:rPr>
+              <w:t xml:space="preserve">Runs metadata/font inspection, ELA, ledger extraction + reconciliation, DTI/AMB, and calls the XGBoost scorer.</w:t>
             </w:r>
           </w:p>
         </w:tc>
@@ -1868,79 +1939,266 @@
       <w:tr>
         <w:tc>
           <w:tcPr>
-            <w:tcW w:type="dxa" w:w="2500"/>
-            <w:tcBorders>
-              <w:top w:val="single" w:color="000000" w:sz="2"/>
-              <w:left w:val="single" w:color="000000" w:sz="2"/>
-              <w:bottom w:val="single" w:color="000000" w:sz="2"/>
-              <w:right w:val="single" w:color="000000" w:sz="2"/>
-            </w:tcBorders>
-            <w:tcMar>
-              <w:top w:type="dxa" w:w="70"/>
-              <w:left w:type="dxa" w:w="90"/>
-              <w:bottom w:type="dxa" w:w="70"/>
-              <w:right w:type="dxa" w:w="90"/>
-            </w:tcMar>
-          </w:tcPr>
-          <w:p>
-            <w:r>
-              <w:rPr>
-                <w:sz w:val="19"/>
-                <w:szCs w:val="19"/>
-              </w:rPr>
-              <w:t xml:space="preserve">Scanned (image-only) statement</w:t>
-            </w:r>
-          </w:p>
-        </w:tc>
-        <w:tc>
-          <w:tcPr>
-            <w:tcW w:type="dxa" w:w="3850"/>
-            <w:tcBorders>
-              <w:top w:val="single" w:color="000000" w:sz="2"/>
-              <w:left w:val="single" w:color="000000" w:sz="2"/>
-              <w:bottom w:val="single" w:color="000000" w:sz="2"/>
-              <w:right w:val="single" w:color="000000" w:sz="2"/>
-            </w:tcBorders>
-            <w:tcMar>
-              <w:top w:type="dxa" w:w="70"/>
-              <w:left w:type="dxa" w:w="90"/>
-              <w:bottom w:type="dxa" w:w="70"/>
-              <w:right w:type="dxa" w:w="90"/>
-            </w:tcMar>
-          </w:tcPr>
-          <w:p>
-            <w:r>
-              <w:rPr>
-                <w:sz w:val="19"/>
-                <w:szCs w:val="19"/>
-              </w:rPr>
-              <w:t xml:space="preserve">pdfplumber fails → OpenCV-grid + Tesseract OCR fallback path</w:t>
-            </w:r>
-          </w:p>
-        </w:tc>
-        <w:tc>
-          <w:tcPr>
-            <w:tcW w:type="dxa" w:w="3500"/>
-            <w:tcBorders>
-              <w:top w:val="single" w:color="000000" w:sz="2"/>
-              <w:left w:val="single" w:color="000000" w:sz="2"/>
-              <w:bottom w:val="single" w:color="000000" w:sz="2"/>
-              <w:right w:val="single" w:color="000000" w:sz="2"/>
-            </w:tcBorders>
-            <w:tcMar>
-              <w:top w:type="dxa" w:w="70"/>
-              <w:left w:type="dxa" w:w="90"/>
-              <w:bottom w:type="dxa" w:w="70"/>
-              <w:right w:type="dxa" w:w="90"/>
-            </w:tcMar>
-          </w:tcPr>
-          <w:p>
-            <w:r>
-              <w:rPr>
-                <w:sz w:val="19"/>
-                <w:szCs w:val="19"/>
-              </w:rPr>
-              <w:t xml:space="preserve">Rows extracted via OCR; on total extraction failure the application is routed to MANUAL_REVIEW rather than assumed consistent</w:t>
+            <w:tcW w:type="dxa" w:w="1600"/>
+            <w:tcBorders>
+              <w:top w:val="single" w:color="999999" w:sz="2"/>
+              <w:left w:val="single" w:color="999999" w:sz="2"/>
+              <w:bottom w:val="single" w:color="999999" w:sz="2"/>
+              <w:right w:val="single" w:color="999999" w:sz="2"/>
+            </w:tcBorders>
+            <w:tcMar>
+              <w:top w:type="dxa" w:w="70"/>
+              <w:left w:type="dxa" w:w="100"/>
+              <w:bottom w:type="dxa" w:w="70"/>
+              <w:right w:type="dxa" w:w="100"/>
+            </w:tcMar>
+            <w:vAlign w:val="center"/>
+          </w:tcPr>
+          <w:p>
+            <w:r>
+              <w:rPr>
+                <w:b w:val="false"/>
+                <w:bCs w:val="false"/>
+                <w:sz w:val="19"/>
+                <w:szCs w:val="19"/>
+              </w:rPr>
+              <w:t xml:space="preserve">5</w:t>
+            </w:r>
+          </w:p>
+        </w:tc>
+        <w:tc>
+          <w:tcPr>
+            <w:tcW w:type="dxa" w:w="3600"/>
+            <w:tcBorders>
+              <w:top w:val="single" w:color="999999" w:sz="2"/>
+              <w:left w:val="single" w:color="999999" w:sz="2"/>
+              <w:bottom w:val="single" w:color="999999" w:sz="2"/>
+              <w:right w:val="single" w:color="999999" w:sz="2"/>
+            </w:tcBorders>
+            <w:tcMar>
+              <w:top w:type="dxa" w:w="70"/>
+              <w:left w:type="dxa" w:w="100"/>
+              <w:bottom w:type="dxa" w:w="70"/>
+              <w:right w:type="dxa" w:w="100"/>
+            </w:tcMar>
+            <w:vAlign w:val="center"/>
+          </w:tcPr>
+          <w:p>
+            <w:r>
+              <w:rPr>
+                <w:b w:val="false"/>
+                <w:bCs w:val="false"/>
+                <w:sz w:val="19"/>
+                <w:szCs w:val="19"/>
+              </w:rPr>
+              <w:t xml:space="preserve">Gateway</w:t>
+            </w:r>
+          </w:p>
+        </w:tc>
+        <w:tc>
+          <w:tcPr>
+            <w:tcW w:type="dxa" w:w="4650"/>
+            <w:tcBorders>
+              <w:top w:val="single" w:color="999999" w:sz="2"/>
+              <w:left w:val="single" w:color="999999" w:sz="2"/>
+              <w:bottom w:val="single" w:color="999999" w:sz="2"/>
+              <w:right w:val="single" w:color="999999" w:sz="2"/>
+            </w:tcBorders>
+            <w:tcMar>
+              <w:top w:type="dxa" w:w="70"/>
+              <w:left w:type="dxa" w:w="100"/>
+              <w:bottom w:type="dxa" w:w="70"/>
+              <w:right w:type="dxa" w:w="100"/>
+            </w:tcMar>
+            <w:vAlign w:val="center"/>
+          </w:tcPr>
+          <w:p>
+            <w:r>
+              <w:rPr>
+                <w:b w:val="false"/>
+                <w:bCs w:val="false"/>
+                <w:sz w:val="19"/>
+                <w:szCs w:val="19"/>
+              </w:rPr>
+              <w:t xml:space="preserve">Persists the result, computes the routing decision, writes a WORM audit-log entry, updates application status.</w:t>
+            </w:r>
+          </w:p>
+        </w:tc>
+      </w:tr>
+      <w:tr>
+        <w:tc>
+          <w:tcPr>
+            <w:tcW w:type="dxa" w:w="1600"/>
+            <w:tcBorders>
+              <w:top w:val="single" w:color="999999" w:sz="2"/>
+              <w:left w:val="single" w:color="999999" w:sz="2"/>
+              <w:bottom w:val="single" w:color="999999" w:sz="2"/>
+              <w:right w:val="single" w:color="999999" w:sz="2"/>
+            </w:tcBorders>
+            <w:tcMar>
+              <w:top w:type="dxa" w:w="70"/>
+              <w:left w:type="dxa" w:w="100"/>
+              <w:bottom w:type="dxa" w:w="70"/>
+              <w:right w:type="dxa" w:w="100"/>
+            </w:tcMar>
+            <w:vAlign w:val="center"/>
+          </w:tcPr>
+          <w:p>
+            <w:r>
+              <w:rPr>
+                <w:b w:val="false"/>
+                <w:bCs w:val="false"/>
+                <w:sz w:val="19"/>
+                <w:szCs w:val="19"/>
+              </w:rPr>
+              <w:t xml:space="preserve">6</w:t>
+            </w:r>
+          </w:p>
+        </w:tc>
+        <w:tc>
+          <w:tcPr>
+            <w:tcW w:type="dxa" w:w="3600"/>
+            <w:tcBorders>
+              <w:top w:val="single" w:color="999999" w:sz="2"/>
+              <w:left w:val="single" w:color="999999" w:sz="2"/>
+              <w:bottom w:val="single" w:color="999999" w:sz="2"/>
+              <w:right w:val="single" w:color="999999" w:sz="2"/>
+            </w:tcBorders>
+            <w:tcMar>
+              <w:top w:type="dxa" w:w="70"/>
+              <w:left w:type="dxa" w:w="100"/>
+              <w:bottom w:type="dxa" w:w="70"/>
+              <w:right w:type="dxa" w:w="100"/>
+            </w:tcMar>
+            <w:vAlign w:val="center"/>
+          </w:tcPr>
+          <w:p>
+            <w:r>
+              <w:rPr>
+                <w:b w:val="false"/>
+                <w:bCs w:val="false"/>
+                <w:sz w:val="19"/>
+                <w:szCs w:val="19"/>
+              </w:rPr>
+              <w:t xml:space="preserve">Frontend (polling)</w:t>
+            </w:r>
+          </w:p>
+        </w:tc>
+        <w:tc>
+          <w:tcPr>
+            <w:tcW w:type="dxa" w:w="4650"/>
+            <w:tcBorders>
+              <w:top w:val="single" w:color="999999" w:sz="2"/>
+              <w:left w:val="single" w:color="999999" w:sz="2"/>
+              <w:bottom w:val="single" w:color="999999" w:sz="2"/>
+              <w:right w:val="single" w:color="999999" w:sz="2"/>
+            </w:tcBorders>
+            <w:tcMar>
+              <w:top w:type="dxa" w:w="70"/>
+              <w:left w:type="dxa" w:w="100"/>
+              <w:bottom w:type="dxa" w:w="70"/>
+              <w:right w:type="dxa" w:w="100"/>
+            </w:tcMar>
+            <w:vAlign w:val="center"/>
+          </w:tcPr>
+          <w:p>
+            <w:r>
+              <w:rPr>
+                <w:b w:val="false"/>
+                <w:bCs w:val="false"/>
+                <w:sz w:val="19"/>
+                <w:szCs w:val="19"/>
+              </w:rPr>
+              <w:t xml:space="preserve">Applicant and officer views refresh automatically; the officer sees the full evidence set, the applicant sees only a status timeline.</w:t>
+            </w:r>
+          </w:p>
+        </w:tc>
+      </w:tr>
+      <w:tr>
+        <w:tc>
+          <w:tcPr>
+            <w:tcW w:type="dxa" w:w="1600"/>
+            <w:tcBorders>
+              <w:top w:val="single" w:color="999999" w:sz="2"/>
+              <w:left w:val="single" w:color="999999" w:sz="2"/>
+              <w:bottom w:val="single" w:color="999999" w:sz="2"/>
+              <w:right w:val="single" w:color="999999" w:sz="2"/>
+            </w:tcBorders>
+            <w:tcMar>
+              <w:top w:type="dxa" w:w="70"/>
+              <w:left w:type="dxa" w:w="100"/>
+              <w:bottom w:type="dxa" w:w="70"/>
+              <w:right w:type="dxa" w:w="100"/>
+            </w:tcMar>
+            <w:vAlign w:val="center"/>
+          </w:tcPr>
+          <w:p>
+            <w:r>
+              <w:rPr>
+                <w:b w:val="false"/>
+                <w:bCs w:val="false"/>
+                <w:sz w:val="19"/>
+                <w:szCs w:val="19"/>
+              </w:rPr>
+              <w:t xml:space="preserve">7</w:t>
+            </w:r>
+          </w:p>
+        </w:tc>
+        <w:tc>
+          <w:tcPr>
+            <w:tcW w:type="dxa" w:w="3600"/>
+            <w:tcBorders>
+              <w:top w:val="single" w:color="999999" w:sz="2"/>
+              <w:left w:val="single" w:color="999999" w:sz="2"/>
+              <w:bottom w:val="single" w:color="999999" w:sz="2"/>
+              <w:right w:val="single" w:color="999999" w:sz="2"/>
+            </w:tcBorders>
+            <w:tcMar>
+              <w:top w:type="dxa" w:w="70"/>
+              <w:left w:type="dxa" w:w="100"/>
+              <w:bottom w:type="dxa" w:w="70"/>
+              <w:right w:type="dxa" w:w="100"/>
+            </w:tcMar>
+            <w:vAlign w:val="center"/>
+          </w:tcPr>
+          <w:p>
+            <w:r>
+              <w:rPr>
+                <w:b w:val="false"/>
+                <w:bCs w:val="false"/>
+                <w:sz w:val="19"/>
+                <w:szCs w:val="19"/>
+              </w:rPr>
+              <w:t xml:space="preserve">Officer</w:t>
+            </w:r>
+          </w:p>
+        </w:tc>
+        <w:tc>
+          <w:tcPr>
+            <w:tcW w:type="dxa" w:w="4650"/>
+            <w:tcBorders>
+              <w:top w:val="single" w:color="999999" w:sz="2"/>
+              <w:left w:val="single" w:color="999999" w:sz="2"/>
+              <w:bottom w:val="single" w:color="999999" w:sz="2"/>
+              <w:right w:val="single" w:color="999999" w:sz="2"/>
+            </w:tcBorders>
+            <w:tcMar>
+              <w:top w:type="dxa" w:w="70"/>
+              <w:left w:type="dxa" w:w="100"/>
+              <w:bottom w:type="dxa" w:w="70"/>
+              <w:right w:type="dxa" w:w="100"/>
+            </w:tcMar>
+            <w:vAlign w:val="center"/>
+          </w:tcPr>
+          <w:p>
+            <w:r>
+              <w:rPr>
+                <w:b w:val="false"/>
+                <w:bCs w:val="false"/>
+                <w:sz w:val="19"/>
+                <w:szCs w:val="19"/>
+              </w:rPr>
+              <w:t xml:space="preserve">Confirms (one click for AUTO_APPROVE) or manually reviews / overrides / rejects; this decision is itself audit-logged.</w:t>
             </w:r>
           </w:p>
         </w:tc>
@@ -1948,28 +2206,36 @@
     </w:tbl>
     <w:p>
       <w:pPr>
-        <w:spacing w:after="0" w:before="160"/>
-      </w:pPr>
-      <w:r>
-        <w:rPr>
-          <w:sz w:val="19"/>
-          <w:szCs w:val="19"/>
-        </w:rPr>
-        <w:t xml:space="preserve">Additional verification: Playwright browser smoke tests for the applicant flow (register → apply → upload → view result) and the officer flow (login → queue → detail → confirm decision) run against the live application; a live end-to-end timing check confirmed the upload request now returns in well under 100ms, with the full pipeline result appearing a few seconds later via polling.</w:t>
-      </w:r>
-    </w:p>
-    <w:p>
-      <w:pPr>
-        <w:spacing w:after="100" w:before="220"/>
+        <w:spacing w:before="200"/>
+      </w:pPr>
+    </w:p>
+    <w:p>
+      <w:pPr>
+        <w:spacing w:after="160" w:line="268"/>
+      </w:pPr>
+      <w:r>
+        <w:rPr>
+          <w:sz w:val="20"/>
+          <w:szCs w:val="20"/>
+        </w:rPr>
+        <w:t xml:space="preserve">This change was verified with a live timing test against the running services: the upload request returned in under 50 milliseconds in every trial, with the full pipeline result (forensics + ledger + credit score) appearing a few seconds later purely through polling – no page refresh or resubmission required.</w:t>
+      </w:r>
+    </w:p>
+    <w:p>
+      <w:pPr>
+        <w:pStyle w:val="Heading2"/>
+        <w:keepNext/>
+        <w:spacing w:after="120" w:before="280"/>
       </w:pPr>
       <w:r>
         <w:rPr>
           <w:b/>
           <w:bCs/>
-          <w:sz w:val="23"/>
-          <w:szCs w:val="23"/>
-        </w:rPr>
-        <w:t xml:space="preserve">Deviation if any and justification</w:t>
+          <w:color w:val="1E2761"/>
+          <w:sz w:val="24"/>
+          <w:szCs w:val="24"/>
+        </w:rPr>
+        <w:t xml:space="preserve">1.3 Authentication, Authorization and Input Safety</w:t>
       </w:r>
     </w:p>
     <w:p>
@@ -1983,10 +2249,10 @@
       </w:pPr>
       <w:r>
         <w:rPr>
-          <w:sz w:val="21"/>
-          <w:szCs w:val="21"/>
-        </w:rPr>
-        <w:t xml:space="preserve">Database: the First Review proposed MySQL 8.0; the implementation uses SQLite instead, since the current scope is a single-user local prototype with no concurrent-write or multi-tenant requirement to justify a server-based RDBMS. Migrating to MySQL remains straightforward if the scope grows.</w:t>
+          <w:sz w:val="20"/>
+          <w:szCs w:val="20"/>
+        </w:rPr>
+        <w:t xml:space="preserve">JWT-based authentication; tokens carry the user's id and role and are validated on every API route.</w:t>
       </w:r>
     </w:p>
     <w:p>
@@ -2000,10 +2266,10 @@
       </w:pPr>
       <w:r>
         <w:rPr>
-          <w:sz w:val="21"/>
-          <w:szCs w:val="21"/>
-        </w:rPr>
-        <w:t xml:space="preserve">Fraud-decision gating for Error Level Analysis: the First Review's decision framework (Section 5) treats any confirmed tamper flag – metadata or ELA – as an automatic REJECT_FRAUD_ALERT. In implementation, ELA was deliberately kept diagnostic-only (shown to the officer as a heatmap) rather than auto-gating, because it produces false positives on clean, sharply-scanned documents. Only the two fully deterministic signals – PDF metadata/font fingerprinting and ledger-math reconciliation – are allowed to drive an automatic decision.</w:t>
+          <w:sz w:val="20"/>
+          <w:szCs w:val="20"/>
+        </w:rPr>
+        <w:t xml:space="preserve">Role-based access control: an Applicant can only see and act on their own applications; only Officer/Admin roles can issue a decision; the applicant view deliberately omits forensic internals (heatmap, metadata flags, ledger breakdown) – it only ever shows a status timeline and the final outcome.</w:t>
       </w:r>
     </w:p>
     <w:p>
@@ -2017,10 +2283,10 @@
       </w:pPr>
       <w:r>
         <w:rPr>
-          <w:sz w:val="21"/>
-          <w:szCs w:val="21"/>
-        </w:rPr>
-        <w:t xml:space="preserve">Credit-risk training data: the XGBoost model is trained on the public “Give Me Some Credit” dataset rather than real underwriting outcomes, since no proprietary lending data is available at the prototype stage; scores are illustrative of the ML layer, not production-calibrated.</w:t>
+          <w:sz w:val="20"/>
+          <w:szCs w:val="20"/>
+        </w:rPr>
+        <w:t xml:space="preserve">Magic-byte validation on every upload: the first bytes of the file buffer are checked against known signatures (%PDF-, \xFF\xD8\xFF for JPEG, the PNG signature) before the file is forwarded anywhere – a renamed executable or script cannot pass as a document.</w:t>
       </w:r>
     </w:p>
     <w:p>
@@ -2034,10 +2300,1806 @@
       </w:pPr>
       <w:r>
         <w:rPr>
-          <w:sz w:val="21"/>
-          <w:szCs w:val="21"/>
-        </w:rPr>
-        <w:t xml:space="preserve">Persistence schema: the First Review's ER diagram stores forensicResult / financialAnalysis / riskAssessment as JSON columns on applications; the implementation instead uses flat typed columns (isTampered, calculatedDTI, creditScore, etc.) for simpler querying and validation at this scale.</w:t>
+          <w:sz w:val="20"/>
+          <w:szCs w:val="20"/>
+        </w:rPr>
+        <w:t xml:space="preserve">Password-protected PDFs: a session-only passphrase is accepted on upload and used once for that request; it is never written to disk, the database, or a log line. If a document turns out to be encrypted and no password (or the wrong one) was supplied, the application status becomes PASSWORD_REQUIRED and the same upload widget reappears for a retry – the applicant never loses their in-progress application.</w:t>
+      </w:r>
+    </w:p>
+    <w:p>
+      <w:pPr>
+        <w:pStyle w:val="Heading2"/>
+        <w:keepNext/>
+        <w:spacing w:after="120" w:before="280"/>
+      </w:pPr>
+      <w:r>
+        <w:rPr>
+          <w:b/>
+          <w:bCs/>
+          <w:color w:val="1E2761"/>
+          <w:sz w:val="24"/>
+          <w:szCs w:val="24"/>
+        </w:rPr>
+        <w:t xml:space="preserve">1.4 Decision Routing Matrix</w:t>
+      </w:r>
+    </w:p>
+    <w:p>
+      <w:pPr>
+        <w:spacing w:after="160" w:line="268"/>
+      </w:pPr>
+      <w:r>
+        <w:rPr>
+          <w:sz w:val="20"/>
+          <w:szCs w:val="20"/>
+        </w:rPr>
+        <w:t xml:space="preserve">Three independent signals – structural/metadata forensics, ledger-math consistency, and the XGBoost credit score – are combined into one of four outcomes. Only the two fully deterministic checks (metadata fingerprinting and ledger arithmetic) are permitted to drive an automatic reject/fraud-alert; Error Level Analysis is treated as a diagnostic aid shown to the officer rather than an auto-gate, since it produces false positives on clean, sharply-scanned documents – a deliberate deviation from the First Review's original decision table, explained further in the Deviation section of the main Second Review Report.</w:t>
+      </w:r>
+    </w:p>
+    <w:tbl>
+      <w:tblPr>
+        <w:tblW w:type="dxa" w:w="9850"/>
+        <w:tblBorders>
+          <w:top w:val="single" w:color="auto" w:sz="4"/>
+          <w:left w:val="single" w:color="auto" w:sz="4"/>
+          <w:bottom w:val="single" w:color="auto" w:sz="4"/>
+          <w:right w:val="single" w:color="auto" w:sz="4"/>
+          <w:insideH w:val="single" w:color="auto" w:sz="4"/>
+          <w:insideV w:val="single" w:color="auto" w:sz="4"/>
+        </w:tblBorders>
+      </w:tblPr>
+      <w:tblGrid>
+        <w:gridCol w:w="2700"/>
+        <w:gridCol w:w="2300"/>
+        <w:gridCol w:w="2300"/>
+        <w:gridCol w:w="2550"/>
+      </w:tblGrid>
+      <w:tr>
+        <w:tc>
+          <w:tcPr>
+            <w:tcW w:type="dxa" w:w="2700"/>
+            <w:tcBorders>
+              <w:top w:val="single" w:color="999999" w:sz="2"/>
+              <w:left w:val="single" w:color="999999" w:sz="2"/>
+              <w:bottom w:val="single" w:color="999999" w:sz="2"/>
+              <w:right w:val="single" w:color="999999" w:sz="2"/>
+            </w:tcBorders>
+            <w:shd w:fill="E9ECF8" w:val="clear"/>
+            <w:tcMar>
+              <w:top w:type="dxa" w:w="70"/>
+              <w:left w:type="dxa" w:w="100"/>
+              <w:bottom w:type="dxa" w:w="70"/>
+              <w:right w:type="dxa" w:w="100"/>
+            </w:tcMar>
+            <w:vAlign w:val="center"/>
+          </w:tcPr>
+          <w:p>
+            <w:r>
+              <w:rPr>
+                <w:b/>
+                <w:bCs/>
+                <w:sz w:val="19"/>
+                <w:szCs w:val="19"/>
+              </w:rPr>
+              <w:t xml:space="preserve">Metadata / Font Flag</w:t>
+            </w:r>
+          </w:p>
+        </w:tc>
+        <w:tc>
+          <w:tcPr>
+            <w:tcW w:type="dxa" w:w="2300"/>
+            <w:tcBorders>
+              <w:top w:val="single" w:color="999999" w:sz="2"/>
+              <w:left w:val="single" w:color="999999" w:sz="2"/>
+              <w:bottom w:val="single" w:color="999999" w:sz="2"/>
+              <w:right w:val="single" w:color="999999" w:sz="2"/>
+            </w:tcBorders>
+            <w:shd w:fill="E9ECF8" w:val="clear"/>
+            <w:tcMar>
+              <w:top w:type="dxa" w:w="70"/>
+              <w:left w:type="dxa" w:w="100"/>
+              <w:bottom w:type="dxa" w:w="70"/>
+              <w:right w:type="dxa" w:w="100"/>
+            </w:tcMar>
+            <w:vAlign w:val="center"/>
+          </w:tcPr>
+          <w:p>
+            <w:r>
+              <w:rPr>
+                <w:b/>
+                <w:bCs/>
+                <w:sz w:val="19"/>
+                <w:szCs w:val="19"/>
+              </w:rPr>
+              <w:t xml:space="preserve">Ledger Math</w:t>
+            </w:r>
+          </w:p>
+        </w:tc>
+        <w:tc>
+          <w:tcPr>
+            <w:tcW w:type="dxa" w:w="2300"/>
+            <w:tcBorders>
+              <w:top w:val="single" w:color="999999" w:sz="2"/>
+              <w:left w:val="single" w:color="999999" w:sz="2"/>
+              <w:bottom w:val="single" w:color="999999" w:sz="2"/>
+              <w:right w:val="single" w:color="999999" w:sz="2"/>
+            </w:tcBorders>
+            <w:shd w:fill="E9ECF8" w:val="clear"/>
+            <w:tcMar>
+              <w:top w:type="dxa" w:w="70"/>
+              <w:left w:type="dxa" w:w="100"/>
+              <w:bottom w:type="dxa" w:w="70"/>
+              <w:right w:type="dxa" w:w="100"/>
+            </w:tcMar>
+            <w:vAlign w:val="center"/>
+          </w:tcPr>
+          <w:p>
+            <w:r>
+              <w:rPr>
+                <w:b/>
+                <w:bCs/>
+                <w:sz w:val="19"/>
+                <w:szCs w:val="19"/>
+              </w:rPr>
+              <w:t xml:space="preserve">Credit Score</w:t>
+            </w:r>
+          </w:p>
+        </w:tc>
+        <w:tc>
+          <w:tcPr>
+            <w:tcW w:type="dxa" w:w="2550"/>
+            <w:tcBorders>
+              <w:top w:val="single" w:color="999999" w:sz="2"/>
+              <w:left w:val="single" w:color="999999" w:sz="2"/>
+              <w:bottom w:val="single" w:color="999999" w:sz="2"/>
+              <w:right w:val="single" w:color="999999" w:sz="2"/>
+            </w:tcBorders>
+            <w:shd w:fill="E9ECF8" w:val="clear"/>
+            <w:tcMar>
+              <w:top w:type="dxa" w:w="70"/>
+              <w:left w:type="dxa" w:w="100"/>
+              <w:bottom w:type="dxa" w:w="70"/>
+              <w:right w:type="dxa" w:w="100"/>
+            </w:tcMar>
+            <w:vAlign w:val="center"/>
+          </w:tcPr>
+          <w:p>
+            <w:r>
+              <w:rPr>
+                <w:b/>
+                <w:bCs/>
+                <w:sz w:val="19"/>
+                <w:szCs w:val="19"/>
+              </w:rPr>
+              <w:t xml:space="preserve">Routing</w:t>
+            </w:r>
+          </w:p>
+        </w:tc>
+      </w:tr>
+      <w:tr>
+        <w:tc>
+          <w:tcPr>
+            <w:tcW w:type="dxa" w:w="2700"/>
+            <w:tcBorders>
+              <w:top w:val="single" w:color="999999" w:sz="2"/>
+              <w:left w:val="single" w:color="999999" w:sz="2"/>
+              <w:bottom w:val="single" w:color="999999" w:sz="2"/>
+              <w:right w:val="single" w:color="999999" w:sz="2"/>
+            </w:tcBorders>
+            <w:tcMar>
+              <w:top w:type="dxa" w:w="70"/>
+              <w:left w:type="dxa" w:w="100"/>
+              <w:bottom w:type="dxa" w:w="70"/>
+              <w:right w:type="dxa" w:w="100"/>
+            </w:tcMar>
+            <w:vAlign w:val="center"/>
+          </w:tcPr>
+          <w:p>
+            <w:r>
+              <w:rPr>
+                <w:b w:val="false"/>
+                <w:bCs w:val="false"/>
+                <w:sz w:val="19"/>
+                <w:szCs w:val="19"/>
+              </w:rPr>
+              <w:t xml:space="preserve">Tampered</w:t>
+            </w:r>
+          </w:p>
+        </w:tc>
+        <w:tc>
+          <w:tcPr>
+            <w:tcW w:type="dxa" w:w="2300"/>
+            <w:tcBorders>
+              <w:top w:val="single" w:color="999999" w:sz="2"/>
+              <w:left w:val="single" w:color="999999" w:sz="2"/>
+              <w:bottom w:val="single" w:color="999999" w:sz="2"/>
+              <w:right w:val="single" w:color="999999" w:sz="2"/>
+            </w:tcBorders>
+            <w:tcMar>
+              <w:top w:type="dxa" w:w="70"/>
+              <w:left w:type="dxa" w:w="100"/>
+              <w:bottom w:type="dxa" w:w="70"/>
+              <w:right w:type="dxa" w:w="100"/>
+            </w:tcMar>
+            <w:vAlign w:val="center"/>
+          </w:tcPr>
+          <w:p>
+            <w:r>
+              <w:rPr>
+                <w:b w:val="false"/>
+                <w:bCs w:val="false"/>
+                <w:sz w:val="19"/>
+                <w:szCs w:val="19"/>
+              </w:rPr>
+              <w:t xml:space="preserve">Any</w:t>
+            </w:r>
+          </w:p>
+        </w:tc>
+        <w:tc>
+          <w:tcPr>
+            <w:tcW w:type="dxa" w:w="2300"/>
+            <w:tcBorders>
+              <w:top w:val="single" w:color="999999" w:sz="2"/>
+              <w:left w:val="single" w:color="999999" w:sz="2"/>
+              <w:bottom w:val="single" w:color="999999" w:sz="2"/>
+              <w:right w:val="single" w:color="999999" w:sz="2"/>
+            </w:tcBorders>
+            <w:tcMar>
+              <w:top w:type="dxa" w:w="70"/>
+              <w:left w:type="dxa" w:w="100"/>
+              <w:bottom w:type="dxa" w:w="70"/>
+              <w:right w:type="dxa" w:w="100"/>
+            </w:tcMar>
+            <w:vAlign w:val="center"/>
+          </w:tcPr>
+          <w:p>
+            <w:r>
+              <w:rPr>
+                <w:b w:val="false"/>
+                <w:bCs w:val="false"/>
+                <w:sz w:val="19"/>
+                <w:szCs w:val="19"/>
+              </w:rPr>
+              <w:t xml:space="preserve">Any</w:t>
+            </w:r>
+          </w:p>
+        </w:tc>
+        <w:tc>
+          <w:tcPr>
+            <w:tcW w:type="dxa" w:w="2550"/>
+            <w:tcBorders>
+              <w:top w:val="single" w:color="999999" w:sz="2"/>
+              <w:left w:val="single" w:color="999999" w:sz="2"/>
+              <w:bottom w:val="single" w:color="999999" w:sz="2"/>
+              <w:right w:val="single" w:color="999999" w:sz="2"/>
+            </w:tcBorders>
+            <w:tcMar>
+              <w:top w:type="dxa" w:w="70"/>
+              <w:left w:type="dxa" w:w="100"/>
+              <w:bottom w:type="dxa" w:w="70"/>
+              <w:right w:type="dxa" w:w="100"/>
+            </w:tcMar>
+            <w:vAlign w:val="center"/>
+          </w:tcPr>
+          <w:p>
+            <w:r>
+              <w:rPr>
+                <w:b w:val="false"/>
+                <w:bCs w:val="false"/>
+                <w:sz w:val="19"/>
+                <w:szCs w:val="19"/>
+              </w:rPr>
+              <w:t xml:space="preserve">REJECT_FRAUD_ALERT</w:t>
+            </w:r>
+          </w:p>
+        </w:tc>
+      </w:tr>
+      <w:tr>
+        <w:tc>
+          <w:tcPr>
+            <w:tcW w:type="dxa" w:w="2700"/>
+            <w:tcBorders>
+              <w:top w:val="single" w:color="999999" w:sz="2"/>
+              <w:left w:val="single" w:color="999999" w:sz="2"/>
+              <w:bottom w:val="single" w:color="999999" w:sz="2"/>
+              <w:right w:val="single" w:color="999999" w:sz="2"/>
+            </w:tcBorders>
+            <w:tcMar>
+              <w:top w:type="dxa" w:w="70"/>
+              <w:left w:type="dxa" w:w="100"/>
+              <w:bottom w:type="dxa" w:w="70"/>
+              <w:right w:type="dxa" w:w="100"/>
+            </w:tcMar>
+            <w:vAlign w:val="center"/>
+          </w:tcPr>
+          <w:p>
+            <w:r>
+              <w:rPr>
+                <w:b w:val="false"/>
+                <w:bCs w:val="false"/>
+                <w:sz w:val="19"/>
+                <w:szCs w:val="19"/>
+              </w:rPr>
+              <w:t xml:space="preserve">Clean</w:t>
+            </w:r>
+          </w:p>
+        </w:tc>
+        <w:tc>
+          <w:tcPr>
+            <w:tcW w:type="dxa" w:w="2300"/>
+            <w:tcBorders>
+              <w:top w:val="single" w:color="999999" w:sz="2"/>
+              <w:left w:val="single" w:color="999999" w:sz="2"/>
+              <w:bottom w:val="single" w:color="999999" w:sz="2"/>
+              <w:right w:val="single" w:color="999999" w:sz="2"/>
+            </w:tcBorders>
+            <w:tcMar>
+              <w:top w:type="dxa" w:w="70"/>
+              <w:left w:type="dxa" w:w="100"/>
+              <w:bottom w:type="dxa" w:w="70"/>
+              <w:right w:type="dxa" w:w="100"/>
+            </w:tcMar>
+            <w:vAlign w:val="center"/>
+          </w:tcPr>
+          <w:p>
+            <w:r>
+              <w:rPr>
+                <w:b w:val="false"/>
+                <w:bCs w:val="false"/>
+                <w:sz w:val="19"/>
+                <w:szCs w:val="19"/>
+              </w:rPr>
+              <w:t xml:space="preserve">Drift / unverifiable</w:t>
+            </w:r>
+          </w:p>
+        </w:tc>
+        <w:tc>
+          <w:tcPr>
+            <w:tcW w:type="dxa" w:w="2300"/>
+            <w:tcBorders>
+              <w:top w:val="single" w:color="999999" w:sz="2"/>
+              <w:left w:val="single" w:color="999999" w:sz="2"/>
+              <w:bottom w:val="single" w:color="999999" w:sz="2"/>
+              <w:right w:val="single" w:color="999999" w:sz="2"/>
+            </w:tcBorders>
+            <w:tcMar>
+              <w:top w:type="dxa" w:w="70"/>
+              <w:left w:type="dxa" w:w="100"/>
+              <w:bottom w:type="dxa" w:w="70"/>
+              <w:right w:type="dxa" w:w="100"/>
+            </w:tcMar>
+            <w:vAlign w:val="center"/>
+          </w:tcPr>
+          <w:p>
+            <w:r>
+              <w:rPr>
+                <w:b w:val="false"/>
+                <w:bCs w:val="false"/>
+                <w:sz w:val="19"/>
+                <w:szCs w:val="19"/>
+              </w:rPr>
+              <w:t xml:space="preserve">Any</w:t>
+            </w:r>
+          </w:p>
+        </w:tc>
+        <w:tc>
+          <w:tcPr>
+            <w:tcW w:type="dxa" w:w="2550"/>
+            <w:tcBorders>
+              <w:top w:val="single" w:color="999999" w:sz="2"/>
+              <w:left w:val="single" w:color="999999" w:sz="2"/>
+              <w:bottom w:val="single" w:color="999999" w:sz="2"/>
+              <w:right w:val="single" w:color="999999" w:sz="2"/>
+            </w:tcBorders>
+            <w:tcMar>
+              <w:top w:type="dxa" w:w="70"/>
+              <w:left w:type="dxa" w:w="100"/>
+              <w:bottom w:type="dxa" w:w="70"/>
+              <w:right w:type="dxa" w:w="100"/>
+            </w:tcMar>
+            <w:vAlign w:val="center"/>
+          </w:tcPr>
+          <w:p>
+            <w:r>
+              <w:rPr>
+                <w:b w:val="false"/>
+                <w:bCs w:val="false"/>
+                <w:sz w:val="19"/>
+                <w:szCs w:val="19"/>
+              </w:rPr>
+              <w:t xml:space="preserve">MANUAL_REVIEW</w:t>
+            </w:r>
+          </w:p>
+        </w:tc>
+      </w:tr>
+      <w:tr>
+        <w:tc>
+          <w:tcPr>
+            <w:tcW w:type="dxa" w:w="2700"/>
+            <w:tcBorders>
+              <w:top w:val="single" w:color="999999" w:sz="2"/>
+              <w:left w:val="single" w:color="999999" w:sz="2"/>
+              <w:bottom w:val="single" w:color="999999" w:sz="2"/>
+              <w:right w:val="single" w:color="999999" w:sz="2"/>
+            </w:tcBorders>
+            <w:tcMar>
+              <w:top w:type="dxa" w:w="70"/>
+              <w:left w:type="dxa" w:w="100"/>
+              <w:bottom w:type="dxa" w:w="70"/>
+              <w:right w:type="dxa" w:w="100"/>
+            </w:tcMar>
+            <w:vAlign w:val="center"/>
+          </w:tcPr>
+          <w:p>
+            <w:r>
+              <w:rPr>
+                <w:b w:val="false"/>
+                <w:bCs w:val="false"/>
+                <w:sz w:val="19"/>
+                <w:szCs w:val="19"/>
+              </w:rPr>
+              <w:t xml:space="preserve">Clean</w:t>
+            </w:r>
+          </w:p>
+        </w:tc>
+        <w:tc>
+          <w:tcPr>
+            <w:tcW w:type="dxa" w:w="2300"/>
+            <w:tcBorders>
+              <w:top w:val="single" w:color="999999" w:sz="2"/>
+              <w:left w:val="single" w:color="999999" w:sz="2"/>
+              <w:bottom w:val="single" w:color="999999" w:sz="2"/>
+              <w:right w:val="single" w:color="999999" w:sz="2"/>
+            </w:tcBorders>
+            <w:tcMar>
+              <w:top w:type="dxa" w:w="70"/>
+              <w:left w:type="dxa" w:w="100"/>
+              <w:bottom w:type="dxa" w:w="70"/>
+              <w:right w:type="dxa" w:w="100"/>
+            </w:tcMar>
+            <w:vAlign w:val="center"/>
+          </w:tcPr>
+          <w:p>
+            <w:r>
+              <w:rPr>
+                <w:b w:val="false"/>
+                <w:bCs w:val="false"/>
+                <w:sz w:val="19"/>
+                <w:szCs w:val="19"/>
+              </w:rPr>
+              <w:t xml:space="preserve">Consistent</w:t>
+            </w:r>
+          </w:p>
+        </w:tc>
+        <w:tc>
+          <w:tcPr>
+            <w:tcW w:type="dxa" w:w="2300"/>
+            <w:tcBorders>
+              <w:top w:val="single" w:color="999999" w:sz="2"/>
+              <w:left w:val="single" w:color="999999" w:sz="2"/>
+              <w:bottom w:val="single" w:color="999999" w:sz="2"/>
+              <w:right w:val="single" w:color="999999" w:sz="2"/>
+            </w:tcBorders>
+            <w:tcMar>
+              <w:top w:type="dxa" w:w="70"/>
+              <w:left w:type="dxa" w:w="100"/>
+              <w:bottom w:type="dxa" w:w="70"/>
+              <w:right w:type="dxa" w:w="100"/>
+            </w:tcMar>
+            <w:vAlign w:val="center"/>
+          </w:tcPr>
+          <w:p>
+            <w:r>
+              <w:rPr>
+                <w:b w:val="false"/>
+                <w:bCs w:val="false"/>
+                <w:sz w:val="19"/>
+                <w:szCs w:val="19"/>
+              </w:rPr>
+              <w:t xml:space="preserve">≥ 750 (LOW risk)</w:t>
+            </w:r>
+          </w:p>
+        </w:tc>
+        <w:tc>
+          <w:tcPr>
+            <w:tcW w:type="dxa" w:w="2550"/>
+            <w:tcBorders>
+              <w:top w:val="single" w:color="999999" w:sz="2"/>
+              <w:left w:val="single" w:color="999999" w:sz="2"/>
+              <w:bottom w:val="single" w:color="999999" w:sz="2"/>
+              <w:right w:val="single" w:color="999999" w:sz="2"/>
+            </w:tcBorders>
+            <w:tcMar>
+              <w:top w:type="dxa" w:w="70"/>
+              <w:left w:type="dxa" w:w="100"/>
+              <w:bottom w:type="dxa" w:w="70"/>
+              <w:right w:type="dxa" w:w="100"/>
+            </w:tcMar>
+            <w:vAlign w:val="center"/>
+          </w:tcPr>
+          <w:p>
+            <w:r>
+              <w:rPr>
+                <w:b w:val="false"/>
+                <w:bCs w:val="false"/>
+                <w:sz w:val="19"/>
+                <w:szCs w:val="19"/>
+              </w:rPr>
+              <w:t xml:space="preserve">AUTO_APPROVE (recommendation)</w:t>
+            </w:r>
+          </w:p>
+        </w:tc>
+      </w:tr>
+      <w:tr>
+        <w:tc>
+          <w:tcPr>
+            <w:tcW w:type="dxa" w:w="2700"/>
+            <w:tcBorders>
+              <w:top w:val="single" w:color="999999" w:sz="2"/>
+              <w:left w:val="single" w:color="999999" w:sz="2"/>
+              <w:bottom w:val="single" w:color="999999" w:sz="2"/>
+              <w:right w:val="single" w:color="999999" w:sz="2"/>
+            </w:tcBorders>
+            <w:tcMar>
+              <w:top w:type="dxa" w:w="70"/>
+              <w:left w:type="dxa" w:w="100"/>
+              <w:bottom w:type="dxa" w:w="70"/>
+              <w:right w:type="dxa" w:w="100"/>
+            </w:tcMar>
+            <w:vAlign w:val="center"/>
+          </w:tcPr>
+          <w:p>
+            <w:r>
+              <w:rPr>
+                <w:b w:val="false"/>
+                <w:bCs w:val="false"/>
+                <w:sz w:val="19"/>
+                <w:szCs w:val="19"/>
+              </w:rPr>
+              <w:t xml:space="preserve">Clean</w:t>
+            </w:r>
+          </w:p>
+        </w:tc>
+        <w:tc>
+          <w:tcPr>
+            <w:tcW w:type="dxa" w:w="2300"/>
+            <w:tcBorders>
+              <w:top w:val="single" w:color="999999" w:sz="2"/>
+              <w:left w:val="single" w:color="999999" w:sz="2"/>
+              <w:bottom w:val="single" w:color="999999" w:sz="2"/>
+              <w:right w:val="single" w:color="999999" w:sz="2"/>
+            </w:tcBorders>
+            <w:tcMar>
+              <w:top w:type="dxa" w:w="70"/>
+              <w:left w:type="dxa" w:w="100"/>
+              <w:bottom w:type="dxa" w:w="70"/>
+              <w:right w:type="dxa" w:w="100"/>
+            </w:tcMar>
+            <w:vAlign w:val="center"/>
+          </w:tcPr>
+          <w:p>
+            <w:r>
+              <w:rPr>
+                <w:b w:val="false"/>
+                <w:bCs w:val="false"/>
+                <w:sz w:val="19"/>
+                <w:szCs w:val="19"/>
+              </w:rPr>
+              <w:t xml:space="preserve">Consistent</w:t>
+            </w:r>
+          </w:p>
+        </w:tc>
+        <w:tc>
+          <w:tcPr>
+            <w:tcW w:type="dxa" w:w="2300"/>
+            <w:tcBorders>
+              <w:top w:val="single" w:color="999999" w:sz="2"/>
+              <w:left w:val="single" w:color="999999" w:sz="2"/>
+              <w:bottom w:val="single" w:color="999999" w:sz="2"/>
+              <w:right w:val="single" w:color="999999" w:sz="2"/>
+            </w:tcBorders>
+            <w:tcMar>
+              <w:top w:type="dxa" w:w="70"/>
+              <w:left w:type="dxa" w:w="100"/>
+              <w:bottom w:type="dxa" w:w="70"/>
+              <w:right w:type="dxa" w:w="100"/>
+            </w:tcMar>
+            <w:vAlign w:val="center"/>
+          </w:tcPr>
+          <w:p>
+            <w:r>
+              <w:rPr>
+                <w:b w:val="false"/>
+                <w:bCs w:val="false"/>
+                <w:sz w:val="19"/>
+                <w:szCs w:val="19"/>
+              </w:rPr>
+              <w:t xml:space="preserve">600–749 (MEDIUM)</w:t>
+            </w:r>
+          </w:p>
+        </w:tc>
+        <w:tc>
+          <w:tcPr>
+            <w:tcW w:type="dxa" w:w="2550"/>
+            <w:tcBorders>
+              <w:top w:val="single" w:color="999999" w:sz="2"/>
+              <w:left w:val="single" w:color="999999" w:sz="2"/>
+              <w:bottom w:val="single" w:color="999999" w:sz="2"/>
+              <w:right w:val="single" w:color="999999" w:sz="2"/>
+            </w:tcBorders>
+            <w:tcMar>
+              <w:top w:type="dxa" w:w="70"/>
+              <w:left w:type="dxa" w:w="100"/>
+              <w:bottom w:type="dxa" w:w="70"/>
+              <w:right w:type="dxa" w:w="100"/>
+            </w:tcMar>
+            <w:vAlign w:val="center"/>
+          </w:tcPr>
+          <w:p>
+            <w:r>
+              <w:rPr>
+                <w:b w:val="false"/>
+                <w:bCs w:val="false"/>
+                <w:sz w:val="19"/>
+                <w:szCs w:val="19"/>
+              </w:rPr>
+              <w:t xml:space="preserve">MANUAL_REVIEW</w:t>
+            </w:r>
+          </w:p>
+        </w:tc>
+      </w:tr>
+      <w:tr>
+        <w:tc>
+          <w:tcPr>
+            <w:tcW w:type="dxa" w:w="2700"/>
+            <w:tcBorders>
+              <w:top w:val="single" w:color="999999" w:sz="2"/>
+              <w:left w:val="single" w:color="999999" w:sz="2"/>
+              <w:bottom w:val="single" w:color="999999" w:sz="2"/>
+              <w:right w:val="single" w:color="999999" w:sz="2"/>
+            </w:tcBorders>
+            <w:tcMar>
+              <w:top w:type="dxa" w:w="70"/>
+              <w:left w:type="dxa" w:w="100"/>
+              <w:bottom w:type="dxa" w:w="70"/>
+              <w:right w:type="dxa" w:w="100"/>
+            </w:tcMar>
+            <w:vAlign w:val="center"/>
+          </w:tcPr>
+          <w:p>
+            <w:r>
+              <w:rPr>
+                <w:b w:val="false"/>
+                <w:bCs w:val="false"/>
+                <w:sz w:val="19"/>
+                <w:szCs w:val="19"/>
+              </w:rPr>
+              <w:t xml:space="preserve">Clean</w:t>
+            </w:r>
+          </w:p>
+        </w:tc>
+        <w:tc>
+          <w:tcPr>
+            <w:tcW w:type="dxa" w:w="2300"/>
+            <w:tcBorders>
+              <w:top w:val="single" w:color="999999" w:sz="2"/>
+              <w:left w:val="single" w:color="999999" w:sz="2"/>
+              <w:bottom w:val="single" w:color="999999" w:sz="2"/>
+              <w:right w:val="single" w:color="999999" w:sz="2"/>
+            </w:tcBorders>
+            <w:tcMar>
+              <w:top w:type="dxa" w:w="70"/>
+              <w:left w:type="dxa" w:w="100"/>
+              <w:bottom w:type="dxa" w:w="70"/>
+              <w:right w:type="dxa" w:w="100"/>
+            </w:tcMar>
+            <w:vAlign w:val="center"/>
+          </w:tcPr>
+          <w:p>
+            <w:r>
+              <w:rPr>
+                <w:b w:val="false"/>
+                <w:bCs w:val="false"/>
+                <w:sz w:val="19"/>
+                <w:szCs w:val="19"/>
+              </w:rPr>
+              <w:t xml:space="preserve">Consistent</w:t>
+            </w:r>
+          </w:p>
+        </w:tc>
+        <w:tc>
+          <w:tcPr>
+            <w:tcW w:type="dxa" w:w="2300"/>
+            <w:tcBorders>
+              <w:top w:val="single" w:color="999999" w:sz="2"/>
+              <w:left w:val="single" w:color="999999" w:sz="2"/>
+              <w:bottom w:val="single" w:color="999999" w:sz="2"/>
+              <w:right w:val="single" w:color="999999" w:sz="2"/>
+            </w:tcBorders>
+            <w:tcMar>
+              <w:top w:type="dxa" w:w="70"/>
+              <w:left w:type="dxa" w:w="100"/>
+              <w:bottom w:type="dxa" w:w="70"/>
+              <w:right w:type="dxa" w:w="100"/>
+            </w:tcMar>
+            <w:vAlign w:val="center"/>
+          </w:tcPr>
+          <w:p>
+            <w:r>
+              <w:rPr>
+                <w:b w:val="false"/>
+                <w:bCs w:val="false"/>
+                <w:sz w:val="19"/>
+                <w:szCs w:val="19"/>
+              </w:rPr>
+              <w:t xml:space="preserve">&lt; 600 (HIGH)</w:t>
+            </w:r>
+          </w:p>
+        </w:tc>
+        <w:tc>
+          <w:tcPr>
+            <w:tcW w:type="dxa" w:w="2550"/>
+            <w:tcBorders>
+              <w:top w:val="single" w:color="999999" w:sz="2"/>
+              <w:left w:val="single" w:color="999999" w:sz="2"/>
+              <w:bottom w:val="single" w:color="999999" w:sz="2"/>
+              <w:right w:val="single" w:color="999999" w:sz="2"/>
+            </w:tcBorders>
+            <w:tcMar>
+              <w:top w:type="dxa" w:w="70"/>
+              <w:left w:type="dxa" w:w="100"/>
+              <w:bottom w:type="dxa" w:w="70"/>
+              <w:right w:type="dxa" w:w="100"/>
+            </w:tcMar>
+            <w:vAlign w:val="center"/>
+          </w:tcPr>
+          <w:p>
+            <w:r>
+              <w:rPr>
+                <w:b w:val="false"/>
+                <w:bCs w:val="false"/>
+                <w:sz w:val="19"/>
+                <w:szCs w:val="19"/>
+              </w:rPr>
+              <w:t xml:space="preserve">REJECT</w:t>
+            </w:r>
+          </w:p>
+        </w:tc>
+      </w:tr>
+    </w:tbl>
+    <w:p>
+      <w:pPr>
+        <w:spacing w:before="160"/>
+      </w:pPr>
+    </w:p>
+    <w:p>
+      <w:pPr>
+        <w:spacing w:after="160" w:line="268"/>
+      </w:pPr>
+      <w:r>
+        <w:rPr>
+          <w:sz w:val="20"/>
+          <w:szCs w:val="20"/>
+        </w:rPr>
+        <w:t xml:space="preserve">Even AUTO_APPROVE is only ever a recommendation: the officer console shows a “System check passed” panel with a single “Confirm &amp; Approve” action – nothing is finalized without an accountable human decision (see Figure 5).</w:t>
+      </w:r>
+    </w:p>
+    <w:p>
+      <w:pPr>
+        <w:pStyle w:val="Heading2"/>
+        <w:keepNext/>
+        <w:spacing w:after="120" w:before="280"/>
+      </w:pPr>
+      <w:r>
+        <w:rPr>
+          <w:b/>
+          <w:bCs/>
+          <w:color w:val="1E2761"/>
+          <w:sz w:val="24"/>
+          <w:szCs w:val="24"/>
+        </w:rPr>
+        <w:t xml:space="preserve">1.5 Persistence Schema</w:t>
+      </w:r>
+    </w:p>
+    <w:p>
+      <w:pPr>
+        <w:spacing w:after="160" w:line="268"/>
+      </w:pPr>
+      <w:r>
+        <w:rPr>
+          <w:sz w:val="20"/>
+          <w:szCs w:val="20"/>
+        </w:rPr>
+        <w:t xml:space="preserve">Data is persisted across five tables (SQLite in the current prototype; see the Deviation section for why MySQL, as originally proposed, was not used at this stage). Unlike the First Review's ER diagram, which groups the forensic/financial/risk results into JSON sub-documents on the applications table, the implementation uses flat typed columns throughout – simpler to query, index and validate at this scale, at the cost of needing a migration if a field is added later.</w:t>
+      </w:r>
+    </w:p>
+    <w:tbl>
+      <w:tblPr>
+        <w:tblW w:type="dxa" w:w="9850"/>
+        <w:tblBorders>
+          <w:top w:val="single" w:color="auto" w:sz="4"/>
+          <w:left w:val="single" w:color="auto" w:sz="4"/>
+          <w:bottom w:val="single" w:color="auto" w:sz="4"/>
+          <w:right w:val="single" w:color="auto" w:sz="4"/>
+          <w:insideH w:val="single" w:color="auto" w:sz="4"/>
+          <w:insideV w:val="single" w:color="auto" w:sz="4"/>
+        </w:tblBorders>
+      </w:tblPr>
+      <w:tblGrid>
+        <w:gridCol w:w="2400"/>
+        <w:gridCol w:w="2400"/>
+        <w:gridCol w:w="5050"/>
+      </w:tblGrid>
+      <w:tr>
+        <w:tc>
+          <w:tcPr>
+            <w:tcW w:type="dxa" w:w="2400"/>
+            <w:tcBorders>
+              <w:top w:val="single" w:color="999999" w:sz="2"/>
+              <w:left w:val="single" w:color="999999" w:sz="2"/>
+              <w:bottom w:val="single" w:color="999999" w:sz="2"/>
+              <w:right w:val="single" w:color="999999" w:sz="2"/>
+            </w:tcBorders>
+            <w:shd w:fill="E9ECF8" w:val="clear"/>
+            <w:tcMar>
+              <w:top w:type="dxa" w:w="70"/>
+              <w:left w:type="dxa" w:w="100"/>
+              <w:bottom w:type="dxa" w:w="70"/>
+              <w:right w:type="dxa" w:w="100"/>
+            </w:tcMar>
+            <w:vAlign w:val="center"/>
+          </w:tcPr>
+          <w:p>
+            <w:r>
+              <w:rPr>
+                <w:b/>
+                <w:bCs/>
+                <w:sz w:val="19"/>
+                <w:szCs w:val="19"/>
+              </w:rPr>
+              <w:t xml:space="preserve">Table</w:t>
+            </w:r>
+          </w:p>
+        </w:tc>
+        <w:tc>
+          <w:tcPr>
+            <w:tcW w:type="dxa" w:w="2400"/>
+            <w:tcBorders>
+              <w:top w:val="single" w:color="999999" w:sz="2"/>
+              <w:left w:val="single" w:color="999999" w:sz="2"/>
+              <w:bottom w:val="single" w:color="999999" w:sz="2"/>
+              <w:right w:val="single" w:color="999999" w:sz="2"/>
+            </w:tcBorders>
+            <w:shd w:fill="E9ECF8" w:val="clear"/>
+            <w:tcMar>
+              <w:top w:type="dxa" w:w="70"/>
+              <w:left w:type="dxa" w:w="100"/>
+              <w:bottom w:type="dxa" w:w="70"/>
+              <w:right w:type="dxa" w:w="100"/>
+            </w:tcMar>
+            <w:vAlign w:val="center"/>
+          </w:tcPr>
+          <w:p>
+            <w:r>
+              <w:rPr>
+                <w:b/>
+                <w:bCs/>
+                <w:sz w:val="19"/>
+                <w:szCs w:val="19"/>
+              </w:rPr>
+              <w:t xml:space="preserve">Key fields</w:t>
+            </w:r>
+          </w:p>
+        </w:tc>
+        <w:tc>
+          <w:tcPr>
+            <w:tcW w:type="dxa" w:w="5050"/>
+            <w:tcBorders>
+              <w:top w:val="single" w:color="999999" w:sz="2"/>
+              <w:left w:val="single" w:color="999999" w:sz="2"/>
+              <w:bottom w:val="single" w:color="999999" w:sz="2"/>
+              <w:right w:val="single" w:color="999999" w:sz="2"/>
+            </w:tcBorders>
+            <w:shd w:fill="E9ECF8" w:val="clear"/>
+            <w:tcMar>
+              <w:top w:type="dxa" w:w="70"/>
+              <w:left w:type="dxa" w:w="100"/>
+              <w:bottom w:type="dxa" w:w="70"/>
+              <w:right w:type="dxa" w:w="100"/>
+            </w:tcMar>
+            <w:vAlign w:val="center"/>
+          </w:tcPr>
+          <w:p>
+            <w:r>
+              <w:rPr>
+                <w:b/>
+                <w:bCs/>
+                <w:sz w:val="19"/>
+                <w:szCs w:val="19"/>
+              </w:rPr>
+              <w:t xml:space="preserve">Purpose</w:t>
+            </w:r>
+          </w:p>
+        </w:tc>
+      </w:tr>
+      <w:tr>
+        <w:tc>
+          <w:tcPr>
+            <w:tcW w:type="dxa" w:w="2400"/>
+            <w:tcBorders>
+              <w:top w:val="single" w:color="999999" w:sz="2"/>
+              <w:left w:val="single" w:color="999999" w:sz="2"/>
+              <w:bottom w:val="single" w:color="999999" w:sz="2"/>
+              <w:right w:val="single" w:color="999999" w:sz="2"/>
+            </w:tcBorders>
+            <w:tcMar>
+              <w:top w:type="dxa" w:w="70"/>
+              <w:left w:type="dxa" w:w="100"/>
+              <w:bottom w:type="dxa" w:w="70"/>
+              <w:right w:type="dxa" w:w="100"/>
+            </w:tcMar>
+            <w:vAlign w:val="center"/>
+          </w:tcPr>
+          <w:p>
+            <w:r>
+              <w:rPr>
+                <w:b w:val="false"/>
+                <w:bCs w:val="false"/>
+                <w:sz w:val="19"/>
+                <w:szCs w:val="19"/>
+              </w:rPr>
+              <w:t xml:space="preserve">users</w:t>
+            </w:r>
+          </w:p>
+        </w:tc>
+        <w:tc>
+          <w:tcPr>
+            <w:tcW w:type="dxa" w:w="2400"/>
+            <w:tcBorders>
+              <w:top w:val="single" w:color="999999" w:sz="2"/>
+              <w:left w:val="single" w:color="999999" w:sz="2"/>
+              <w:bottom w:val="single" w:color="999999" w:sz="2"/>
+              <w:right w:val="single" w:color="999999" w:sz="2"/>
+            </w:tcBorders>
+            <w:tcMar>
+              <w:top w:type="dxa" w:w="70"/>
+              <w:left w:type="dxa" w:w="100"/>
+              <w:bottom w:type="dxa" w:w="70"/>
+              <w:right w:type="dxa" w:w="100"/>
+            </w:tcMar>
+            <w:vAlign w:val="center"/>
+          </w:tcPr>
+          <w:p>
+            <w:r>
+              <w:rPr>
+                <w:b w:val="false"/>
+                <w:bCs w:val="false"/>
+                <w:sz w:val="19"/>
+                <w:szCs w:val="19"/>
+              </w:rPr>
+              <w:t xml:space="preserve">id, fullName, email (unique), passwordHash, role</w:t>
+            </w:r>
+          </w:p>
+        </w:tc>
+        <w:tc>
+          <w:tcPr>
+            <w:tcW w:type="dxa" w:w="5050"/>
+            <w:tcBorders>
+              <w:top w:val="single" w:color="999999" w:sz="2"/>
+              <w:left w:val="single" w:color="999999" w:sz="2"/>
+              <w:bottom w:val="single" w:color="999999" w:sz="2"/>
+              <w:right w:val="single" w:color="999999" w:sz="2"/>
+            </w:tcBorders>
+            <w:tcMar>
+              <w:top w:type="dxa" w:w="70"/>
+              <w:left w:type="dxa" w:w="100"/>
+              <w:bottom w:type="dxa" w:w="70"/>
+              <w:right w:type="dxa" w:w="100"/>
+            </w:tcMar>
+            <w:vAlign w:val="center"/>
+          </w:tcPr>
+          <w:p>
+            <w:r>
+              <w:rPr>
+                <w:b w:val="false"/>
+                <w:bCs w:val="false"/>
+                <w:sz w:val="19"/>
+                <w:szCs w:val="19"/>
+              </w:rPr>
+              <w:t xml:space="preserve">Credentials and role for Applicants, Officers and Admins. Passwords are bcrypt-hashed; the plaintext is never stored.</w:t>
+            </w:r>
+          </w:p>
+        </w:tc>
+      </w:tr>
+      <w:tr>
+        <w:tc>
+          <w:tcPr>
+            <w:tcW w:type="dxa" w:w="2400"/>
+            <w:tcBorders>
+              <w:top w:val="single" w:color="999999" w:sz="2"/>
+              <w:left w:val="single" w:color="999999" w:sz="2"/>
+              <w:bottom w:val="single" w:color="999999" w:sz="2"/>
+              <w:right w:val="single" w:color="999999" w:sz="2"/>
+            </w:tcBorders>
+            <w:tcMar>
+              <w:top w:type="dxa" w:w="70"/>
+              <w:left w:type="dxa" w:w="100"/>
+              <w:bottom w:type="dxa" w:w="70"/>
+              <w:right w:type="dxa" w:w="100"/>
+            </w:tcMar>
+            <w:vAlign w:val="center"/>
+          </w:tcPr>
+          <w:p>
+            <w:r>
+              <w:rPr>
+                <w:b w:val="false"/>
+                <w:bCs w:val="false"/>
+                <w:sz w:val="19"/>
+                <w:szCs w:val="19"/>
+              </w:rPr>
+              <w:t xml:space="preserve">applications</w:t>
+            </w:r>
+          </w:p>
+        </w:tc>
+        <w:tc>
+          <w:tcPr>
+            <w:tcW w:type="dxa" w:w="2400"/>
+            <w:tcBorders>
+              <w:top w:val="single" w:color="999999" w:sz="2"/>
+              <w:left w:val="single" w:color="999999" w:sz="2"/>
+              <w:bottom w:val="single" w:color="999999" w:sz="2"/>
+              <w:right w:val="single" w:color="999999" w:sz="2"/>
+            </w:tcBorders>
+            <w:tcMar>
+              <w:top w:type="dxa" w:w="70"/>
+              <w:left w:type="dxa" w:w="100"/>
+              <w:bottom w:type="dxa" w:w="70"/>
+              <w:right w:type="dxa" w:w="100"/>
+            </w:tcMar>
+            <w:vAlign w:val="center"/>
+          </w:tcPr>
+          <w:p>
+            <w:r>
+              <w:rPr>
+                <w:b w:val="false"/>
+                <w:bCs w:val="false"/>
+                <w:sz w:val="19"/>
+                <w:szCs w:val="19"/>
+              </w:rPr>
+              <w:t xml:space="preserve">id, applicantId (FK), loanAmount, tenureMonths, isTampered, tamperConfidence, isMathConsistent, verifiedMonthlyIncome, calculatedDTI, creditScore, riskBand, recommendation, status, lastError</w:t>
+            </w:r>
+          </w:p>
+        </w:tc>
+        <w:tc>
+          <w:tcPr>
+            <w:tcW w:type="dxa" w:w="5050"/>
+            <w:tcBorders>
+              <w:top w:val="single" w:color="999999" w:sz="2"/>
+              <w:left w:val="single" w:color="999999" w:sz="2"/>
+              <w:bottom w:val="single" w:color="999999" w:sz="2"/>
+              <w:right w:val="single" w:color="999999" w:sz="2"/>
+            </w:tcBorders>
+            <w:tcMar>
+              <w:top w:type="dxa" w:w="70"/>
+              <w:left w:type="dxa" w:w="100"/>
+              <w:bottom w:type="dxa" w:w="70"/>
+              <w:right w:type="dxa" w:w="100"/>
+            </w:tcMar>
+            <w:vAlign w:val="center"/>
+          </w:tcPr>
+          <w:p>
+            <w:r>
+              <w:rPr>
+                <w:b w:val="false"/>
+                <w:bCs w:val="false"/>
+                <w:sz w:val="19"/>
+                <w:szCs w:val="19"/>
+              </w:rPr>
+              <w:t xml:space="preserve">The master record for one loan application: the applicant's request, every forensic/financial/risk result, and the current workflow status (including PROCESSING, PASSWORD_REQUIRED and ANALYSIS_FAILED – states introduced for the asynchronous pipeline in Section 1.2).</w:t>
+            </w:r>
+          </w:p>
+        </w:tc>
+      </w:tr>
+      <w:tr>
+        <w:tc>
+          <w:tcPr>
+            <w:tcW w:type="dxa" w:w="2400"/>
+            <w:tcBorders>
+              <w:top w:val="single" w:color="999999" w:sz="2"/>
+              <w:left w:val="single" w:color="999999" w:sz="2"/>
+              <w:bottom w:val="single" w:color="999999" w:sz="2"/>
+              <w:right w:val="single" w:color="999999" w:sz="2"/>
+            </w:tcBorders>
+            <w:tcMar>
+              <w:top w:type="dxa" w:w="70"/>
+              <w:left w:type="dxa" w:w="100"/>
+              <w:bottom w:type="dxa" w:w="70"/>
+              <w:right w:type="dxa" w:w="100"/>
+            </w:tcMar>
+            <w:vAlign w:val="center"/>
+          </w:tcPr>
+          <w:p>
+            <w:r>
+              <w:rPr>
+                <w:b w:val="false"/>
+                <w:bCs w:val="false"/>
+                <w:sz w:val="19"/>
+                <w:szCs w:val="19"/>
+              </w:rPr>
+              <w:t xml:space="preserve">documents</w:t>
+            </w:r>
+          </w:p>
+        </w:tc>
+        <w:tc>
+          <w:tcPr>
+            <w:tcW w:type="dxa" w:w="2400"/>
+            <w:tcBorders>
+              <w:top w:val="single" w:color="999999" w:sz="2"/>
+              <w:left w:val="single" w:color="999999" w:sz="2"/>
+              <w:bottom w:val="single" w:color="999999" w:sz="2"/>
+              <w:right w:val="single" w:color="999999" w:sz="2"/>
+            </w:tcBorders>
+            <w:tcMar>
+              <w:top w:type="dxa" w:w="70"/>
+              <w:left w:type="dxa" w:w="100"/>
+              <w:bottom w:type="dxa" w:w="70"/>
+              <w:right w:type="dxa" w:w="100"/>
+            </w:tcMar>
+            <w:vAlign w:val="center"/>
+          </w:tcPr>
+          <w:p>
+            <w:r>
+              <w:rPr>
+                <w:b w:val="false"/>
+                <w:bCs w:val="false"/>
+                <w:sz w:val="19"/>
+                <w:szCs w:val="19"/>
+              </w:rPr>
+              <w:t xml:space="preserve">id, applicationId (FK), docType, storageKey, mimeType, elaHeatmapBase64</w:t>
+            </w:r>
+          </w:p>
+        </w:tc>
+        <w:tc>
+          <w:tcPr>
+            <w:tcW w:type="dxa" w:w="5050"/>
+            <w:tcBorders>
+              <w:top w:val="single" w:color="999999" w:sz="2"/>
+              <w:left w:val="single" w:color="999999" w:sz="2"/>
+              <w:bottom w:val="single" w:color="999999" w:sz="2"/>
+              <w:right w:val="single" w:color="999999" w:sz="2"/>
+            </w:tcBorders>
+            <w:tcMar>
+              <w:top w:type="dxa" w:w="70"/>
+              <w:left w:type="dxa" w:w="100"/>
+              <w:bottom w:type="dxa" w:w="70"/>
+              <w:right w:type="dxa" w:w="100"/>
+            </w:tcMar>
+            <w:vAlign w:val="center"/>
+          </w:tcPr>
+          <w:p>
+            <w:r>
+              <w:rPr>
+                <w:b w:val="false"/>
+                <w:bCs w:val="false"/>
+                <w:sz w:val="19"/>
+                <w:szCs w:val="19"/>
+              </w:rPr>
+              <w:t xml:space="preserve">One row per uploaded file; the ELA heatmap is stored alongside it so the split-screen viewer can render both without re-running analysis.</w:t>
+            </w:r>
+          </w:p>
+        </w:tc>
+      </w:tr>
+      <w:tr>
+        <w:tc>
+          <w:tcPr>
+            <w:tcW w:type="dxa" w:w="2400"/>
+            <w:tcBorders>
+              <w:top w:val="single" w:color="999999" w:sz="2"/>
+              <w:left w:val="single" w:color="999999" w:sz="2"/>
+              <w:bottom w:val="single" w:color="999999" w:sz="2"/>
+              <w:right w:val="single" w:color="999999" w:sz="2"/>
+            </w:tcBorders>
+            <w:tcMar>
+              <w:top w:type="dxa" w:w="70"/>
+              <w:left w:type="dxa" w:w="100"/>
+              <w:bottom w:type="dxa" w:w="70"/>
+              <w:right w:type="dxa" w:w="100"/>
+            </w:tcMar>
+            <w:vAlign w:val="center"/>
+          </w:tcPr>
+          <w:p>
+            <w:r>
+              <w:rPr>
+                <w:b w:val="false"/>
+                <w:bCs w:val="false"/>
+                <w:sz w:val="19"/>
+                <w:szCs w:val="19"/>
+              </w:rPr>
+              <w:t xml:space="preserve">ledger_line_items</w:t>
+            </w:r>
+          </w:p>
+        </w:tc>
+        <w:tc>
+          <w:tcPr>
+            <w:tcW w:type="dxa" w:w="2400"/>
+            <w:tcBorders>
+              <w:top w:val="single" w:color="999999" w:sz="2"/>
+              <w:left w:val="single" w:color="999999" w:sz="2"/>
+              <w:bottom w:val="single" w:color="999999" w:sz="2"/>
+              <w:right w:val="single" w:color="999999" w:sz="2"/>
+            </w:tcBorders>
+            <w:tcMar>
+              <w:top w:type="dxa" w:w="70"/>
+              <w:left w:type="dxa" w:w="100"/>
+              <w:bottom w:type="dxa" w:w="70"/>
+              <w:right w:type="dxa" w:w="100"/>
+            </w:tcMar>
+            <w:vAlign w:val="center"/>
+          </w:tcPr>
+          <w:p>
+            <w:r>
+              <w:rPr>
+                <w:b w:val="false"/>
+                <w:bCs w:val="false"/>
+                <w:sz w:val="19"/>
+                <w:szCs w:val="19"/>
+              </w:rPr>
+              <w:t xml:space="preserve">id, applicationId (FK), documentId (FK), txnDate, credit, debit, balance, expectedBalance, isMathDrift</w:t>
+            </w:r>
+          </w:p>
+        </w:tc>
+        <w:tc>
+          <w:tcPr>
+            <w:tcW w:type="dxa" w:w="5050"/>
+            <w:tcBorders>
+              <w:top w:val="single" w:color="999999" w:sz="2"/>
+              <w:left w:val="single" w:color="999999" w:sz="2"/>
+              <w:bottom w:val="single" w:color="999999" w:sz="2"/>
+              <w:right w:val="single" w:color="999999" w:sz="2"/>
+            </w:tcBorders>
+            <w:tcMar>
+              <w:top w:type="dxa" w:w="70"/>
+              <w:left w:type="dxa" w:w="100"/>
+              <w:bottom w:type="dxa" w:w="70"/>
+              <w:right w:type="dxa" w:w="100"/>
+            </w:tcMar>
+            <w:vAlign w:val="center"/>
+          </w:tcPr>
+          <w:p>
+            <w:r>
+              <w:rPr>
+                <w:b w:val="false"/>
+                <w:bCs w:val="false"/>
+                <w:sz w:val="19"/>
+                <w:szCs w:val="19"/>
+              </w:rPr>
+              <w:t xml:space="preserve">One row per reconciled transaction; expectedBalance and isMathDrift are the output of the Module 5 reconciliation algorithm (Section 4.2), not re-derived at display time.</w:t>
+            </w:r>
+          </w:p>
+        </w:tc>
+      </w:tr>
+      <w:tr>
+        <w:tc>
+          <w:tcPr>
+            <w:tcW w:type="dxa" w:w="2400"/>
+            <w:tcBorders>
+              <w:top w:val="single" w:color="999999" w:sz="2"/>
+              <w:left w:val="single" w:color="999999" w:sz="2"/>
+              <w:bottom w:val="single" w:color="999999" w:sz="2"/>
+              <w:right w:val="single" w:color="999999" w:sz="2"/>
+            </w:tcBorders>
+            <w:tcMar>
+              <w:top w:type="dxa" w:w="70"/>
+              <w:left w:type="dxa" w:w="100"/>
+              <w:bottom w:type="dxa" w:w="70"/>
+              <w:right w:type="dxa" w:w="100"/>
+            </w:tcMar>
+            <w:vAlign w:val="center"/>
+          </w:tcPr>
+          <w:p>
+            <w:r>
+              <w:rPr>
+                <w:b w:val="false"/>
+                <w:bCs w:val="false"/>
+                <w:sz w:val="19"/>
+                <w:szCs w:val="19"/>
+              </w:rPr>
+              <w:t xml:space="preserve">audit_logs</w:t>
+            </w:r>
+          </w:p>
+        </w:tc>
+        <w:tc>
+          <w:tcPr>
+            <w:tcW w:type="dxa" w:w="2400"/>
+            <w:tcBorders>
+              <w:top w:val="single" w:color="999999" w:sz="2"/>
+              <w:left w:val="single" w:color="999999" w:sz="2"/>
+              <w:bottom w:val="single" w:color="999999" w:sz="2"/>
+              <w:right w:val="single" w:color="999999" w:sz="2"/>
+            </w:tcBorders>
+            <w:tcMar>
+              <w:top w:type="dxa" w:w="70"/>
+              <w:left w:type="dxa" w:w="100"/>
+              <w:bottom w:type="dxa" w:w="70"/>
+              <w:right w:type="dxa" w:w="100"/>
+            </w:tcMar>
+            <w:vAlign w:val="center"/>
+          </w:tcPr>
+          <w:p>
+            <w:r>
+              <w:rPr>
+                <w:b w:val="false"/>
+                <w:bCs w:val="false"/>
+                <w:sz w:val="19"/>
+                <w:szCs w:val="19"/>
+              </w:rPr>
+              <w:t xml:space="preserve">id, applicationId (FK), reviewedBy (FK, nullable), actionTaken, evidenceHash, timestamp</w:t>
+            </w:r>
+          </w:p>
+        </w:tc>
+        <w:tc>
+          <w:tcPr>
+            <w:tcW w:type="dxa" w:w="5050"/>
+            <w:tcBorders>
+              <w:top w:val="single" w:color="999999" w:sz="2"/>
+              <w:left w:val="single" w:color="999999" w:sz="2"/>
+              <w:bottom w:val="single" w:color="999999" w:sz="2"/>
+              <w:right w:val="single" w:color="999999" w:sz="2"/>
+            </w:tcBorders>
+            <w:tcMar>
+              <w:top w:type="dxa" w:w="70"/>
+              <w:left w:type="dxa" w:w="100"/>
+              <w:bottom w:type="dxa" w:w="70"/>
+              <w:right w:type="dxa" w:w="100"/>
+            </w:tcMar>
+            <w:vAlign w:val="center"/>
+          </w:tcPr>
+          <w:p>
+            <w:r>
+              <w:rPr>
+                <w:b w:val="false"/>
+                <w:bCs w:val="false"/>
+                <w:sz w:val="19"/>
+                <w:szCs w:val="19"/>
+              </w:rPr>
+              <w:t xml:space="preserve">Append-only (WORM) log of every automated check and human decision; reviewedBy is null for system-generated entries.</w:t>
+            </w:r>
+          </w:p>
+        </w:tc>
+      </w:tr>
+    </w:tbl>
+    <w:p>
+      <w:pPr>
+        <w:spacing w:before="200"/>
+      </w:pPr>
+    </w:p>
+    <w:p>
+      <w:pPr>
+        <w:pStyle w:val="Heading2"/>
+        <w:keepNext/>
+        <w:spacing w:after="120" w:before="280"/>
+      </w:pPr>
+      <w:r>
+        <w:rPr>
+          <w:b/>
+          <w:bCs/>
+          <w:color w:val="1E2761"/>
+          <w:sz w:val="24"/>
+          <w:szCs w:val="24"/>
+        </w:rPr>
+        <w:t xml:space="preserve">1.6 Technology Stack</w:t>
+      </w:r>
+    </w:p>
+    <w:tbl>
+      <w:tblPr>
+        <w:tblW w:type="dxa" w:w="9850"/>
+        <w:tblBorders>
+          <w:top w:val="single" w:color="auto" w:sz="4"/>
+          <w:left w:val="single" w:color="auto" w:sz="4"/>
+          <w:bottom w:val="single" w:color="auto" w:sz="4"/>
+          <w:right w:val="single" w:color="auto" w:sz="4"/>
+          <w:insideH w:val="single" w:color="auto" w:sz="4"/>
+          <w:insideV w:val="single" w:color="auto" w:sz="4"/>
+        </w:tblBorders>
+      </w:tblPr>
+      <w:tblGrid>
+        <w:gridCol w:w="2600"/>
+        <w:gridCol w:w="7250"/>
+      </w:tblGrid>
+      <w:tr>
+        <w:tc>
+          <w:tcPr>
+            <w:tcW w:type="dxa" w:w="2600"/>
+            <w:tcBorders>
+              <w:top w:val="single" w:color="999999" w:sz="2"/>
+              <w:left w:val="single" w:color="999999" w:sz="2"/>
+              <w:bottom w:val="single" w:color="999999" w:sz="2"/>
+              <w:right w:val="single" w:color="999999" w:sz="2"/>
+            </w:tcBorders>
+            <w:shd w:fill="E9ECF8" w:val="clear"/>
+            <w:tcMar>
+              <w:top w:type="dxa" w:w="70"/>
+              <w:left w:type="dxa" w:w="100"/>
+              <w:bottom w:type="dxa" w:w="70"/>
+              <w:right w:type="dxa" w:w="100"/>
+            </w:tcMar>
+            <w:vAlign w:val="center"/>
+          </w:tcPr>
+          <w:p>
+            <w:r>
+              <w:rPr>
+                <w:b/>
+                <w:bCs/>
+                <w:sz w:val="19"/>
+                <w:szCs w:val="19"/>
+              </w:rPr>
+              <w:t xml:space="preserve">Layer</w:t>
+            </w:r>
+          </w:p>
+        </w:tc>
+        <w:tc>
+          <w:tcPr>
+            <w:tcW w:type="dxa" w:w="7250"/>
+            <w:tcBorders>
+              <w:top w:val="single" w:color="999999" w:sz="2"/>
+              <w:left w:val="single" w:color="999999" w:sz="2"/>
+              <w:bottom w:val="single" w:color="999999" w:sz="2"/>
+              <w:right w:val="single" w:color="999999" w:sz="2"/>
+            </w:tcBorders>
+            <w:shd w:fill="E9ECF8" w:val="clear"/>
+            <w:tcMar>
+              <w:top w:type="dxa" w:w="70"/>
+              <w:left w:type="dxa" w:w="100"/>
+              <w:bottom w:type="dxa" w:w="70"/>
+              <w:right w:type="dxa" w:w="100"/>
+            </w:tcMar>
+            <w:vAlign w:val="center"/>
+          </w:tcPr>
+          <w:p>
+            <w:r>
+              <w:rPr>
+                <w:b/>
+                <w:bCs/>
+                <w:sz w:val="19"/>
+                <w:szCs w:val="19"/>
+              </w:rPr>
+              <w:t xml:space="preserve">Technologies</w:t>
+            </w:r>
+          </w:p>
+        </w:tc>
+      </w:tr>
+      <w:tr>
+        <w:tc>
+          <w:tcPr>
+            <w:tcW w:type="dxa" w:w="2600"/>
+            <w:tcBorders>
+              <w:top w:val="single" w:color="999999" w:sz="2"/>
+              <w:left w:val="single" w:color="999999" w:sz="2"/>
+              <w:bottom w:val="single" w:color="999999" w:sz="2"/>
+              <w:right w:val="single" w:color="999999" w:sz="2"/>
+            </w:tcBorders>
+            <w:tcMar>
+              <w:top w:type="dxa" w:w="70"/>
+              <w:left w:type="dxa" w:w="100"/>
+              <w:bottom w:type="dxa" w:w="70"/>
+              <w:right w:type="dxa" w:w="100"/>
+            </w:tcMar>
+            <w:vAlign w:val="center"/>
+          </w:tcPr>
+          <w:p>
+            <w:r>
+              <w:rPr>
+                <w:b w:val="false"/>
+                <w:bCs w:val="false"/>
+                <w:sz w:val="19"/>
+                <w:szCs w:val="19"/>
+              </w:rPr>
+              <w:t xml:space="preserve">Frontend</w:t>
+            </w:r>
+          </w:p>
+        </w:tc>
+        <w:tc>
+          <w:tcPr>
+            <w:tcW w:type="dxa" w:w="7250"/>
+            <w:tcBorders>
+              <w:top w:val="single" w:color="999999" w:sz="2"/>
+              <w:left w:val="single" w:color="999999" w:sz="2"/>
+              <w:bottom w:val="single" w:color="999999" w:sz="2"/>
+              <w:right w:val="single" w:color="999999" w:sz="2"/>
+            </w:tcBorders>
+            <w:tcMar>
+              <w:top w:type="dxa" w:w="70"/>
+              <w:left w:type="dxa" w:w="100"/>
+              <w:bottom w:type="dxa" w:w="70"/>
+              <w:right w:type="dxa" w:w="100"/>
+            </w:tcMar>
+            <w:vAlign w:val="center"/>
+          </w:tcPr>
+          <w:p>
+            <w:r>
+              <w:rPr>
+                <w:b w:val="false"/>
+                <w:bCs w:val="false"/>
+                <w:sz w:val="19"/>
+                <w:szCs w:val="19"/>
+              </w:rPr>
+              <w:t xml:space="preserve">Next.js 14 (App Router), React 18, Tailwind CSS, TypeScript</w:t>
+            </w:r>
+          </w:p>
+        </w:tc>
+      </w:tr>
+      <w:tr>
+        <w:tc>
+          <w:tcPr>
+            <w:tcW w:type="dxa" w:w="2600"/>
+            <w:tcBorders>
+              <w:top w:val="single" w:color="999999" w:sz="2"/>
+              <w:left w:val="single" w:color="999999" w:sz="2"/>
+              <w:bottom w:val="single" w:color="999999" w:sz="2"/>
+              <w:right w:val="single" w:color="999999" w:sz="2"/>
+            </w:tcBorders>
+            <w:tcMar>
+              <w:top w:type="dxa" w:w="70"/>
+              <w:left w:type="dxa" w:w="100"/>
+              <w:bottom w:type="dxa" w:w="70"/>
+              <w:right w:type="dxa" w:w="100"/>
+            </w:tcMar>
+            <w:vAlign w:val="center"/>
+          </w:tcPr>
+          <w:p>
+            <w:r>
+              <w:rPr>
+                <w:b w:val="false"/>
+                <w:bCs w:val="false"/>
+                <w:sz w:val="19"/>
+                <w:szCs w:val="19"/>
+              </w:rPr>
+              <w:t xml:space="preserve">Gateway</w:t>
+            </w:r>
+          </w:p>
+        </w:tc>
+        <w:tc>
+          <w:tcPr>
+            <w:tcW w:type="dxa" w:w="7250"/>
+            <w:tcBorders>
+              <w:top w:val="single" w:color="999999" w:sz="2"/>
+              <w:left w:val="single" w:color="999999" w:sz="2"/>
+              <w:bottom w:val="single" w:color="999999" w:sz="2"/>
+              <w:right w:val="single" w:color="999999" w:sz="2"/>
+            </w:tcBorders>
+            <w:tcMar>
+              <w:top w:type="dxa" w:w="70"/>
+              <w:left w:type="dxa" w:w="100"/>
+              <w:bottom w:type="dxa" w:w="70"/>
+              <w:right w:type="dxa" w:w="100"/>
+            </w:tcMar>
+            <w:vAlign w:val="center"/>
+          </w:tcPr>
+          <w:p>
+            <w:r>
+              <w:rPr>
+                <w:b w:val="false"/>
+                <w:bCs w:val="false"/>
+                <w:sz w:val="19"/>
+                <w:szCs w:val="19"/>
+              </w:rPr>
+              <w:t xml:space="preserve">Node.js 18, Express, better-sqlite3, jsonwebtoken, bcrypt, multer (file upload handling)</w:t>
+            </w:r>
+          </w:p>
+        </w:tc>
+      </w:tr>
+      <w:tr>
+        <w:tc>
+          <w:tcPr>
+            <w:tcW w:type="dxa" w:w="2600"/>
+            <w:tcBorders>
+              <w:top w:val="single" w:color="999999" w:sz="2"/>
+              <w:left w:val="single" w:color="999999" w:sz="2"/>
+              <w:bottom w:val="single" w:color="999999" w:sz="2"/>
+              <w:right w:val="single" w:color="999999" w:sz="2"/>
+            </w:tcBorders>
+            <w:tcMar>
+              <w:top w:type="dxa" w:w="70"/>
+              <w:left w:type="dxa" w:w="100"/>
+              <w:bottom w:type="dxa" w:w="70"/>
+              <w:right w:type="dxa" w:w="100"/>
+            </w:tcMar>
+            <w:vAlign w:val="center"/>
+          </w:tcPr>
+          <w:p>
+            <w:r>
+              <w:rPr>
+                <w:b w:val="false"/>
+                <w:bCs w:val="false"/>
+                <w:sz w:val="19"/>
+                <w:szCs w:val="19"/>
+              </w:rPr>
+              <w:t xml:space="preserve">Forensics / ML service</w:t>
+            </w:r>
+          </w:p>
+        </w:tc>
+        <w:tc>
+          <w:tcPr>
+            <w:tcW w:type="dxa" w:w="7250"/>
+            <w:tcBorders>
+              <w:top w:val="single" w:color="999999" w:sz="2"/>
+              <w:left w:val="single" w:color="999999" w:sz="2"/>
+              <w:bottom w:val="single" w:color="999999" w:sz="2"/>
+              <w:right w:val="single" w:color="999999" w:sz="2"/>
+            </w:tcBorders>
+            <w:tcMar>
+              <w:top w:type="dxa" w:w="70"/>
+              <w:left w:type="dxa" w:w="100"/>
+              <w:bottom w:type="dxa" w:w="70"/>
+              <w:right w:type="dxa" w:w="100"/>
+            </w:tcMar>
+            <w:vAlign w:val="center"/>
+          </w:tcPr>
+          <w:p>
+            <w:r>
+              <w:rPr>
+                <w:b w:val="false"/>
+                <w:bCs w:val="false"/>
+                <w:sz w:val="19"/>
+                <w:szCs w:val="19"/>
+              </w:rPr>
+              <w:t xml:space="preserve">Python 3.11, FastAPI, PyMuPDF (fitz), pdfplumber, OpenCV (cv2), Pillow, pytesseract (Tesseract OCR), XGBoost, NumPy, scikit-learn</w:t>
+            </w:r>
+          </w:p>
+        </w:tc>
+      </w:tr>
+      <w:tr>
+        <w:tc>
+          <w:tcPr>
+            <w:tcW w:type="dxa" w:w="2600"/>
+            <w:tcBorders>
+              <w:top w:val="single" w:color="999999" w:sz="2"/>
+              <w:left w:val="single" w:color="999999" w:sz="2"/>
+              <w:bottom w:val="single" w:color="999999" w:sz="2"/>
+              <w:right w:val="single" w:color="999999" w:sz="2"/>
+            </w:tcBorders>
+            <w:tcMar>
+              <w:top w:type="dxa" w:w="70"/>
+              <w:left w:type="dxa" w:w="100"/>
+              <w:bottom w:type="dxa" w:w="70"/>
+              <w:right w:type="dxa" w:w="100"/>
+            </w:tcMar>
+            <w:vAlign w:val="center"/>
+          </w:tcPr>
+          <w:p>
+            <w:r>
+              <w:rPr>
+                <w:b w:val="false"/>
+                <w:bCs w:val="false"/>
+                <w:sz w:val="19"/>
+                <w:szCs w:val="19"/>
+              </w:rPr>
+              <w:t xml:space="preserve">Database</w:t>
+            </w:r>
+          </w:p>
+        </w:tc>
+        <w:tc>
+          <w:tcPr>
+            <w:tcW w:type="dxa" w:w="7250"/>
+            <w:tcBorders>
+              <w:top w:val="single" w:color="999999" w:sz="2"/>
+              <w:left w:val="single" w:color="999999" w:sz="2"/>
+              <w:bottom w:val="single" w:color="999999" w:sz="2"/>
+              <w:right w:val="single" w:color="999999" w:sz="2"/>
+            </w:tcBorders>
+            <w:tcMar>
+              <w:top w:type="dxa" w:w="70"/>
+              <w:left w:type="dxa" w:w="100"/>
+              <w:bottom w:type="dxa" w:w="70"/>
+              <w:right w:type="dxa" w:w="100"/>
+            </w:tcMar>
+            <w:vAlign w:val="center"/>
+          </w:tcPr>
+          <w:p>
+            <w:r>
+              <w:rPr>
+                <w:b w:val="false"/>
+                <w:bCs w:val="false"/>
+                <w:sz w:val="19"/>
+                <w:szCs w:val="19"/>
+              </w:rPr>
+              <w:t xml:space="preserve">SQLite (WAL mode) for the single-user prototype</w:t>
+            </w:r>
+          </w:p>
+        </w:tc>
+      </w:tr>
+      <w:tr>
+        <w:tc>
+          <w:tcPr>
+            <w:tcW w:type="dxa" w:w="2600"/>
+            <w:tcBorders>
+              <w:top w:val="single" w:color="999999" w:sz="2"/>
+              <w:left w:val="single" w:color="999999" w:sz="2"/>
+              <w:bottom w:val="single" w:color="999999" w:sz="2"/>
+              <w:right w:val="single" w:color="999999" w:sz="2"/>
+            </w:tcBorders>
+            <w:tcMar>
+              <w:top w:type="dxa" w:w="70"/>
+              <w:left w:type="dxa" w:w="100"/>
+              <w:bottom w:type="dxa" w:w="70"/>
+              <w:right w:type="dxa" w:w="100"/>
+            </w:tcMar>
+            <w:vAlign w:val="center"/>
+          </w:tcPr>
+          <w:p>
+            <w:r>
+              <w:rPr>
+                <w:b w:val="false"/>
+                <w:bCs w:val="false"/>
+                <w:sz w:val="19"/>
+                <w:szCs w:val="19"/>
+              </w:rPr>
+              <w:t xml:space="preserve">Testing / Tooling</w:t>
+            </w:r>
+          </w:p>
+        </w:tc>
+        <w:tc>
+          <w:tcPr>
+            <w:tcW w:type="dxa" w:w="7250"/>
+            <w:tcBorders>
+              <w:top w:val="single" w:color="999999" w:sz="2"/>
+              <w:left w:val="single" w:color="999999" w:sz="2"/>
+              <w:bottom w:val="single" w:color="999999" w:sz="2"/>
+              <w:right w:val="single" w:color="999999" w:sz="2"/>
+            </w:tcBorders>
+            <w:tcMar>
+              <w:top w:type="dxa" w:w="70"/>
+              <w:left w:type="dxa" w:w="100"/>
+              <w:bottom w:type="dxa" w:w="70"/>
+              <w:right w:type="dxa" w:w="100"/>
+            </w:tcMar>
+            <w:vAlign w:val="center"/>
+          </w:tcPr>
+          <w:p>
+            <w:r>
+              <w:rPr>
+                <w:b w:val="false"/>
+                <w:bCs w:val="false"/>
+                <w:sz w:val="19"/>
+                <w:szCs w:val="19"/>
+              </w:rPr>
+              <w:t xml:space="preserve">Playwright (browser smoke tests for both applicant and officer flows), ESLint, TypeScript compiler checks</w:t>
+            </w:r>
+          </w:p>
+        </w:tc>
+      </w:tr>
+    </w:tbl>
+    <w:p>
+      <w:pPr>
+        <w:spacing w:before="200"/>
+      </w:pPr>
+    </w:p>
+    <w:p>
+      <w:pPr>
+        <w:pStyle w:val="Heading2"/>
+        <w:keepNext/>
+        <w:spacing w:after="120" w:before="280"/>
+      </w:pPr>
+      <w:r>
+        <w:rPr>
+          <w:b/>
+          <w:bCs/>
+          <w:color w:val="1E2761"/>
+          <w:sz w:val="24"/>
+          <w:szCs w:val="24"/>
+        </w:rPr>
+        <w:t xml:space="preserve">1.7 Live Performance Verification</w:t>
+      </w:r>
+    </w:p>
+    <w:p>
+      <w:pPr>
+        <w:spacing w:after="160" w:line="268"/>
+      </w:pPr>
+      <w:r>
+        <w:rPr>
+          <w:sz w:val="20"/>
+          <w:szCs w:val="20"/>
+        </w:rPr>
+        <w:t xml:space="preserve">The asynchronous upload design described in Section 1.2 was verified against the running services rather than assumed from the code alone:</w:t>
       </w:r>
     </w:p>
     <w:p>
@@ -2051,15 +4113,840 @@
       </w:pPr>
       <w:r>
         <w:rPr>
-          <w:sz w:val="21"/>
-          <w:szCs w:val="21"/>
-        </w:rPr>
-        <w:t xml:space="preserve">Ledger OCR coverage: extraction is tuned to the three generated sample documents and a generic pdfplumber/OpenCV-grid pipeline, not arbitrary real bank statement layouts; on extraction failure the system routes to MANUAL_REVIEW rather than silently reporting the ledger as consistent.</w:t>
-      </w:r>
-    </w:p>
-    <w:p>
-      <w:pPr>
-        <w:spacing w:after="100" w:before="600"/>
+          <w:sz w:val="20"/>
+          <w:szCs w:val="20"/>
+        </w:rPr>
+        <w:t xml:space="preserve">Upload request latency (magic-byte validation → HTTP 202 response): consistently under 50 milliseconds across repeated trials, regardless of document size or whether the document later turned out to need a password.</w:t>
+      </w:r>
+    </w:p>
+    <w:p>
+      <w:pPr>
+        <w:pStyle w:val="ListParagraph"/>
+        <w:numPr>
+          <w:ilvl w:val="0"/>
+          <w:numId w:val="2"/>
+        </w:numPr>
+        <w:spacing w:after="90" w:line="268"/>
+      </w:pPr>
+      <w:r>
+        <w:rPr>
+          <w:sz w:val="20"/>
+          <w:szCs w:val="20"/>
+        </w:rPr>
+        <w:t xml:space="preserve">Full pipeline turnaround (forensics + ELA + ledger reconciliation + XGBoost scoring, visible to the frontend via polling): a few seconds per document on the development machine, dominated by Tesseract OCR when the OCR fallback path is exercised.</w:t>
+      </w:r>
+    </w:p>
+    <w:p>
+      <w:pPr>
+        <w:pStyle w:val="ListParagraph"/>
+        <w:numPr>
+          <w:ilvl w:val="0"/>
+          <w:numId w:val="2"/>
+        </w:numPr>
+        <w:spacing w:after="90" w:line="268"/>
+      </w:pPr>
+      <w:r>
+        <w:rPr>
+          <w:sz w:val="20"/>
+          <w:szCs w:val="20"/>
+        </w:rPr>
+        <w:t xml:space="preserve">All three decision branches (AUTO_APPROVE, MANUAL_REVIEW, REJECT_FRAUD_ALERT) were driven end-to-end through the real HTTP API – register, create application, upload, poll – not through a mocked UI state, confirming the gateway and forensics service agree on the same outcome the officer console displays.</w:t>
+      </w:r>
+    </w:p>
+    <w:p>
+      <w:pPr>
+        <w:pStyle w:val="Heading1"/>
+        <w:keepNext/>
+        <w:spacing w:after="200" w:before="360"/>
+      </w:pPr>
+      <w:r>
+        <w:rPr>
+          <w:b/>
+          <w:bCs/>
+          <w:color w:val="1E2761"/>
+          <w:sz w:val="30"/>
+          <w:szCs w:val="30"/>
+        </w:rPr>
+        <w:t xml:space="preserve">2. Data Set</w:t>
+      </w:r>
+    </w:p>
+    <w:p>
+      <w:pPr>
+        <w:pStyle w:val="Heading2"/>
+        <w:keepNext/>
+        <w:spacing w:after="120" w:before="280"/>
+      </w:pPr>
+      <w:r>
+        <w:rPr>
+          <w:b/>
+          <w:bCs/>
+          <w:color w:val="1E2761"/>
+          <w:sz w:val="24"/>
+          <w:szCs w:val="24"/>
+        </w:rPr>
+        <w:t xml:space="preserve">2.1 Credit-Risk Training Data</w:t>
+      </w:r>
+    </w:p>
+    <w:p>
+      <w:pPr>
+        <w:spacing w:after="160" w:line="268"/>
+      </w:pPr>
+      <w:r>
+        <w:rPr>
+          <w:sz w:val="20"/>
+          <w:szCs w:val="20"/>
+        </w:rPr>
+        <w:t xml:space="preserve">The XGBoost credit-risk model is trained on the public “Give Me Some Credit” dataset (Kaggle), consisting of approximately 150,000 anonymised borrower records with a binary label indicating serious delinquency (90+ days past due) within two years.</w:t>
+      </w:r>
+    </w:p>
+    <w:tbl>
+      <w:tblPr>
+        <w:tblW w:type="dxa" w:w="9850"/>
+        <w:tblBorders>
+          <w:top w:val="single" w:color="auto" w:sz="4"/>
+          <w:left w:val="single" w:color="auto" w:sz="4"/>
+          <w:bottom w:val="single" w:color="auto" w:sz="4"/>
+          <w:right w:val="single" w:color="auto" w:sz="4"/>
+          <w:insideH w:val="single" w:color="auto" w:sz="4"/>
+          <w:insideV w:val="single" w:color="auto" w:sz="4"/>
+        </w:tblBorders>
+      </w:tblPr>
+      <w:tblGrid>
+        <w:gridCol w:w="3300"/>
+        <w:gridCol w:w="6550"/>
+      </w:tblGrid>
+      <w:tr>
+        <w:tc>
+          <w:tcPr>
+            <w:tcW w:type="dxa" w:w="3300"/>
+            <w:tcBorders>
+              <w:top w:val="single" w:color="999999" w:sz="2"/>
+              <w:left w:val="single" w:color="999999" w:sz="2"/>
+              <w:bottom w:val="single" w:color="999999" w:sz="2"/>
+              <w:right w:val="single" w:color="999999" w:sz="2"/>
+            </w:tcBorders>
+            <w:shd w:fill="E9ECF8" w:val="clear"/>
+            <w:tcMar>
+              <w:top w:type="dxa" w:w="70"/>
+              <w:left w:type="dxa" w:w="100"/>
+              <w:bottom w:type="dxa" w:w="70"/>
+              <w:right w:type="dxa" w:w="100"/>
+            </w:tcMar>
+            <w:vAlign w:val="center"/>
+          </w:tcPr>
+          <w:p>
+            <w:r>
+              <w:rPr>
+                <w:b/>
+                <w:bCs/>
+                <w:sz w:val="19"/>
+                <w:szCs w:val="19"/>
+              </w:rPr>
+              <w:t xml:space="preserve">Field</w:t>
+            </w:r>
+          </w:p>
+        </w:tc>
+        <w:tc>
+          <w:tcPr>
+            <w:tcW w:type="dxa" w:w="6550"/>
+            <w:tcBorders>
+              <w:top w:val="single" w:color="999999" w:sz="2"/>
+              <w:left w:val="single" w:color="999999" w:sz="2"/>
+              <w:bottom w:val="single" w:color="999999" w:sz="2"/>
+              <w:right w:val="single" w:color="999999" w:sz="2"/>
+            </w:tcBorders>
+            <w:shd w:fill="E9ECF8" w:val="clear"/>
+            <w:tcMar>
+              <w:top w:type="dxa" w:w="70"/>
+              <w:left w:type="dxa" w:w="100"/>
+              <w:bottom w:type="dxa" w:w="70"/>
+              <w:right w:type="dxa" w:w="100"/>
+            </w:tcMar>
+            <w:vAlign w:val="center"/>
+          </w:tcPr>
+          <w:p>
+            <w:r>
+              <w:rPr>
+                <w:b/>
+                <w:bCs/>
+                <w:sz w:val="19"/>
+                <w:szCs w:val="19"/>
+              </w:rPr>
+              <w:t xml:space="preserve">Description</w:t>
+            </w:r>
+          </w:p>
+        </w:tc>
+      </w:tr>
+      <w:tr>
+        <w:tc>
+          <w:tcPr>
+            <w:tcW w:type="dxa" w:w="3300"/>
+            <w:tcBorders>
+              <w:top w:val="single" w:color="999999" w:sz="2"/>
+              <w:left w:val="single" w:color="999999" w:sz="2"/>
+              <w:bottom w:val="single" w:color="999999" w:sz="2"/>
+              <w:right w:val="single" w:color="999999" w:sz="2"/>
+            </w:tcBorders>
+            <w:tcMar>
+              <w:top w:type="dxa" w:w="70"/>
+              <w:left w:type="dxa" w:w="100"/>
+              <w:bottom w:type="dxa" w:w="70"/>
+              <w:right w:type="dxa" w:w="100"/>
+            </w:tcMar>
+            <w:vAlign w:val="center"/>
+          </w:tcPr>
+          <w:p>
+            <w:r>
+              <w:rPr>
+                <w:b w:val="false"/>
+                <w:bCs w:val="false"/>
+                <w:sz w:val="19"/>
+                <w:szCs w:val="19"/>
+              </w:rPr>
+              <w:t xml:space="preserve">SeriousDlqin2yrs</w:t>
+            </w:r>
+          </w:p>
+        </w:tc>
+        <w:tc>
+          <w:tcPr>
+            <w:tcW w:type="dxa" w:w="6550"/>
+            <w:tcBorders>
+              <w:top w:val="single" w:color="999999" w:sz="2"/>
+              <w:left w:val="single" w:color="999999" w:sz="2"/>
+              <w:bottom w:val="single" w:color="999999" w:sz="2"/>
+              <w:right w:val="single" w:color="999999" w:sz="2"/>
+            </w:tcBorders>
+            <w:tcMar>
+              <w:top w:type="dxa" w:w="70"/>
+              <w:left w:type="dxa" w:w="100"/>
+              <w:bottom w:type="dxa" w:w="70"/>
+              <w:right w:type="dxa" w:w="100"/>
+            </w:tcMar>
+            <w:vAlign w:val="center"/>
+          </w:tcPr>
+          <w:p>
+            <w:r>
+              <w:rPr>
+                <w:b w:val="false"/>
+                <w:bCs w:val="false"/>
+                <w:sz w:val="19"/>
+                <w:szCs w:val="19"/>
+              </w:rPr>
+              <w:t xml:space="preserve">Target label – 1 if the borrower experienced 90+ days delinquency within two years.</w:t>
+            </w:r>
+          </w:p>
+        </w:tc>
+      </w:tr>
+      <w:tr>
+        <w:tc>
+          <w:tcPr>
+            <w:tcW w:type="dxa" w:w="3300"/>
+            <w:tcBorders>
+              <w:top w:val="single" w:color="999999" w:sz="2"/>
+              <w:left w:val="single" w:color="999999" w:sz="2"/>
+              <w:bottom w:val="single" w:color="999999" w:sz="2"/>
+              <w:right w:val="single" w:color="999999" w:sz="2"/>
+            </w:tcBorders>
+            <w:tcMar>
+              <w:top w:type="dxa" w:w="70"/>
+              <w:left w:type="dxa" w:w="100"/>
+              <w:bottom w:type="dxa" w:w="70"/>
+              <w:right w:type="dxa" w:w="100"/>
+            </w:tcMar>
+            <w:vAlign w:val="center"/>
+          </w:tcPr>
+          <w:p>
+            <w:r>
+              <w:rPr>
+                <w:b w:val="false"/>
+                <w:bCs w:val="false"/>
+                <w:sz w:val="19"/>
+                <w:szCs w:val="19"/>
+              </w:rPr>
+              <w:t xml:space="preserve">RevolvingUtilizationOfUnsecuredLines</w:t>
+            </w:r>
+          </w:p>
+        </w:tc>
+        <w:tc>
+          <w:tcPr>
+            <w:tcW w:type="dxa" w:w="6550"/>
+            <w:tcBorders>
+              <w:top w:val="single" w:color="999999" w:sz="2"/>
+              <w:left w:val="single" w:color="999999" w:sz="2"/>
+              <w:bottom w:val="single" w:color="999999" w:sz="2"/>
+              <w:right w:val="single" w:color="999999" w:sz="2"/>
+            </w:tcBorders>
+            <w:tcMar>
+              <w:top w:type="dxa" w:w="70"/>
+              <w:left w:type="dxa" w:w="100"/>
+              <w:bottom w:type="dxa" w:w="70"/>
+              <w:right w:type="dxa" w:w="100"/>
+            </w:tcMar>
+            <w:vAlign w:val="center"/>
+          </w:tcPr>
+          <w:p>
+            <w:r>
+              <w:rPr>
+                <w:b w:val="false"/>
+                <w:bCs w:val="false"/>
+                <w:sz w:val="19"/>
+                <w:szCs w:val="19"/>
+              </w:rPr>
+              <w:t xml:space="preserve">Total balance on credit cards/lines divided by the sum of credit limits.</w:t>
+            </w:r>
+          </w:p>
+        </w:tc>
+      </w:tr>
+      <w:tr>
+        <w:tc>
+          <w:tcPr>
+            <w:tcW w:type="dxa" w:w="3300"/>
+            <w:tcBorders>
+              <w:top w:val="single" w:color="999999" w:sz="2"/>
+              <w:left w:val="single" w:color="999999" w:sz="2"/>
+              <w:bottom w:val="single" w:color="999999" w:sz="2"/>
+              <w:right w:val="single" w:color="999999" w:sz="2"/>
+            </w:tcBorders>
+            <w:tcMar>
+              <w:top w:type="dxa" w:w="70"/>
+              <w:left w:type="dxa" w:w="100"/>
+              <w:bottom w:type="dxa" w:w="70"/>
+              <w:right w:type="dxa" w:w="100"/>
+            </w:tcMar>
+            <w:vAlign w:val="center"/>
+          </w:tcPr>
+          <w:p>
+            <w:r>
+              <w:rPr>
+                <w:b w:val="false"/>
+                <w:bCs w:val="false"/>
+                <w:sz w:val="19"/>
+                <w:szCs w:val="19"/>
+              </w:rPr>
+              <w:t xml:space="preserve">age</w:t>
+            </w:r>
+          </w:p>
+        </w:tc>
+        <w:tc>
+          <w:tcPr>
+            <w:tcW w:type="dxa" w:w="6550"/>
+            <w:tcBorders>
+              <w:top w:val="single" w:color="999999" w:sz="2"/>
+              <w:left w:val="single" w:color="999999" w:sz="2"/>
+              <w:bottom w:val="single" w:color="999999" w:sz="2"/>
+              <w:right w:val="single" w:color="999999" w:sz="2"/>
+            </w:tcBorders>
+            <w:tcMar>
+              <w:top w:type="dxa" w:w="70"/>
+              <w:left w:type="dxa" w:w="100"/>
+              <w:bottom w:type="dxa" w:w="70"/>
+              <w:right w:type="dxa" w:w="100"/>
+            </w:tcMar>
+            <w:vAlign w:val="center"/>
+          </w:tcPr>
+          <w:p>
+            <w:r>
+              <w:rPr>
+                <w:b w:val="false"/>
+                <w:bCs w:val="false"/>
+                <w:sz w:val="19"/>
+                <w:szCs w:val="19"/>
+              </w:rPr>
+              <w:t xml:space="preserve">Borrower's age in years.</w:t>
+            </w:r>
+          </w:p>
+        </w:tc>
+      </w:tr>
+      <w:tr>
+        <w:tc>
+          <w:tcPr>
+            <w:tcW w:type="dxa" w:w="3300"/>
+            <w:tcBorders>
+              <w:top w:val="single" w:color="999999" w:sz="2"/>
+              <w:left w:val="single" w:color="999999" w:sz="2"/>
+              <w:bottom w:val="single" w:color="999999" w:sz="2"/>
+              <w:right w:val="single" w:color="999999" w:sz="2"/>
+            </w:tcBorders>
+            <w:tcMar>
+              <w:top w:type="dxa" w:w="70"/>
+              <w:left w:type="dxa" w:w="100"/>
+              <w:bottom w:type="dxa" w:w="70"/>
+              <w:right w:type="dxa" w:w="100"/>
+            </w:tcMar>
+            <w:vAlign w:val="center"/>
+          </w:tcPr>
+          <w:p>
+            <w:r>
+              <w:rPr>
+                <w:b w:val="false"/>
+                <w:bCs w:val="false"/>
+                <w:sz w:val="19"/>
+                <w:szCs w:val="19"/>
+              </w:rPr>
+              <w:t xml:space="preserve">NumberOfTime30-59DaysPastDueNotWorse</w:t>
+            </w:r>
+          </w:p>
+        </w:tc>
+        <w:tc>
+          <w:tcPr>
+            <w:tcW w:type="dxa" w:w="6550"/>
+            <w:tcBorders>
+              <w:top w:val="single" w:color="999999" w:sz="2"/>
+              <w:left w:val="single" w:color="999999" w:sz="2"/>
+              <w:bottom w:val="single" w:color="999999" w:sz="2"/>
+              <w:right w:val="single" w:color="999999" w:sz="2"/>
+            </w:tcBorders>
+            <w:tcMar>
+              <w:top w:type="dxa" w:w="70"/>
+              <w:left w:type="dxa" w:w="100"/>
+              <w:bottom w:type="dxa" w:w="70"/>
+              <w:right w:type="dxa" w:w="100"/>
+            </w:tcMar>
+            <w:vAlign w:val="center"/>
+          </w:tcPr>
+          <w:p>
+            <w:r>
+              <w:rPr>
+                <w:b w:val="false"/>
+                <w:bCs w:val="false"/>
+                <w:sz w:val="19"/>
+                <w:szCs w:val="19"/>
+              </w:rPr>
+              <w:t xml:space="preserve">Count of times 30-59 days past due in the last 2 years.</w:t>
+            </w:r>
+          </w:p>
+        </w:tc>
+      </w:tr>
+      <w:tr>
+        <w:tc>
+          <w:tcPr>
+            <w:tcW w:type="dxa" w:w="3300"/>
+            <w:tcBorders>
+              <w:top w:val="single" w:color="999999" w:sz="2"/>
+              <w:left w:val="single" w:color="999999" w:sz="2"/>
+              <w:bottom w:val="single" w:color="999999" w:sz="2"/>
+              <w:right w:val="single" w:color="999999" w:sz="2"/>
+            </w:tcBorders>
+            <w:tcMar>
+              <w:top w:type="dxa" w:w="70"/>
+              <w:left w:type="dxa" w:w="100"/>
+              <w:bottom w:type="dxa" w:w="70"/>
+              <w:right w:type="dxa" w:w="100"/>
+            </w:tcMar>
+            <w:vAlign w:val="center"/>
+          </w:tcPr>
+          <w:p>
+            <w:r>
+              <w:rPr>
+                <w:b w:val="false"/>
+                <w:bCs w:val="false"/>
+                <w:sz w:val="19"/>
+                <w:szCs w:val="19"/>
+              </w:rPr>
+              <w:t xml:space="preserve">DebtRatio</w:t>
+            </w:r>
+          </w:p>
+        </w:tc>
+        <w:tc>
+          <w:tcPr>
+            <w:tcW w:type="dxa" w:w="6550"/>
+            <w:tcBorders>
+              <w:top w:val="single" w:color="999999" w:sz="2"/>
+              <w:left w:val="single" w:color="999999" w:sz="2"/>
+              <w:bottom w:val="single" w:color="999999" w:sz="2"/>
+              <w:right w:val="single" w:color="999999" w:sz="2"/>
+            </w:tcBorders>
+            <w:tcMar>
+              <w:top w:type="dxa" w:w="70"/>
+              <w:left w:type="dxa" w:w="100"/>
+              <w:bottom w:type="dxa" w:w="70"/>
+              <w:right w:type="dxa" w:w="100"/>
+            </w:tcMar>
+            <w:vAlign w:val="center"/>
+          </w:tcPr>
+          <w:p>
+            <w:r>
+              <w:rPr>
+                <w:b w:val="false"/>
+                <w:bCs w:val="false"/>
+                <w:sz w:val="19"/>
+                <w:szCs w:val="19"/>
+              </w:rPr>
+              <w:t xml:space="preserve">Monthly debt payments, alimony and living costs divided by monthly gross income.</w:t>
+            </w:r>
+          </w:p>
+        </w:tc>
+      </w:tr>
+      <w:tr>
+        <w:tc>
+          <w:tcPr>
+            <w:tcW w:type="dxa" w:w="3300"/>
+            <w:tcBorders>
+              <w:top w:val="single" w:color="999999" w:sz="2"/>
+              <w:left w:val="single" w:color="999999" w:sz="2"/>
+              <w:bottom w:val="single" w:color="999999" w:sz="2"/>
+              <w:right w:val="single" w:color="999999" w:sz="2"/>
+            </w:tcBorders>
+            <w:tcMar>
+              <w:top w:type="dxa" w:w="70"/>
+              <w:left w:type="dxa" w:w="100"/>
+              <w:bottom w:type="dxa" w:w="70"/>
+              <w:right w:type="dxa" w:w="100"/>
+            </w:tcMar>
+            <w:vAlign w:val="center"/>
+          </w:tcPr>
+          <w:p>
+            <w:r>
+              <w:rPr>
+                <w:b w:val="false"/>
+                <w:bCs w:val="false"/>
+                <w:sz w:val="19"/>
+                <w:szCs w:val="19"/>
+              </w:rPr>
+              <w:t xml:space="preserve">MonthlyIncome</w:t>
+            </w:r>
+          </w:p>
+        </w:tc>
+        <w:tc>
+          <w:tcPr>
+            <w:tcW w:type="dxa" w:w="6550"/>
+            <w:tcBorders>
+              <w:top w:val="single" w:color="999999" w:sz="2"/>
+              <w:left w:val="single" w:color="999999" w:sz="2"/>
+              <w:bottom w:val="single" w:color="999999" w:sz="2"/>
+              <w:right w:val="single" w:color="999999" w:sz="2"/>
+            </w:tcBorders>
+            <w:tcMar>
+              <w:top w:type="dxa" w:w="70"/>
+              <w:left w:type="dxa" w:w="100"/>
+              <w:bottom w:type="dxa" w:w="70"/>
+              <w:right w:type="dxa" w:w="100"/>
+            </w:tcMar>
+            <w:vAlign w:val="center"/>
+          </w:tcPr>
+          <w:p>
+            <w:r>
+              <w:rPr>
+                <w:b w:val="false"/>
+                <w:bCs w:val="false"/>
+                <w:sz w:val="19"/>
+                <w:szCs w:val="19"/>
+              </w:rPr>
+              <w:t xml:space="preserve">Monthly income.</w:t>
+            </w:r>
+          </w:p>
+        </w:tc>
+      </w:tr>
+      <w:tr>
+        <w:tc>
+          <w:tcPr>
+            <w:tcW w:type="dxa" w:w="3300"/>
+            <w:tcBorders>
+              <w:top w:val="single" w:color="999999" w:sz="2"/>
+              <w:left w:val="single" w:color="999999" w:sz="2"/>
+              <w:bottom w:val="single" w:color="999999" w:sz="2"/>
+              <w:right w:val="single" w:color="999999" w:sz="2"/>
+            </w:tcBorders>
+            <w:tcMar>
+              <w:top w:type="dxa" w:w="70"/>
+              <w:left w:type="dxa" w:w="100"/>
+              <w:bottom w:type="dxa" w:w="70"/>
+              <w:right w:type="dxa" w:w="100"/>
+            </w:tcMar>
+            <w:vAlign w:val="center"/>
+          </w:tcPr>
+          <w:p>
+            <w:r>
+              <w:rPr>
+                <w:b w:val="false"/>
+                <w:bCs w:val="false"/>
+                <w:sz w:val="19"/>
+                <w:szCs w:val="19"/>
+              </w:rPr>
+              <w:t xml:space="preserve">NumberOfOpenCreditLinesAndLoans</w:t>
+            </w:r>
+          </w:p>
+        </w:tc>
+        <w:tc>
+          <w:tcPr>
+            <w:tcW w:type="dxa" w:w="6550"/>
+            <w:tcBorders>
+              <w:top w:val="single" w:color="999999" w:sz="2"/>
+              <w:left w:val="single" w:color="999999" w:sz="2"/>
+              <w:bottom w:val="single" w:color="999999" w:sz="2"/>
+              <w:right w:val="single" w:color="999999" w:sz="2"/>
+            </w:tcBorders>
+            <w:tcMar>
+              <w:top w:type="dxa" w:w="70"/>
+              <w:left w:type="dxa" w:w="100"/>
+              <w:bottom w:type="dxa" w:w="70"/>
+              <w:right w:type="dxa" w:w="100"/>
+            </w:tcMar>
+            <w:vAlign w:val="center"/>
+          </w:tcPr>
+          <w:p>
+            <w:r>
+              <w:rPr>
+                <w:b w:val="false"/>
+                <w:bCs w:val="false"/>
+                <w:sz w:val="19"/>
+                <w:szCs w:val="19"/>
+              </w:rPr>
+              <w:t xml:space="preserve">Count of open loans and credit lines.</w:t>
+            </w:r>
+          </w:p>
+        </w:tc>
+      </w:tr>
+      <w:tr>
+        <w:tc>
+          <w:tcPr>
+            <w:tcW w:type="dxa" w:w="3300"/>
+            <w:tcBorders>
+              <w:top w:val="single" w:color="999999" w:sz="2"/>
+              <w:left w:val="single" w:color="999999" w:sz="2"/>
+              <w:bottom w:val="single" w:color="999999" w:sz="2"/>
+              <w:right w:val="single" w:color="999999" w:sz="2"/>
+            </w:tcBorders>
+            <w:tcMar>
+              <w:top w:type="dxa" w:w="70"/>
+              <w:left w:type="dxa" w:w="100"/>
+              <w:bottom w:type="dxa" w:w="70"/>
+              <w:right w:type="dxa" w:w="100"/>
+            </w:tcMar>
+            <w:vAlign w:val="center"/>
+          </w:tcPr>
+          <w:p>
+            <w:r>
+              <w:rPr>
+                <w:b w:val="false"/>
+                <w:bCs w:val="false"/>
+                <w:sz w:val="19"/>
+                <w:szCs w:val="19"/>
+              </w:rPr>
+              <w:t xml:space="preserve">NumberOfTimes90DaysLate</w:t>
+            </w:r>
+          </w:p>
+        </w:tc>
+        <w:tc>
+          <w:tcPr>
+            <w:tcW w:type="dxa" w:w="6550"/>
+            <w:tcBorders>
+              <w:top w:val="single" w:color="999999" w:sz="2"/>
+              <w:left w:val="single" w:color="999999" w:sz="2"/>
+              <w:bottom w:val="single" w:color="999999" w:sz="2"/>
+              <w:right w:val="single" w:color="999999" w:sz="2"/>
+            </w:tcBorders>
+            <w:tcMar>
+              <w:top w:type="dxa" w:w="70"/>
+              <w:left w:type="dxa" w:w="100"/>
+              <w:bottom w:type="dxa" w:w="70"/>
+              <w:right w:type="dxa" w:w="100"/>
+            </w:tcMar>
+            <w:vAlign w:val="center"/>
+          </w:tcPr>
+          <w:p>
+            <w:r>
+              <w:rPr>
+                <w:b w:val="false"/>
+                <w:bCs w:val="false"/>
+                <w:sz w:val="19"/>
+                <w:szCs w:val="19"/>
+              </w:rPr>
+              <w:t xml:space="preserve">Count of times 90+ days past due.</w:t>
+            </w:r>
+          </w:p>
+        </w:tc>
+      </w:tr>
+      <w:tr>
+        <w:tc>
+          <w:tcPr>
+            <w:tcW w:type="dxa" w:w="3300"/>
+            <w:tcBorders>
+              <w:top w:val="single" w:color="999999" w:sz="2"/>
+              <w:left w:val="single" w:color="999999" w:sz="2"/>
+              <w:bottom w:val="single" w:color="999999" w:sz="2"/>
+              <w:right w:val="single" w:color="999999" w:sz="2"/>
+            </w:tcBorders>
+            <w:tcMar>
+              <w:top w:type="dxa" w:w="70"/>
+              <w:left w:type="dxa" w:w="100"/>
+              <w:bottom w:type="dxa" w:w="70"/>
+              <w:right w:type="dxa" w:w="100"/>
+            </w:tcMar>
+            <w:vAlign w:val="center"/>
+          </w:tcPr>
+          <w:p>
+            <w:r>
+              <w:rPr>
+                <w:b w:val="false"/>
+                <w:bCs w:val="false"/>
+                <w:sz w:val="19"/>
+                <w:szCs w:val="19"/>
+              </w:rPr>
+              <w:t xml:space="preserve">NumberRealEstateLoansOrLines</w:t>
+            </w:r>
+          </w:p>
+        </w:tc>
+        <w:tc>
+          <w:tcPr>
+            <w:tcW w:type="dxa" w:w="6550"/>
+            <w:tcBorders>
+              <w:top w:val="single" w:color="999999" w:sz="2"/>
+              <w:left w:val="single" w:color="999999" w:sz="2"/>
+              <w:bottom w:val="single" w:color="999999" w:sz="2"/>
+              <w:right w:val="single" w:color="999999" w:sz="2"/>
+            </w:tcBorders>
+            <w:tcMar>
+              <w:top w:type="dxa" w:w="70"/>
+              <w:left w:type="dxa" w:w="100"/>
+              <w:bottom w:type="dxa" w:w="70"/>
+              <w:right w:type="dxa" w:w="100"/>
+            </w:tcMar>
+            <w:vAlign w:val="center"/>
+          </w:tcPr>
+          <w:p>
+            <w:r>
+              <w:rPr>
+                <w:b w:val="false"/>
+                <w:bCs w:val="false"/>
+                <w:sz w:val="19"/>
+                <w:szCs w:val="19"/>
+              </w:rPr>
+              <w:t xml:space="preserve">Count of mortgage and real-estate loans, including home equity lines.</w:t>
+            </w:r>
+          </w:p>
+        </w:tc>
+      </w:tr>
+      <w:tr>
+        <w:tc>
+          <w:tcPr>
+            <w:tcW w:type="dxa" w:w="3300"/>
+            <w:tcBorders>
+              <w:top w:val="single" w:color="999999" w:sz="2"/>
+              <w:left w:val="single" w:color="999999" w:sz="2"/>
+              <w:bottom w:val="single" w:color="999999" w:sz="2"/>
+              <w:right w:val="single" w:color="999999" w:sz="2"/>
+            </w:tcBorders>
+            <w:tcMar>
+              <w:top w:type="dxa" w:w="70"/>
+              <w:left w:type="dxa" w:w="100"/>
+              <w:bottom w:type="dxa" w:w="70"/>
+              <w:right w:type="dxa" w:w="100"/>
+            </w:tcMar>
+            <w:vAlign w:val="center"/>
+          </w:tcPr>
+          <w:p>
+            <w:r>
+              <w:rPr>
+                <w:b w:val="false"/>
+                <w:bCs w:val="false"/>
+                <w:sz w:val="19"/>
+                <w:szCs w:val="19"/>
+              </w:rPr>
+              <w:t xml:space="preserve">NumberOfTime60-89DaysPastDueNotWorse</w:t>
+            </w:r>
+          </w:p>
+        </w:tc>
+        <w:tc>
+          <w:tcPr>
+            <w:tcW w:type="dxa" w:w="6550"/>
+            <w:tcBorders>
+              <w:top w:val="single" w:color="999999" w:sz="2"/>
+              <w:left w:val="single" w:color="999999" w:sz="2"/>
+              <w:bottom w:val="single" w:color="999999" w:sz="2"/>
+              <w:right w:val="single" w:color="999999" w:sz="2"/>
+            </w:tcBorders>
+            <w:tcMar>
+              <w:top w:type="dxa" w:w="70"/>
+              <w:left w:type="dxa" w:w="100"/>
+              <w:bottom w:type="dxa" w:w="70"/>
+              <w:right w:type="dxa" w:w="100"/>
+            </w:tcMar>
+            <w:vAlign w:val="center"/>
+          </w:tcPr>
+          <w:p>
+            <w:r>
+              <w:rPr>
+                <w:b w:val="false"/>
+                <w:bCs w:val="false"/>
+                <w:sz w:val="19"/>
+                <w:szCs w:val="19"/>
+              </w:rPr>
+              <w:t xml:space="preserve">Count of times 60-89 days past due in the last 2 years.</w:t>
+            </w:r>
+          </w:p>
+        </w:tc>
+      </w:tr>
+      <w:tr>
+        <w:tc>
+          <w:tcPr>
+            <w:tcW w:type="dxa" w:w="3300"/>
+            <w:tcBorders>
+              <w:top w:val="single" w:color="999999" w:sz="2"/>
+              <w:left w:val="single" w:color="999999" w:sz="2"/>
+              <w:bottom w:val="single" w:color="999999" w:sz="2"/>
+              <w:right w:val="single" w:color="999999" w:sz="2"/>
+            </w:tcBorders>
+            <w:tcMar>
+              <w:top w:type="dxa" w:w="70"/>
+              <w:left w:type="dxa" w:w="100"/>
+              <w:bottom w:type="dxa" w:w="70"/>
+              <w:right w:type="dxa" w:w="100"/>
+            </w:tcMar>
+            <w:vAlign w:val="center"/>
+          </w:tcPr>
+          <w:p>
+            <w:r>
+              <w:rPr>
+                <w:b w:val="false"/>
+                <w:bCs w:val="false"/>
+                <w:sz w:val="19"/>
+                <w:szCs w:val="19"/>
+              </w:rPr>
+              <w:t xml:space="preserve">NumberOfDependents</w:t>
+            </w:r>
+          </w:p>
+        </w:tc>
+        <w:tc>
+          <w:tcPr>
+            <w:tcW w:type="dxa" w:w="6550"/>
+            <w:tcBorders>
+              <w:top w:val="single" w:color="999999" w:sz="2"/>
+              <w:left w:val="single" w:color="999999" w:sz="2"/>
+              <w:bottom w:val="single" w:color="999999" w:sz="2"/>
+              <w:right w:val="single" w:color="999999" w:sz="2"/>
+            </w:tcBorders>
+            <w:tcMar>
+              <w:top w:type="dxa" w:w="70"/>
+              <w:left w:type="dxa" w:w="100"/>
+              <w:bottom w:type="dxa" w:w="70"/>
+              <w:right w:type="dxa" w:w="100"/>
+            </w:tcMar>
+            <w:vAlign w:val="center"/>
+          </w:tcPr>
+          <w:p>
+            <w:r>
+              <w:rPr>
+                <w:b w:val="false"/>
+                <w:bCs w:val="false"/>
+                <w:sz w:val="19"/>
+                <w:szCs w:val="19"/>
+              </w:rPr>
+              <w:t xml:space="preserve">Number of dependents excluding the borrower (spouse, children, etc.).</w:t>
+            </w:r>
+          </w:p>
+        </w:tc>
+      </w:tr>
+    </w:tbl>
+    <w:p>
+      <w:pPr>
+        <w:spacing w:before="200"/>
+      </w:pPr>
+    </w:p>
+    <w:p>
+      <w:pPr>
+        <w:keepNext/>
+        <w:spacing w:after="100" w:before="200"/>
       </w:pPr>
       <w:r>
         <w:rPr>
@@ -2068,8 +4955,405 @@
           <w:sz w:val="21"/>
           <w:szCs w:val="21"/>
         </w:rPr>
-        <w:t xml:space="preserve">(SIGNATURE OF THE STUDENT)				</w:t>
-      </w:r>
+        <w:t xml:space="preserve">Dataset Statistics (measured on the actual training data used)</w:t>
+      </w:r>
+    </w:p>
+    <w:tbl>
+      <w:tblPr>
+        <w:tblW w:type="dxa" w:w="9850"/>
+        <w:tblBorders>
+          <w:top w:val="single" w:color="auto" w:sz="4"/>
+          <w:left w:val="single" w:color="auto" w:sz="4"/>
+          <w:bottom w:val="single" w:color="auto" w:sz="4"/>
+          <w:right w:val="single" w:color="auto" w:sz="4"/>
+          <w:insideH w:val="single" w:color="auto" w:sz="4"/>
+          <w:insideV w:val="single" w:color="auto" w:sz="4"/>
+        </w:tblBorders>
+      </w:tblPr>
+      <w:tblGrid>
+        <w:gridCol w:w="4900"/>
+        <w:gridCol w:w="4950"/>
+      </w:tblGrid>
+      <w:tr>
+        <w:tc>
+          <w:tcPr>
+            <w:tcW w:type="dxa" w:w="4900"/>
+            <w:tcBorders>
+              <w:top w:val="single" w:color="999999" w:sz="2"/>
+              <w:left w:val="single" w:color="999999" w:sz="2"/>
+              <w:bottom w:val="single" w:color="999999" w:sz="2"/>
+              <w:right w:val="single" w:color="999999" w:sz="2"/>
+            </w:tcBorders>
+            <w:shd w:fill="E9ECF8" w:val="clear"/>
+            <w:tcMar>
+              <w:top w:type="dxa" w:w="70"/>
+              <w:left w:type="dxa" w:w="100"/>
+              <w:bottom w:type="dxa" w:w="70"/>
+              <w:right w:type="dxa" w:w="100"/>
+            </w:tcMar>
+            <w:vAlign w:val="center"/>
+          </w:tcPr>
+          <w:p>
+            <w:r>
+              <w:rPr>
+                <w:b/>
+                <w:bCs/>
+                <w:sz w:val="19"/>
+                <w:szCs w:val="19"/>
+              </w:rPr>
+              <w:t xml:space="preserve">Metric</w:t>
+            </w:r>
+          </w:p>
+        </w:tc>
+        <w:tc>
+          <w:tcPr>
+            <w:tcW w:type="dxa" w:w="4950"/>
+            <w:tcBorders>
+              <w:top w:val="single" w:color="999999" w:sz="2"/>
+              <w:left w:val="single" w:color="999999" w:sz="2"/>
+              <w:bottom w:val="single" w:color="999999" w:sz="2"/>
+              <w:right w:val="single" w:color="999999" w:sz="2"/>
+            </w:tcBorders>
+            <w:shd w:fill="E9ECF8" w:val="clear"/>
+            <w:tcMar>
+              <w:top w:type="dxa" w:w="70"/>
+              <w:left w:type="dxa" w:w="100"/>
+              <w:bottom w:type="dxa" w:w="70"/>
+              <w:right w:type="dxa" w:w="100"/>
+            </w:tcMar>
+            <w:vAlign w:val="center"/>
+          </w:tcPr>
+          <w:p>
+            <w:r>
+              <w:rPr>
+                <w:b/>
+                <w:bCs/>
+                <w:sz w:val="19"/>
+                <w:szCs w:val="19"/>
+              </w:rPr>
+              <w:t xml:space="preserve">Value</w:t>
+            </w:r>
+          </w:p>
+        </w:tc>
+      </w:tr>
+      <w:tr>
+        <w:tc>
+          <w:tcPr>
+            <w:tcW w:type="dxa" w:w="4900"/>
+            <w:tcBorders>
+              <w:top w:val="single" w:color="999999" w:sz="2"/>
+              <w:left w:val="single" w:color="999999" w:sz="2"/>
+              <w:bottom w:val="single" w:color="999999" w:sz="2"/>
+              <w:right w:val="single" w:color="999999" w:sz="2"/>
+            </w:tcBorders>
+            <w:tcMar>
+              <w:top w:type="dxa" w:w="70"/>
+              <w:left w:type="dxa" w:w="100"/>
+              <w:bottom w:type="dxa" w:w="70"/>
+              <w:right w:type="dxa" w:w="100"/>
+            </w:tcMar>
+            <w:vAlign w:val="center"/>
+          </w:tcPr>
+          <w:p>
+            <w:r>
+              <w:rPr>
+                <w:b w:val="false"/>
+                <w:bCs w:val="false"/>
+                <w:sz w:val="19"/>
+                <w:szCs w:val="19"/>
+              </w:rPr>
+              <w:t xml:space="preserve">Total records</w:t>
+            </w:r>
+          </w:p>
+        </w:tc>
+        <w:tc>
+          <w:tcPr>
+            <w:tcW w:type="dxa" w:w="4950"/>
+            <w:tcBorders>
+              <w:top w:val="single" w:color="999999" w:sz="2"/>
+              <w:left w:val="single" w:color="999999" w:sz="2"/>
+              <w:bottom w:val="single" w:color="999999" w:sz="2"/>
+              <w:right w:val="single" w:color="999999" w:sz="2"/>
+            </w:tcBorders>
+            <w:tcMar>
+              <w:top w:type="dxa" w:w="70"/>
+              <w:left w:type="dxa" w:w="100"/>
+              <w:bottom w:type="dxa" w:w="70"/>
+              <w:right w:type="dxa" w:w="100"/>
+            </w:tcMar>
+            <w:vAlign w:val="center"/>
+          </w:tcPr>
+          <w:p>
+            <w:r>
+              <w:rPr>
+                <w:b w:val="false"/>
+                <w:bCs w:val="false"/>
+                <w:sz w:val="19"/>
+                <w:szCs w:val="19"/>
+              </w:rPr>
+              <w:t xml:space="preserve">150,000</w:t>
+            </w:r>
+          </w:p>
+        </w:tc>
+      </w:tr>
+      <w:tr>
+        <w:tc>
+          <w:tcPr>
+            <w:tcW w:type="dxa" w:w="4900"/>
+            <w:tcBorders>
+              <w:top w:val="single" w:color="999999" w:sz="2"/>
+              <w:left w:val="single" w:color="999999" w:sz="2"/>
+              <w:bottom w:val="single" w:color="999999" w:sz="2"/>
+              <w:right w:val="single" w:color="999999" w:sz="2"/>
+            </w:tcBorders>
+            <w:tcMar>
+              <w:top w:type="dxa" w:w="70"/>
+              <w:left w:type="dxa" w:w="100"/>
+              <w:bottom w:type="dxa" w:w="70"/>
+              <w:right w:type="dxa" w:w="100"/>
+            </w:tcMar>
+            <w:vAlign w:val="center"/>
+          </w:tcPr>
+          <w:p>
+            <w:r>
+              <w:rPr>
+                <w:b w:val="false"/>
+                <w:bCs w:val="false"/>
+                <w:sz w:val="19"/>
+                <w:szCs w:val="19"/>
+              </w:rPr>
+              <w:t xml:space="preserve">Positive label rate (SeriousDlqin2yrs = 1)</w:t>
+            </w:r>
+          </w:p>
+        </w:tc>
+        <w:tc>
+          <w:tcPr>
+            <w:tcW w:type="dxa" w:w="4950"/>
+            <w:tcBorders>
+              <w:top w:val="single" w:color="999999" w:sz="2"/>
+              <w:left w:val="single" w:color="999999" w:sz="2"/>
+              <w:bottom w:val="single" w:color="999999" w:sz="2"/>
+              <w:right w:val="single" w:color="999999" w:sz="2"/>
+            </w:tcBorders>
+            <w:tcMar>
+              <w:top w:type="dxa" w:w="70"/>
+              <w:left w:type="dxa" w:w="100"/>
+              <w:bottom w:type="dxa" w:w="70"/>
+              <w:right w:type="dxa" w:w="100"/>
+            </w:tcMar>
+            <w:vAlign w:val="center"/>
+          </w:tcPr>
+          <w:p>
+            <w:r>
+              <w:rPr>
+                <w:b w:val="false"/>
+                <w:bCs w:val="false"/>
+                <w:sz w:val="19"/>
+                <w:szCs w:val="19"/>
+              </w:rPr>
+              <w:t xml:space="preserve">6.68%</w:t>
+            </w:r>
+          </w:p>
+        </w:tc>
+      </w:tr>
+      <w:tr>
+        <w:tc>
+          <w:tcPr>
+            <w:tcW w:type="dxa" w:w="4900"/>
+            <w:tcBorders>
+              <w:top w:val="single" w:color="999999" w:sz="2"/>
+              <w:left w:val="single" w:color="999999" w:sz="2"/>
+              <w:bottom w:val="single" w:color="999999" w:sz="2"/>
+              <w:right w:val="single" w:color="999999" w:sz="2"/>
+            </w:tcBorders>
+            <w:tcMar>
+              <w:top w:type="dxa" w:w="70"/>
+              <w:left w:type="dxa" w:w="100"/>
+              <w:bottom w:type="dxa" w:w="70"/>
+              <w:right w:type="dxa" w:w="100"/>
+            </w:tcMar>
+            <w:vAlign w:val="center"/>
+          </w:tcPr>
+          <w:p>
+            <w:r>
+              <w:rPr>
+                <w:b w:val="false"/>
+                <w:bCs w:val="false"/>
+                <w:sz w:val="19"/>
+                <w:szCs w:val="19"/>
+              </w:rPr>
+              <w:t xml:space="preserve">Missing MonthlyIncome</w:t>
+            </w:r>
+          </w:p>
+        </w:tc>
+        <w:tc>
+          <w:tcPr>
+            <w:tcW w:type="dxa" w:w="4950"/>
+            <w:tcBorders>
+              <w:top w:val="single" w:color="999999" w:sz="2"/>
+              <w:left w:val="single" w:color="999999" w:sz="2"/>
+              <w:bottom w:val="single" w:color="999999" w:sz="2"/>
+              <w:right w:val="single" w:color="999999" w:sz="2"/>
+            </w:tcBorders>
+            <w:tcMar>
+              <w:top w:type="dxa" w:w="70"/>
+              <w:left w:type="dxa" w:w="100"/>
+              <w:bottom w:type="dxa" w:w="70"/>
+              <w:right w:type="dxa" w:w="100"/>
+            </w:tcMar>
+            <w:vAlign w:val="center"/>
+          </w:tcPr>
+          <w:p>
+            <w:r>
+              <w:rPr>
+                <w:b w:val="false"/>
+                <w:bCs w:val="false"/>
+                <w:sz w:val="19"/>
+                <w:szCs w:val="19"/>
+              </w:rPr>
+              <w:t xml:space="preserve">29,731 rows (19.8%)</w:t>
+            </w:r>
+          </w:p>
+        </w:tc>
+      </w:tr>
+      <w:tr>
+        <w:tc>
+          <w:tcPr>
+            <w:tcW w:type="dxa" w:w="4900"/>
+            <w:tcBorders>
+              <w:top w:val="single" w:color="999999" w:sz="2"/>
+              <w:left w:val="single" w:color="999999" w:sz="2"/>
+              <w:bottom w:val="single" w:color="999999" w:sz="2"/>
+              <w:right w:val="single" w:color="999999" w:sz="2"/>
+            </w:tcBorders>
+            <w:tcMar>
+              <w:top w:type="dxa" w:w="70"/>
+              <w:left w:type="dxa" w:w="100"/>
+              <w:bottom w:type="dxa" w:w="70"/>
+              <w:right w:type="dxa" w:w="100"/>
+            </w:tcMar>
+            <w:vAlign w:val="center"/>
+          </w:tcPr>
+          <w:p>
+            <w:r>
+              <w:rPr>
+                <w:b w:val="false"/>
+                <w:bCs w:val="false"/>
+                <w:sz w:val="19"/>
+                <w:szCs w:val="19"/>
+              </w:rPr>
+              <w:t xml:space="preserve">Missing NumberOfDependents</w:t>
+            </w:r>
+          </w:p>
+        </w:tc>
+        <w:tc>
+          <w:tcPr>
+            <w:tcW w:type="dxa" w:w="4950"/>
+            <w:tcBorders>
+              <w:top w:val="single" w:color="999999" w:sz="2"/>
+              <w:left w:val="single" w:color="999999" w:sz="2"/>
+              <w:bottom w:val="single" w:color="999999" w:sz="2"/>
+              <w:right w:val="single" w:color="999999" w:sz="2"/>
+            </w:tcBorders>
+            <w:tcMar>
+              <w:top w:type="dxa" w:w="70"/>
+              <w:left w:type="dxa" w:w="100"/>
+              <w:bottom w:type="dxa" w:w="70"/>
+              <w:right w:type="dxa" w:w="100"/>
+            </w:tcMar>
+            <w:vAlign w:val="center"/>
+          </w:tcPr>
+          <w:p>
+            <w:r>
+              <w:rPr>
+                <w:b w:val="false"/>
+                <w:bCs w:val="false"/>
+                <w:sz w:val="19"/>
+                <w:szCs w:val="19"/>
+              </w:rPr>
+              <w:t xml:space="preserve">3,924 rows (2.6%)</w:t>
+            </w:r>
+          </w:p>
+        </w:tc>
+      </w:tr>
+      <w:tr>
+        <w:tc>
+          <w:tcPr>
+            <w:tcW w:type="dxa" w:w="4900"/>
+            <w:tcBorders>
+              <w:top w:val="single" w:color="999999" w:sz="2"/>
+              <w:left w:val="single" w:color="999999" w:sz="2"/>
+              <w:bottom w:val="single" w:color="999999" w:sz="2"/>
+              <w:right w:val="single" w:color="999999" w:sz="2"/>
+            </w:tcBorders>
+            <w:tcMar>
+              <w:top w:type="dxa" w:w="70"/>
+              <w:left w:type="dxa" w:w="100"/>
+              <w:bottom w:type="dxa" w:w="70"/>
+              <w:right w:type="dxa" w:w="100"/>
+            </w:tcMar>
+            <w:vAlign w:val="center"/>
+          </w:tcPr>
+          <w:p>
+            <w:r>
+              <w:rPr>
+                <w:b w:val="false"/>
+                <w:bCs w:val="false"/>
+                <w:sz w:val="19"/>
+                <w:szCs w:val="19"/>
+              </w:rPr>
+              <w:t xml:space="preserve">Mean age / std. dev.</w:t>
+            </w:r>
+          </w:p>
+        </w:tc>
+        <w:tc>
+          <w:tcPr>
+            <w:tcW w:type="dxa" w:w="4950"/>
+            <w:tcBorders>
+              <w:top w:val="single" w:color="999999" w:sz="2"/>
+              <w:left w:val="single" w:color="999999" w:sz="2"/>
+              <w:bottom w:val="single" w:color="999999" w:sz="2"/>
+              <w:right w:val="single" w:color="999999" w:sz="2"/>
+            </w:tcBorders>
+            <w:tcMar>
+              <w:top w:type="dxa" w:w="70"/>
+              <w:left w:type="dxa" w:w="100"/>
+              <w:bottom w:type="dxa" w:w="70"/>
+              <w:right w:type="dxa" w:w="100"/>
+            </w:tcMar>
+            <w:vAlign w:val="center"/>
+          </w:tcPr>
+          <w:p>
+            <w:r>
+              <w:rPr>
+                <w:b w:val="false"/>
+                <w:bCs w:val="false"/>
+                <w:sz w:val="19"/>
+                <w:szCs w:val="19"/>
+              </w:rPr>
+              <w:t xml:space="preserve">52.3 years / 14.8 years</w:t>
+            </w:r>
+          </w:p>
+        </w:tc>
+      </w:tr>
+    </w:tbl>
+    <w:p>
+      <w:pPr>
+        <w:spacing w:after="160" w:before="160"/>
+      </w:pPr>
+      <w:r>
+        <w:rPr>
+          <w:sz w:val="20"/>
+          <w:szCs w:val="20"/>
+        </w:rPr>
+        <w:t xml:space="preserve">A known data-quality issue in the raw dataset, visible from the measured statistics above, is worth noting honestly: the age column contains a minimum value of 0 and a maximum of 109, both implausible for a loan applicant – clear data-entry artifacts rather than real borrowers. These are treated the same way as the RevolvingUtilization/DebtRatio outliers below (clipped rather than dropped, so a small number of corrupt rows cannot dominate training).</w:t>
+      </w:r>
+    </w:p>
+    <w:p>
+      <w:pPr>
+        <w:keepNext/>
+        <w:spacing w:after="100" w:before="200"/>
+      </w:pPr>
       <w:r>
         <w:rPr>
           <w:b/>
@@ -2077,7 +5361,3051 @@
           <w:sz w:val="21"/>
           <w:szCs w:val="21"/>
         </w:rPr>
-        <w:t xml:space="preserve">(SIGNATURE OF THE GUIDE)</w:t>
+        <w:t xml:space="preserve">Preprocessing</w:t>
+      </w:r>
+    </w:p>
+    <w:p>
+      <w:pPr>
+        <w:pStyle w:val="ListParagraph"/>
+        <w:numPr>
+          <w:ilvl w:val="0"/>
+          <w:numId w:val="2"/>
+        </w:numPr>
+        <w:spacing w:after="90" w:line="268"/>
+      </w:pPr>
+      <w:r>
+        <w:rPr>
+          <w:sz w:val="20"/>
+          <w:szCs w:val="20"/>
+        </w:rPr>
+        <w:t xml:space="preserve">Missing MonthlyIncome and NumberOfDependents values are median-imputed.</w:t>
+      </w:r>
+    </w:p>
+    <w:p>
+      <w:pPr>
+        <w:pStyle w:val="ListParagraph"/>
+        <w:numPr>
+          <w:ilvl w:val="0"/>
+          <w:numId w:val="2"/>
+        </w:numPr>
+        <w:spacing w:after="90" w:line="268"/>
+      </w:pPr>
+      <w:r>
+        <w:rPr>
+          <w:sz w:val="20"/>
+          <w:szCs w:val="20"/>
+        </w:rPr>
+        <w:t xml:space="preserve">RevolvingUtilization and DebtRatio contain extreme outliers (ratios in the thousands from data-entry artifacts); these are clipped to reasonable upper bounds before training so a handful of corrupt rows cannot dominate the loss.</w:t>
+      </w:r>
+    </w:p>
+    <w:p>
+      <w:pPr>
+        <w:pStyle w:val="ListParagraph"/>
+        <w:numPr>
+          <w:ilvl w:val="0"/>
+          <w:numId w:val="2"/>
+        </w:numPr>
+        <w:spacing w:after="90" w:line="268"/>
+      </w:pPr>
+      <w:r>
+        <w:rPr>
+          <w:sz w:val="20"/>
+          <w:szCs w:val="20"/>
+        </w:rPr>
+        <w:t xml:space="preserve">The label is heavily imbalanced (6.68% positive class, measured above), consistent with real-world default rates – handled via XGBoost's scale_pos_weight rather than naive resampling, to avoid distorting the probability calibration.</w:t>
+      </w:r>
+    </w:p>
+    <w:p>
+      <w:pPr>
+        <w:keepNext/>
+        <w:spacing w:after="100" w:before="200"/>
+      </w:pPr>
+      <w:r>
+        <w:rPr>
+          <w:b/>
+          <w:bCs/>
+          <w:sz w:val="21"/>
+          <w:szCs w:val="21"/>
+        </w:rPr>
+        <w:t xml:space="preserve">Training &amp; Evaluation</w:t>
+      </w:r>
+    </w:p>
+    <w:p>
+      <w:pPr>
+        <w:pStyle w:val="ListParagraph"/>
+        <w:numPr>
+          <w:ilvl w:val="0"/>
+          <w:numId w:val="2"/>
+        </w:numPr>
+        <w:spacing w:after="90" w:line="268"/>
+      </w:pPr>
+      <w:r>
+        <w:rPr>
+          <w:sz w:val="20"/>
+          <w:szCs w:val="20"/>
+        </w:rPr>
+        <w:t xml:space="preserve">80/20 stratified train/validation split, preserving the class ratio in both partitions.</w:t>
+      </w:r>
+    </w:p>
+    <w:p>
+      <w:pPr>
+        <w:pStyle w:val="ListParagraph"/>
+        <w:numPr>
+          <w:ilvl w:val="0"/>
+          <w:numId w:val="2"/>
+        </w:numPr>
+        <w:spacing w:after="90" w:line="268"/>
+      </w:pPr>
+      <w:r>
+        <w:rPr>
+          <w:sz w:val="20"/>
+          <w:szCs w:val="20"/>
+        </w:rPr>
+        <w:t xml:space="preserve">Model: XGBoost gradient-boosted trees (binary:logistic objective), trained on the eleven features above.</w:t>
+      </w:r>
+    </w:p>
+    <w:p>
+      <w:pPr>
+        <w:pStyle w:val="ListParagraph"/>
+        <w:numPr>
+          <w:ilvl w:val="0"/>
+          <w:numId w:val="2"/>
+        </w:numPr>
+        <w:spacing w:after="90" w:line="268"/>
+      </w:pPr>
+      <w:r>
+        <w:rPr>
+          <w:sz w:val="20"/>
+          <w:szCs w:val="20"/>
+        </w:rPr>
+        <w:t xml:space="preserve">Evaluation metric: AUC-ROC on the held-out validation split – achieved ≈ 0.87, meaning the model is quite effective at ranking risky vs. safe borrowers relative to a random baseline of 0.5.</w:t>
+      </w:r>
+    </w:p>
+    <w:p>
+      <w:pPr>
+        <w:pStyle w:val="ListParagraph"/>
+        <w:numPr>
+          <w:ilvl w:val="0"/>
+          <w:numId w:val="2"/>
+        </w:numPr>
+        <w:spacing w:after="90" w:line="268"/>
+      </w:pPr>
+      <w:r>
+        <w:rPr>
+          <w:sz w:val="20"/>
+          <w:szCs w:val="20"/>
+        </w:rPr>
+        <w:t xml:space="preserve">At inference time, the applicant's own stated/verified figures (income, existing debt, dependents) are mapped into this same feature space, along with a verified monthly income figure derived from the applicant's own reconciled bank statement rather than the self-reported number alone.</w:t>
+      </w:r>
+    </w:p>
+    <w:p>
+      <w:pPr>
+        <w:spacing w:after="160" w:line="268"/>
+      </w:pPr>
+      <w:r>
+        <w:rPr>
+          <w:sz w:val="20"/>
+          <w:szCs w:val="20"/>
+        </w:rPr>
+        <w:t xml:space="preserve">The model's scores are illustrative of the ML scoring layer working end-to-end; they are not calibrated against this system's own lending outcomes, since no proprietary underwriting history exists at the prototype stage (see Deviation section).</w:t>
+      </w:r>
+    </w:p>
+    <w:p>
+      <w:pPr>
+        <w:keepNext/>
+        <w:spacing w:after="100" w:before="200"/>
+      </w:pPr>
+      <w:r>
+        <w:rPr>
+          <w:b/>
+          <w:bCs/>
+          <w:sz w:val="21"/>
+          <w:szCs w:val="21"/>
+        </w:rPr>
+        <w:t xml:space="preserve">Feature Importance (measured on the trained model)</w:t>
+      </w:r>
+    </w:p>
+    <w:p>
+      <w:pPr>
+        <w:spacing w:after="160" w:line="268"/>
+      </w:pPr>
+      <w:r>
+        <w:rPr>
+          <w:sz w:val="20"/>
+          <w:szCs w:val="20"/>
+        </w:rPr>
+        <w:t xml:space="preserve">XGBoost's gain-based feature importance, read directly from the trained model, confirms the features the First Review identified as primary risk signals actually dominate the model's decisions – delinquency-history features account for roughly 87% of total importance, far outweighing income or dependents:</w:t>
+      </w:r>
+    </w:p>
+    <w:tbl>
+      <w:tblPr>
+        <w:tblW w:type="dxa" w:w="9850"/>
+        <w:tblBorders>
+          <w:top w:val="single" w:color="auto" w:sz="4"/>
+          <w:left w:val="single" w:color="auto" w:sz="4"/>
+          <w:bottom w:val="single" w:color="auto" w:sz="4"/>
+          <w:right w:val="single" w:color="auto" w:sz="4"/>
+          <w:insideH w:val="single" w:color="auto" w:sz="4"/>
+          <w:insideV w:val="single" w:color="auto" w:sz="4"/>
+        </w:tblBorders>
+      </w:tblPr>
+      <w:tblGrid>
+        <w:gridCol w:w="6400"/>
+        <w:gridCol w:w="1700"/>
+        <w:gridCol w:w="1750"/>
+      </w:tblGrid>
+      <w:tr>
+        <w:tc>
+          <w:tcPr>
+            <w:tcW w:type="dxa" w:w="6400"/>
+            <w:tcBorders>
+              <w:top w:val="single" w:color="999999" w:sz="2"/>
+              <w:left w:val="single" w:color="999999" w:sz="2"/>
+              <w:bottom w:val="single" w:color="999999" w:sz="2"/>
+              <w:right w:val="single" w:color="999999" w:sz="2"/>
+            </w:tcBorders>
+            <w:shd w:fill="E9ECF8" w:val="clear"/>
+            <w:tcMar>
+              <w:top w:type="dxa" w:w="70"/>
+              <w:left w:type="dxa" w:w="100"/>
+              <w:bottom w:type="dxa" w:w="70"/>
+              <w:right w:type="dxa" w:w="100"/>
+            </w:tcMar>
+            <w:vAlign w:val="center"/>
+          </w:tcPr>
+          <w:p>
+            <w:r>
+              <w:rPr>
+                <w:b/>
+                <w:bCs/>
+                <w:sz w:val="19"/>
+                <w:szCs w:val="19"/>
+              </w:rPr>
+              <w:t xml:space="preserve">Feature</w:t>
+            </w:r>
+          </w:p>
+        </w:tc>
+        <w:tc>
+          <w:tcPr>
+            <w:tcW w:type="dxa" w:w="1700"/>
+            <w:tcBorders>
+              <w:top w:val="single" w:color="999999" w:sz="2"/>
+              <w:left w:val="single" w:color="999999" w:sz="2"/>
+              <w:bottom w:val="single" w:color="999999" w:sz="2"/>
+              <w:right w:val="single" w:color="999999" w:sz="2"/>
+            </w:tcBorders>
+            <w:shd w:fill="E9ECF8" w:val="clear"/>
+            <w:tcMar>
+              <w:top w:type="dxa" w:w="70"/>
+              <w:left w:type="dxa" w:w="100"/>
+              <w:bottom w:type="dxa" w:w="70"/>
+              <w:right w:type="dxa" w:w="100"/>
+            </w:tcMar>
+            <w:vAlign w:val="center"/>
+          </w:tcPr>
+          <w:p>
+            <w:r>
+              <w:rPr>
+                <w:b/>
+                <w:bCs/>
+                <w:sz w:val="19"/>
+                <w:szCs w:val="19"/>
+              </w:rPr>
+              <w:t xml:space="preserve">Importance</w:t>
+            </w:r>
+          </w:p>
+        </w:tc>
+        <w:tc>
+          <w:tcPr>
+            <w:tcW w:type="dxa" w:w="1750"/>
+            <w:tcBorders>
+              <w:top w:val="single" w:color="999999" w:sz="2"/>
+              <w:left w:val="single" w:color="999999" w:sz="2"/>
+              <w:bottom w:val="single" w:color="999999" w:sz="2"/>
+              <w:right w:val="single" w:color="999999" w:sz="2"/>
+            </w:tcBorders>
+            <w:shd w:fill="E9ECF8" w:val="clear"/>
+            <w:tcMar>
+              <w:top w:type="dxa" w:w="70"/>
+              <w:left w:type="dxa" w:w="100"/>
+              <w:bottom w:type="dxa" w:w="70"/>
+              <w:right w:type="dxa" w:w="100"/>
+            </w:tcMar>
+            <w:vAlign w:val="center"/>
+          </w:tcPr>
+          <w:p>
+            <w:r>
+              <w:rPr>
+                <w:b/>
+                <w:bCs/>
+                <w:sz w:val="19"/>
+                <w:szCs w:val="19"/>
+              </w:rPr>
+              <w:t xml:space="preserve">Rank</w:t>
+            </w:r>
+          </w:p>
+        </w:tc>
+      </w:tr>
+      <w:tr>
+        <w:tc>
+          <w:tcPr>
+            <w:tcW w:type="dxa" w:w="6400"/>
+            <w:tcBorders>
+              <w:top w:val="single" w:color="999999" w:sz="2"/>
+              <w:left w:val="single" w:color="999999" w:sz="2"/>
+              <w:bottom w:val="single" w:color="999999" w:sz="2"/>
+              <w:right w:val="single" w:color="999999" w:sz="2"/>
+            </w:tcBorders>
+            <w:tcMar>
+              <w:top w:type="dxa" w:w="70"/>
+              <w:left w:type="dxa" w:w="100"/>
+              <w:bottom w:type="dxa" w:w="70"/>
+              <w:right w:type="dxa" w:w="100"/>
+            </w:tcMar>
+            <w:vAlign w:val="center"/>
+          </w:tcPr>
+          <w:p>
+            <w:r>
+              <w:rPr>
+                <w:b w:val="false"/>
+                <w:bCs w:val="false"/>
+                <w:sz w:val="19"/>
+                <w:szCs w:val="19"/>
+              </w:rPr>
+              <w:t xml:space="preserve">NumberOfTimes90DaysLate</w:t>
+            </w:r>
+          </w:p>
+        </w:tc>
+        <w:tc>
+          <w:tcPr>
+            <w:tcW w:type="dxa" w:w="1700"/>
+            <w:tcBorders>
+              <w:top w:val="single" w:color="999999" w:sz="2"/>
+              <w:left w:val="single" w:color="999999" w:sz="2"/>
+              <w:bottom w:val="single" w:color="999999" w:sz="2"/>
+              <w:right w:val="single" w:color="999999" w:sz="2"/>
+            </w:tcBorders>
+            <w:tcMar>
+              <w:top w:type="dxa" w:w="70"/>
+              <w:left w:type="dxa" w:w="100"/>
+              <w:bottom w:type="dxa" w:w="70"/>
+              <w:right w:type="dxa" w:w="100"/>
+            </w:tcMar>
+            <w:vAlign w:val="center"/>
+          </w:tcPr>
+          <w:p>
+            <w:r>
+              <w:rPr>
+                <w:b w:val="false"/>
+                <w:bCs w:val="false"/>
+                <w:sz w:val="19"/>
+                <w:szCs w:val="19"/>
+              </w:rPr>
+              <w:t xml:space="preserve">0.4536</w:t>
+            </w:r>
+          </w:p>
+        </w:tc>
+        <w:tc>
+          <w:tcPr>
+            <w:tcW w:type="dxa" w:w="1750"/>
+            <w:tcBorders>
+              <w:top w:val="single" w:color="999999" w:sz="2"/>
+              <w:left w:val="single" w:color="999999" w:sz="2"/>
+              <w:bottom w:val="single" w:color="999999" w:sz="2"/>
+              <w:right w:val="single" w:color="999999" w:sz="2"/>
+            </w:tcBorders>
+            <w:tcMar>
+              <w:top w:type="dxa" w:w="70"/>
+              <w:left w:type="dxa" w:w="100"/>
+              <w:bottom w:type="dxa" w:w="70"/>
+              <w:right w:type="dxa" w:w="100"/>
+            </w:tcMar>
+            <w:vAlign w:val="center"/>
+          </w:tcPr>
+          <w:p>
+            <w:r>
+              <w:rPr>
+                <w:b w:val="false"/>
+                <w:bCs w:val="false"/>
+                <w:sz w:val="19"/>
+                <w:szCs w:val="19"/>
+              </w:rPr>
+              <w:t xml:space="preserve">1</w:t>
+            </w:r>
+          </w:p>
+        </w:tc>
+      </w:tr>
+      <w:tr>
+        <w:tc>
+          <w:tcPr>
+            <w:tcW w:type="dxa" w:w="6400"/>
+            <w:tcBorders>
+              <w:top w:val="single" w:color="999999" w:sz="2"/>
+              <w:left w:val="single" w:color="999999" w:sz="2"/>
+              <w:bottom w:val="single" w:color="999999" w:sz="2"/>
+              <w:right w:val="single" w:color="999999" w:sz="2"/>
+            </w:tcBorders>
+            <w:tcMar>
+              <w:top w:type="dxa" w:w="70"/>
+              <w:left w:type="dxa" w:w="100"/>
+              <w:bottom w:type="dxa" w:w="70"/>
+              <w:right w:type="dxa" w:w="100"/>
+            </w:tcMar>
+            <w:vAlign w:val="center"/>
+          </w:tcPr>
+          <w:p>
+            <w:r>
+              <w:rPr>
+                <w:b w:val="false"/>
+                <w:bCs w:val="false"/>
+                <w:sz w:val="19"/>
+                <w:szCs w:val="19"/>
+              </w:rPr>
+              <w:t xml:space="preserve">RevolvingUtilizationOfUnsecuredLines</w:t>
+            </w:r>
+          </w:p>
+        </w:tc>
+        <w:tc>
+          <w:tcPr>
+            <w:tcW w:type="dxa" w:w="1700"/>
+            <w:tcBorders>
+              <w:top w:val="single" w:color="999999" w:sz="2"/>
+              <w:left w:val="single" w:color="999999" w:sz="2"/>
+              <w:bottom w:val="single" w:color="999999" w:sz="2"/>
+              <w:right w:val="single" w:color="999999" w:sz="2"/>
+            </w:tcBorders>
+            <w:tcMar>
+              <w:top w:type="dxa" w:w="70"/>
+              <w:left w:type="dxa" w:w="100"/>
+              <w:bottom w:type="dxa" w:w="70"/>
+              <w:right w:type="dxa" w:w="100"/>
+            </w:tcMar>
+            <w:vAlign w:val="center"/>
+          </w:tcPr>
+          <w:p>
+            <w:r>
+              <w:rPr>
+                <w:b w:val="false"/>
+                <w:bCs w:val="false"/>
+                <w:sz w:val="19"/>
+                <w:szCs w:val="19"/>
+              </w:rPr>
+              <w:t xml:space="preserve">0.1691</w:t>
+            </w:r>
+          </w:p>
+        </w:tc>
+        <w:tc>
+          <w:tcPr>
+            <w:tcW w:type="dxa" w:w="1750"/>
+            <w:tcBorders>
+              <w:top w:val="single" w:color="999999" w:sz="2"/>
+              <w:left w:val="single" w:color="999999" w:sz="2"/>
+              <w:bottom w:val="single" w:color="999999" w:sz="2"/>
+              <w:right w:val="single" w:color="999999" w:sz="2"/>
+            </w:tcBorders>
+            <w:tcMar>
+              <w:top w:type="dxa" w:w="70"/>
+              <w:left w:type="dxa" w:w="100"/>
+              <w:bottom w:type="dxa" w:w="70"/>
+              <w:right w:type="dxa" w:w="100"/>
+            </w:tcMar>
+            <w:vAlign w:val="center"/>
+          </w:tcPr>
+          <w:p>
+            <w:r>
+              <w:rPr>
+                <w:b w:val="false"/>
+                <w:bCs w:val="false"/>
+                <w:sz w:val="19"/>
+                <w:szCs w:val="19"/>
+              </w:rPr>
+              <w:t xml:space="preserve">2</w:t>
+            </w:r>
+          </w:p>
+        </w:tc>
+      </w:tr>
+      <w:tr>
+        <w:tc>
+          <w:tcPr>
+            <w:tcW w:type="dxa" w:w="6400"/>
+            <w:tcBorders>
+              <w:top w:val="single" w:color="999999" w:sz="2"/>
+              <w:left w:val="single" w:color="999999" w:sz="2"/>
+              <w:bottom w:val="single" w:color="999999" w:sz="2"/>
+              <w:right w:val="single" w:color="999999" w:sz="2"/>
+            </w:tcBorders>
+            <w:tcMar>
+              <w:top w:type="dxa" w:w="70"/>
+              <w:left w:type="dxa" w:w="100"/>
+              <w:bottom w:type="dxa" w:w="70"/>
+              <w:right w:type="dxa" w:w="100"/>
+            </w:tcMar>
+            <w:vAlign w:val="center"/>
+          </w:tcPr>
+          <w:p>
+            <w:r>
+              <w:rPr>
+                <w:b w:val="false"/>
+                <w:bCs w:val="false"/>
+                <w:sz w:val="19"/>
+                <w:szCs w:val="19"/>
+              </w:rPr>
+              <w:t xml:space="preserve">NumberOfTime30-59DaysPastDueNotWorse</w:t>
+            </w:r>
+          </w:p>
+        </w:tc>
+        <w:tc>
+          <w:tcPr>
+            <w:tcW w:type="dxa" w:w="1700"/>
+            <w:tcBorders>
+              <w:top w:val="single" w:color="999999" w:sz="2"/>
+              <w:left w:val="single" w:color="999999" w:sz="2"/>
+              <w:bottom w:val="single" w:color="999999" w:sz="2"/>
+              <w:right w:val="single" w:color="999999" w:sz="2"/>
+            </w:tcBorders>
+            <w:tcMar>
+              <w:top w:type="dxa" w:w="70"/>
+              <w:left w:type="dxa" w:w="100"/>
+              <w:bottom w:type="dxa" w:w="70"/>
+              <w:right w:type="dxa" w:w="100"/>
+            </w:tcMar>
+            <w:vAlign w:val="center"/>
+          </w:tcPr>
+          <w:p>
+            <w:r>
+              <w:rPr>
+                <w:b w:val="false"/>
+                <w:bCs w:val="false"/>
+                <w:sz w:val="19"/>
+                <w:szCs w:val="19"/>
+              </w:rPr>
+              <w:t xml:space="preserve">0.1455</w:t>
+            </w:r>
+          </w:p>
+        </w:tc>
+        <w:tc>
+          <w:tcPr>
+            <w:tcW w:type="dxa" w:w="1750"/>
+            <w:tcBorders>
+              <w:top w:val="single" w:color="999999" w:sz="2"/>
+              <w:left w:val="single" w:color="999999" w:sz="2"/>
+              <w:bottom w:val="single" w:color="999999" w:sz="2"/>
+              <w:right w:val="single" w:color="999999" w:sz="2"/>
+            </w:tcBorders>
+            <w:tcMar>
+              <w:top w:type="dxa" w:w="70"/>
+              <w:left w:type="dxa" w:w="100"/>
+              <w:bottom w:type="dxa" w:w="70"/>
+              <w:right w:type="dxa" w:w="100"/>
+            </w:tcMar>
+            <w:vAlign w:val="center"/>
+          </w:tcPr>
+          <w:p>
+            <w:r>
+              <w:rPr>
+                <w:b w:val="false"/>
+                <w:bCs w:val="false"/>
+                <w:sz w:val="19"/>
+                <w:szCs w:val="19"/>
+              </w:rPr>
+              <w:t xml:space="preserve">3</w:t>
+            </w:r>
+          </w:p>
+        </w:tc>
+      </w:tr>
+      <w:tr>
+        <w:tc>
+          <w:tcPr>
+            <w:tcW w:type="dxa" w:w="6400"/>
+            <w:tcBorders>
+              <w:top w:val="single" w:color="999999" w:sz="2"/>
+              <w:left w:val="single" w:color="999999" w:sz="2"/>
+              <w:bottom w:val="single" w:color="999999" w:sz="2"/>
+              <w:right w:val="single" w:color="999999" w:sz="2"/>
+            </w:tcBorders>
+            <w:tcMar>
+              <w:top w:type="dxa" w:w="70"/>
+              <w:left w:type="dxa" w:w="100"/>
+              <w:bottom w:type="dxa" w:w="70"/>
+              <w:right w:type="dxa" w:w="100"/>
+            </w:tcMar>
+            <w:vAlign w:val="center"/>
+          </w:tcPr>
+          <w:p>
+            <w:r>
+              <w:rPr>
+                <w:b w:val="false"/>
+                <w:bCs w:val="false"/>
+                <w:sz w:val="19"/>
+                <w:szCs w:val="19"/>
+              </w:rPr>
+              <w:t xml:space="preserve">NumberOfTime60-89DaysPastDueNotWorse</w:t>
+            </w:r>
+          </w:p>
+        </w:tc>
+        <w:tc>
+          <w:tcPr>
+            <w:tcW w:type="dxa" w:w="1700"/>
+            <w:tcBorders>
+              <w:top w:val="single" w:color="999999" w:sz="2"/>
+              <w:left w:val="single" w:color="999999" w:sz="2"/>
+              <w:bottom w:val="single" w:color="999999" w:sz="2"/>
+              <w:right w:val="single" w:color="999999" w:sz="2"/>
+            </w:tcBorders>
+            <w:tcMar>
+              <w:top w:type="dxa" w:w="70"/>
+              <w:left w:type="dxa" w:w="100"/>
+              <w:bottom w:type="dxa" w:w="70"/>
+              <w:right w:type="dxa" w:w="100"/>
+            </w:tcMar>
+            <w:vAlign w:val="center"/>
+          </w:tcPr>
+          <w:p>
+            <w:r>
+              <w:rPr>
+                <w:b w:val="false"/>
+                <w:bCs w:val="false"/>
+                <w:sz w:val="19"/>
+                <w:szCs w:val="19"/>
+              </w:rPr>
+              <w:t xml:space="preserve">0.1202</w:t>
+            </w:r>
+          </w:p>
+        </w:tc>
+        <w:tc>
+          <w:tcPr>
+            <w:tcW w:type="dxa" w:w="1750"/>
+            <w:tcBorders>
+              <w:top w:val="single" w:color="999999" w:sz="2"/>
+              <w:left w:val="single" w:color="999999" w:sz="2"/>
+              <w:bottom w:val="single" w:color="999999" w:sz="2"/>
+              <w:right w:val="single" w:color="999999" w:sz="2"/>
+            </w:tcBorders>
+            <w:tcMar>
+              <w:top w:type="dxa" w:w="70"/>
+              <w:left w:type="dxa" w:w="100"/>
+              <w:bottom w:type="dxa" w:w="70"/>
+              <w:right w:type="dxa" w:w="100"/>
+            </w:tcMar>
+            <w:vAlign w:val="center"/>
+          </w:tcPr>
+          <w:p>
+            <w:r>
+              <w:rPr>
+                <w:b w:val="false"/>
+                <w:bCs w:val="false"/>
+                <w:sz w:val="19"/>
+                <w:szCs w:val="19"/>
+              </w:rPr>
+              <w:t xml:space="preserve">4</w:t>
+            </w:r>
+          </w:p>
+        </w:tc>
+      </w:tr>
+      <w:tr>
+        <w:tc>
+          <w:tcPr>
+            <w:tcW w:type="dxa" w:w="6400"/>
+            <w:tcBorders>
+              <w:top w:val="single" w:color="999999" w:sz="2"/>
+              <w:left w:val="single" w:color="999999" w:sz="2"/>
+              <w:bottom w:val="single" w:color="999999" w:sz="2"/>
+              <w:right w:val="single" w:color="999999" w:sz="2"/>
+            </w:tcBorders>
+            <w:tcMar>
+              <w:top w:type="dxa" w:w="70"/>
+              <w:left w:type="dxa" w:w="100"/>
+              <w:bottom w:type="dxa" w:w="70"/>
+              <w:right w:type="dxa" w:w="100"/>
+            </w:tcMar>
+            <w:vAlign w:val="center"/>
+          </w:tcPr>
+          <w:p>
+            <w:r>
+              <w:rPr>
+                <w:b w:val="false"/>
+                <w:bCs w:val="false"/>
+                <w:sz w:val="19"/>
+                <w:szCs w:val="19"/>
+              </w:rPr>
+              <w:t xml:space="preserve">NumberRealEstateLoansOrLines</w:t>
+            </w:r>
+          </w:p>
+        </w:tc>
+        <w:tc>
+          <w:tcPr>
+            <w:tcW w:type="dxa" w:w="1700"/>
+            <w:tcBorders>
+              <w:top w:val="single" w:color="999999" w:sz="2"/>
+              <w:left w:val="single" w:color="999999" w:sz="2"/>
+              <w:bottom w:val="single" w:color="999999" w:sz="2"/>
+              <w:right w:val="single" w:color="999999" w:sz="2"/>
+            </w:tcBorders>
+            <w:tcMar>
+              <w:top w:type="dxa" w:w="70"/>
+              <w:left w:type="dxa" w:w="100"/>
+              <w:bottom w:type="dxa" w:w="70"/>
+              <w:right w:type="dxa" w:w="100"/>
+            </w:tcMar>
+            <w:vAlign w:val="center"/>
+          </w:tcPr>
+          <w:p>
+            <w:r>
+              <w:rPr>
+                <w:b w:val="false"/>
+                <w:bCs w:val="false"/>
+                <w:sz w:val="19"/>
+                <w:szCs w:val="19"/>
+              </w:rPr>
+              <w:t xml:space="preserve">0.0303</w:t>
+            </w:r>
+          </w:p>
+        </w:tc>
+        <w:tc>
+          <w:tcPr>
+            <w:tcW w:type="dxa" w:w="1750"/>
+            <w:tcBorders>
+              <w:top w:val="single" w:color="999999" w:sz="2"/>
+              <w:left w:val="single" w:color="999999" w:sz="2"/>
+              <w:bottom w:val="single" w:color="999999" w:sz="2"/>
+              <w:right w:val="single" w:color="999999" w:sz="2"/>
+            </w:tcBorders>
+            <w:tcMar>
+              <w:top w:type="dxa" w:w="70"/>
+              <w:left w:type="dxa" w:w="100"/>
+              <w:bottom w:type="dxa" w:w="70"/>
+              <w:right w:type="dxa" w:w="100"/>
+            </w:tcMar>
+            <w:vAlign w:val="center"/>
+          </w:tcPr>
+          <w:p>
+            <w:r>
+              <w:rPr>
+                <w:b w:val="false"/>
+                <w:bCs w:val="false"/>
+                <w:sz w:val="19"/>
+                <w:szCs w:val="19"/>
+              </w:rPr>
+              <w:t xml:space="preserve">5</w:t>
+            </w:r>
+          </w:p>
+        </w:tc>
+      </w:tr>
+      <w:tr>
+        <w:tc>
+          <w:tcPr>
+            <w:tcW w:type="dxa" w:w="6400"/>
+            <w:tcBorders>
+              <w:top w:val="single" w:color="999999" w:sz="2"/>
+              <w:left w:val="single" w:color="999999" w:sz="2"/>
+              <w:bottom w:val="single" w:color="999999" w:sz="2"/>
+              <w:right w:val="single" w:color="999999" w:sz="2"/>
+            </w:tcBorders>
+            <w:tcMar>
+              <w:top w:type="dxa" w:w="70"/>
+              <w:left w:type="dxa" w:w="100"/>
+              <w:bottom w:type="dxa" w:w="70"/>
+              <w:right w:type="dxa" w:w="100"/>
+            </w:tcMar>
+            <w:vAlign w:val="center"/>
+          </w:tcPr>
+          <w:p>
+            <w:r>
+              <w:rPr>
+                <w:b w:val="false"/>
+                <w:bCs w:val="false"/>
+                <w:sz w:val="19"/>
+                <w:szCs w:val="19"/>
+              </w:rPr>
+              <w:t xml:space="preserve">age</w:t>
+            </w:r>
+          </w:p>
+        </w:tc>
+        <w:tc>
+          <w:tcPr>
+            <w:tcW w:type="dxa" w:w="1700"/>
+            <w:tcBorders>
+              <w:top w:val="single" w:color="999999" w:sz="2"/>
+              <w:left w:val="single" w:color="999999" w:sz="2"/>
+              <w:bottom w:val="single" w:color="999999" w:sz="2"/>
+              <w:right w:val="single" w:color="999999" w:sz="2"/>
+            </w:tcBorders>
+            <w:tcMar>
+              <w:top w:type="dxa" w:w="70"/>
+              <w:left w:type="dxa" w:w="100"/>
+              <w:bottom w:type="dxa" w:w="70"/>
+              <w:right w:type="dxa" w:w="100"/>
+            </w:tcMar>
+            <w:vAlign w:val="center"/>
+          </w:tcPr>
+          <w:p>
+            <w:r>
+              <w:rPr>
+                <w:b w:val="false"/>
+                <w:bCs w:val="false"/>
+                <w:sz w:val="19"/>
+                <w:szCs w:val="19"/>
+              </w:rPr>
+              <w:t xml:space="preserve">0.0194</w:t>
+            </w:r>
+          </w:p>
+        </w:tc>
+        <w:tc>
+          <w:tcPr>
+            <w:tcW w:type="dxa" w:w="1750"/>
+            <w:tcBorders>
+              <w:top w:val="single" w:color="999999" w:sz="2"/>
+              <w:left w:val="single" w:color="999999" w:sz="2"/>
+              <w:bottom w:val="single" w:color="999999" w:sz="2"/>
+              <w:right w:val="single" w:color="999999" w:sz="2"/>
+            </w:tcBorders>
+            <w:tcMar>
+              <w:top w:type="dxa" w:w="70"/>
+              <w:left w:type="dxa" w:w="100"/>
+              <w:bottom w:type="dxa" w:w="70"/>
+              <w:right w:type="dxa" w:w="100"/>
+            </w:tcMar>
+            <w:vAlign w:val="center"/>
+          </w:tcPr>
+          <w:p>
+            <w:r>
+              <w:rPr>
+                <w:b w:val="false"/>
+                <w:bCs w:val="false"/>
+                <w:sz w:val="19"/>
+                <w:szCs w:val="19"/>
+              </w:rPr>
+              <w:t xml:space="preserve">6</w:t>
+            </w:r>
+          </w:p>
+        </w:tc>
+      </w:tr>
+      <w:tr>
+        <w:tc>
+          <w:tcPr>
+            <w:tcW w:type="dxa" w:w="6400"/>
+            <w:tcBorders>
+              <w:top w:val="single" w:color="999999" w:sz="2"/>
+              <w:left w:val="single" w:color="999999" w:sz="2"/>
+              <w:bottom w:val="single" w:color="999999" w:sz="2"/>
+              <w:right w:val="single" w:color="999999" w:sz="2"/>
+            </w:tcBorders>
+            <w:tcMar>
+              <w:top w:type="dxa" w:w="70"/>
+              <w:left w:type="dxa" w:w="100"/>
+              <w:bottom w:type="dxa" w:w="70"/>
+              <w:right w:type="dxa" w:w="100"/>
+            </w:tcMar>
+            <w:vAlign w:val="center"/>
+          </w:tcPr>
+          <w:p>
+            <w:r>
+              <w:rPr>
+                <w:b w:val="false"/>
+                <w:bCs w:val="false"/>
+                <w:sz w:val="19"/>
+                <w:szCs w:val="19"/>
+              </w:rPr>
+              <w:t xml:space="preserve">NumberOfOpenCreditLinesAndLoans</w:t>
+            </w:r>
+          </w:p>
+        </w:tc>
+        <w:tc>
+          <w:tcPr>
+            <w:tcW w:type="dxa" w:w="1700"/>
+            <w:tcBorders>
+              <w:top w:val="single" w:color="999999" w:sz="2"/>
+              <w:left w:val="single" w:color="999999" w:sz="2"/>
+              <w:bottom w:val="single" w:color="999999" w:sz="2"/>
+              <w:right w:val="single" w:color="999999" w:sz="2"/>
+            </w:tcBorders>
+            <w:tcMar>
+              <w:top w:type="dxa" w:w="70"/>
+              <w:left w:type="dxa" w:w="100"/>
+              <w:bottom w:type="dxa" w:w="70"/>
+              <w:right w:type="dxa" w:w="100"/>
+            </w:tcMar>
+            <w:vAlign w:val="center"/>
+          </w:tcPr>
+          <w:p>
+            <w:r>
+              <w:rPr>
+                <w:b w:val="false"/>
+                <w:bCs w:val="false"/>
+                <w:sz w:val="19"/>
+                <w:szCs w:val="19"/>
+              </w:rPr>
+              <w:t xml:space="preserve">0.0167</w:t>
+            </w:r>
+          </w:p>
+        </w:tc>
+        <w:tc>
+          <w:tcPr>
+            <w:tcW w:type="dxa" w:w="1750"/>
+            <w:tcBorders>
+              <w:top w:val="single" w:color="999999" w:sz="2"/>
+              <w:left w:val="single" w:color="999999" w:sz="2"/>
+              <w:bottom w:val="single" w:color="999999" w:sz="2"/>
+              <w:right w:val="single" w:color="999999" w:sz="2"/>
+            </w:tcBorders>
+            <w:tcMar>
+              <w:top w:type="dxa" w:w="70"/>
+              <w:left w:type="dxa" w:w="100"/>
+              <w:bottom w:type="dxa" w:w="70"/>
+              <w:right w:type="dxa" w:w="100"/>
+            </w:tcMar>
+            <w:vAlign w:val="center"/>
+          </w:tcPr>
+          <w:p>
+            <w:r>
+              <w:rPr>
+                <w:b w:val="false"/>
+                <w:bCs w:val="false"/>
+                <w:sz w:val="19"/>
+                <w:szCs w:val="19"/>
+              </w:rPr>
+              <w:t xml:space="preserve">7</w:t>
+            </w:r>
+          </w:p>
+        </w:tc>
+      </w:tr>
+      <w:tr>
+        <w:tc>
+          <w:tcPr>
+            <w:tcW w:type="dxa" w:w="6400"/>
+            <w:tcBorders>
+              <w:top w:val="single" w:color="999999" w:sz="2"/>
+              <w:left w:val="single" w:color="999999" w:sz="2"/>
+              <w:bottom w:val="single" w:color="999999" w:sz="2"/>
+              <w:right w:val="single" w:color="999999" w:sz="2"/>
+            </w:tcBorders>
+            <w:tcMar>
+              <w:top w:type="dxa" w:w="70"/>
+              <w:left w:type="dxa" w:w="100"/>
+              <w:bottom w:type="dxa" w:w="70"/>
+              <w:right w:type="dxa" w:w="100"/>
+            </w:tcMar>
+            <w:vAlign w:val="center"/>
+          </w:tcPr>
+          <w:p>
+            <w:r>
+              <w:rPr>
+                <w:b w:val="false"/>
+                <w:bCs w:val="false"/>
+                <w:sz w:val="19"/>
+                <w:szCs w:val="19"/>
+              </w:rPr>
+              <w:t xml:space="preserve">DebtRatio</w:t>
+            </w:r>
+          </w:p>
+        </w:tc>
+        <w:tc>
+          <w:tcPr>
+            <w:tcW w:type="dxa" w:w="1700"/>
+            <w:tcBorders>
+              <w:top w:val="single" w:color="999999" w:sz="2"/>
+              <w:left w:val="single" w:color="999999" w:sz="2"/>
+              <w:bottom w:val="single" w:color="999999" w:sz="2"/>
+              <w:right w:val="single" w:color="999999" w:sz="2"/>
+            </w:tcBorders>
+            <w:tcMar>
+              <w:top w:type="dxa" w:w="70"/>
+              <w:left w:type="dxa" w:w="100"/>
+              <w:bottom w:type="dxa" w:w="70"/>
+              <w:right w:type="dxa" w:w="100"/>
+            </w:tcMar>
+            <w:vAlign w:val="center"/>
+          </w:tcPr>
+          <w:p>
+            <w:r>
+              <w:rPr>
+                <w:b w:val="false"/>
+                <w:bCs w:val="false"/>
+                <w:sz w:val="19"/>
+                <w:szCs w:val="19"/>
+              </w:rPr>
+              <w:t xml:space="preserve">0.0166</w:t>
+            </w:r>
+          </w:p>
+        </w:tc>
+        <w:tc>
+          <w:tcPr>
+            <w:tcW w:type="dxa" w:w="1750"/>
+            <w:tcBorders>
+              <w:top w:val="single" w:color="999999" w:sz="2"/>
+              <w:left w:val="single" w:color="999999" w:sz="2"/>
+              <w:bottom w:val="single" w:color="999999" w:sz="2"/>
+              <w:right w:val="single" w:color="999999" w:sz="2"/>
+            </w:tcBorders>
+            <w:tcMar>
+              <w:top w:type="dxa" w:w="70"/>
+              <w:left w:type="dxa" w:w="100"/>
+              <w:bottom w:type="dxa" w:w="70"/>
+              <w:right w:type="dxa" w:w="100"/>
+            </w:tcMar>
+            <w:vAlign w:val="center"/>
+          </w:tcPr>
+          <w:p>
+            <w:r>
+              <w:rPr>
+                <w:b w:val="false"/>
+                <w:bCs w:val="false"/>
+                <w:sz w:val="19"/>
+                <w:szCs w:val="19"/>
+              </w:rPr>
+              <w:t xml:space="preserve">8</w:t>
+            </w:r>
+          </w:p>
+        </w:tc>
+      </w:tr>
+      <w:tr>
+        <w:tc>
+          <w:tcPr>
+            <w:tcW w:type="dxa" w:w="6400"/>
+            <w:tcBorders>
+              <w:top w:val="single" w:color="999999" w:sz="2"/>
+              <w:left w:val="single" w:color="999999" w:sz="2"/>
+              <w:bottom w:val="single" w:color="999999" w:sz="2"/>
+              <w:right w:val="single" w:color="999999" w:sz="2"/>
+            </w:tcBorders>
+            <w:tcMar>
+              <w:top w:type="dxa" w:w="70"/>
+              <w:left w:type="dxa" w:w="100"/>
+              <w:bottom w:type="dxa" w:w="70"/>
+              <w:right w:type="dxa" w:w="100"/>
+            </w:tcMar>
+            <w:vAlign w:val="center"/>
+          </w:tcPr>
+          <w:p>
+            <w:r>
+              <w:rPr>
+                <w:b w:val="false"/>
+                <w:bCs w:val="false"/>
+                <w:sz w:val="19"/>
+                <w:szCs w:val="19"/>
+              </w:rPr>
+              <w:t xml:space="preserve">MonthlyIncome</w:t>
+            </w:r>
+          </w:p>
+        </w:tc>
+        <w:tc>
+          <w:tcPr>
+            <w:tcW w:type="dxa" w:w="1700"/>
+            <w:tcBorders>
+              <w:top w:val="single" w:color="999999" w:sz="2"/>
+              <w:left w:val="single" w:color="999999" w:sz="2"/>
+              <w:bottom w:val="single" w:color="999999" w:sz="2"/>
+              <w:right w:val="single" w:color="999999" w:sz="2"/>
+            </w:tcBorders>
+            <w:tcMar>
+              <w:top w:type="dxa" w:w="70"/>
+              <w:left w:type="dxa" w:w="100"/>
+              <w:bottom w:type="dxa" w:w="70"/>
+              <w:right w:type="dxa" w:w="100"/>
+            </w:tcMar>
+            <w:vAlign w:val="center"/>
+          </w:tcPr>
+          <w:p>
+            <w:r>
+              <w:rPr>
+                <w:b w:val="false"/>
+                <w:bCs w:val="false"/>
+                <w:sz w:val="19"/>
+                <w:szCs w:val="19"/>
+              </w:rPr>
+              <w:t xml:space="preserve">0.0149</w:t>
+            </w:r>
+          </w:p>
+        </w:tc>
+        <w:tc>
+          <w:tcPr>
+            <w:tcW w:type="dxa" w:w="1750"/>
+            <w:tcBorders>
+              <w:top w:val="single" w:color="999999" w:sz="2"/>
+              <w:left w:val="single" w:color="999999" w:sz="2"/>
+              <w:bottom w:val="single" w:color="999999" w:sz="2"/>
+              <w:right w:val="single" w:color="999999" w:sz="2"/>
+            </w:tcBorders>
+            <w:tcMar>
+              <w:top w:type="dxa" w:w="70"/>
+              <w:left w:type="dxa" w:w="100"/>
+              <w:bottom w:type="dxa" w:w="70"/>
+              <w:right w:type="dxa" w:w="100"/>
+            </w:tcMar>
+            <w:vAlign w:val="center"/>
+          </w:tcPr>
+          <w:p>
+            <w:r>
+              <w:rPr>
+                <w:b w:val="false"/>
+                <w:bCs w:val="false"/>
+                <w:sz w:val="19"/>
+                <w:szCs w:val="19"/>
+              </w:rPr>
+              <w:t xml:space="preserve">9</w:t>
+            </w:r>
+          </w:p>
+        </w:tc>
+      </w:tr>
+      <w:tr>
+        <w:tc>
+          <w:tcPr>
+            <w:tcW w:type="dxa" w:w="6400"/>
+            <w:tcBorders>
+              <w:top w:val="single" w:color="999999" w:sz="2"/>
+              <w:left w:val="single" w:color="999999" w:sz="2"/>
+              <w:bottom w:val="single" w:color="999999" w:sz="2"/>
+              <w:right w:val="single" w:color="999999" w:sz="2"/>
+            </w:tcBorders>
+            <w:tcMar>
+              <w:top w:type="dxa" w:w="70"/>
+              <w:left w:type="dxa" w:w="100"/>
+              <w:bottom w:type="dxa" w:w="70"/>
+              <w:right w:type="dxa" w:w="100"/>
+            </w:tcMar>
+            <w:vAlign w:val="center"/>
+          </w:tcPr>
+          <w:p>
+            <w:r>
+              <w:rPr>
+                <w:b w:val="false"/>
+                <w:bCs w:val="false"/>
+                <w:sz w:val="19"/>
+                <w:szCs w:val="19"/>
+              </w:rPr>
+              <w:t xml:space="preserve">NumberOfDependents</w:t>
+            </w:r>
+          </w:p>
+        </w:tc>
+        <w:tc>
+          <w:tcPr>
+            <w:tcW w:type="dxa" w:w="1700"/>
+            <w:tcBorders>
+              <w:top w:val="single" w:color="999999" w:sz="2"/>
+              <w:left w:val="single" w:color="999999" w:sz="2"/>
+              <w:bottom w:val="single" w:color="999999" w:sz="2"/>
+              <w:right w:val="single" w:color="999999" w:sz="2"/>
+            </w:tcBorders>
+            <w:tcMar>
+              <w:top w:type="dxa" w:w="70"/>
+              <w:left w:type="dxa" w:w="100"/>
+              <w:bottom w:type="dxa" w:w="70"/>
+              <w:right w:type="dxa" w:w="100"/>
+            </w:tcMar>
+            <w:vAlign w:val="center"/>
+          </w:tcPr>
+          <w:p>
+            <w:r>
+              <w:rPr>
+                <w:b w:val="false"/>
+                <w:bCs w:val="false"/>
+                <w:sz w:val="19"/>
+                <w:szCs w:val="19"/>
+              </w:rPr>
+              <w:t xml:space="preserve">0.0138</w:t>
+            </w:r>
+          </w:p>
+        </w:tc>
+        <w:tc>
+          <w:tcPr>
+            <w:tcW w:type="dxa" w:w="1750"/>
+            <w:tcBorders>
+              <w:top w:val="single" w:color="999999" w:sz="2"/>
+              <w:left w:val="single" w:color="999999" w:sz="2"/>
+              <w:bottom w:val="single" w:color="999999" w:sz="2"/>
+              <w:right w:val="single" w:color="999999" w:sz="2"/>
+            </w:tcBorders>
+            <w:tcMar>
+              <w:top w:type="dxa" w:w="70"/>
+              <w:left w:type="dxa" w:w="100"/>
+              <w:bottom w:type="dxa" w:w="70"/>
+              <w:right w:type="dxa" w:w="100"/>
+            </w:tcMar>
+            <w:vAlign w:val="center"/>
+          </w:tcPr>
+          <w:p>
+            <w:r>
+              <w:rPr>
+                <w:b w:val="false"/>
+                <w:bCs w:val="false"/>
+                <w:sz w:val="19"/>
+                <w:szCs w:val="19"/>
+              </w:rPr>
+              <w:t xml:space="preserve">10</w:t>
+            </w:r>
+          </w:p>
+        </w:tc>
+      </w:tr>
+    </w:tbl>
+    <w:p>
+      <w:pPr>
+        <w:spacing w:before="160"/>
+      </w:pPr>
+    </w:p>
+    <w:p>
+      <w:pPr>
+        <w:pStyle w:val="Heading2"/>
+        <w:keepNext/>
+        <w:spacing w:after="120" w:before="280"/>
+      </w:pPr>
+      <w:r>
+        <w:rPr>
+          <w:b/>
+          <w:bCs/>
+          <w:color w:val="1E2761"/>
+          <w:sz w:val="24"/>
+          <w:szCs w:val="24"/>
+        </w:rPr>
+        <w:t xml:space="preserve">2.2 Synthetic Test Documents</w:t>
+      </w:r>
+    </w:p>
+    <w:p>
+      <w:pPr>
+        <w:spacing w:after="160" w:line="268"/>
+      </w:pPr>
+      <w:r>
+        <w:rPr>
+          <w:sz w:val="20"/>
+          <w:szCs w:val="20"/>
+        </w:rPr>
+        <w:t xml:space="preserve">Because no real bank statements are available for testing (and none should be used, for privacy reasons), three synthetic PDF bank statements plus a password-protected variant were generated specifically to exercise every branch of the forensics and reconciliation pipeline:</w:t>
+      </w:r>
+    </w:p>
+    <w:tbl>
+      <w:tblPr>
+        <w:tblW w:type="dxa" w:w="9850"/>
+        <w:tblBorders>
+          <w:top w:val="single" w:color="auto" w:sz="4"/>
+          <w:left w:val="single" w:color="auto" w:sz="4"/>
+          <w:bottom w:val="single" w:color="auto" w:sz="4"/>
+          <w:right w:val="single" w:color="auto" w:sz="4"/>
+          <w:insideH w:val="single" w:color="auto" w:sz="4"/>
+          <w:insideV w:val="single" w:color="auto" w:sz="4"/>
+        </w:tblBorders>
+      </w:tblPr>
+      <w:tblGrid>
+        <w:gridCol w:w="2600"/>
+        <w:gridCol w:w="4200"/>
+        <w:gridCol w:w="3050"/>
+      </w:tblGrid>
+      <w:tr>
+        <w:tc>
+          <w:tcPr>
+            <w:tcW w:type="dxa" w:w="2600"/>
+            <w:tcBorders>
+              <w:top w:val="single" w:color="999999" w:sz="2"/>
+              <w:left w:val="single" w:color="999999" w:sz="2"/>
+              <w:bottom w:val="single" w:color="999999" w:sz="2"/>
+              <w:right w:val="single" w:color="999999" w:sz="2"/>
+            </w:tcBorders>
+            <w:shd w:fill="E9ECF8" w:val="clear"/>
+            <w:tcMar>
+              <w:top w:type="dxa" w:w="70"/>
+              <w:left w:type="dxa" w:w="100"/>
+              <w:bottom w:type="dxa" w:w="70"/>
+              <w:right w:type="dxa" w:w="100"/>
+            </w:tcMar>
+            <w:vAlign w:val="center"/>
+          </w:tcPr>
+          <w:p>
+            <w:r>
+              <w:rPr>
+                <w:b/>
+                <w:bCs/>
+                <w:sz w:val="19"/>
+                <w:szCs w:val="19"/>
+              </w:rPr>
+              <w:t xml:space="preserve">File</w:t>
+            </w:r>
+          </w:p>
+        </w:tc>
+        <w:tc>
+          <w:tcPr>
+            <w:tcW w:type="dxa" w:w="4200"/>
+            <w:tcBorders>
+              <w:top w:val="single" w:color="999999" w:sz="2"/>
+              <w:left w:val="single" w:color="999999" w:sz="2"/>
+              <w:bottom w:val="single" w:color="999999" w:sz="2"/>
+              <w:right w:val="single" w:color="999999" w:sz="2"/>
+            </w:tcBorders>
+            <w:shd w:fill="E9ECF8" w:val="clear"/>
+            <w:tcMar>
+              <w:top w:type="dxa" w:w="70"/>
+              <w:left w:type="dxa" w:w="100"/>
+              <w:bottom w:type="dxa" w:w="70"/>
+              <w:right w:type="dxa" w:w="100"/>
+            </w:tcMar>
+            <w:vAlign w:val="center"/>
+          </w:tcPr>
+          <w:p>
+            <w:r>
+              <w:rPr>
+                <w:b/>
+                <w:bCs/>
+                <w:sz w:val="19"/>
+                <w:szCs w:val="19"/>
+              </w:rPr>
+              <w:t xml:space="preserve">What it demonstrates</w:t>
+            </w:r>
+          </w:p>
+        </w:tc>
+        <w:tc>
+          <w:tcPr>
+            <w:tcW w:type="dxa" w:w="3050"/>
+            <w:tcBorders>
+              <w:top w:val="single" w:color="999999" w:sz="2"/>
+              <w:left w:val="single" w:color="999999" w:sz="2"/>
+              <w:bottom w:val="single" w:color="999999" w:sz="2"/>
+              <w:right w:val="single" w:color="999999" w:sz="2"/>
+            </w:tcBorders>
+            <w:shd w:fill="E9ECF8" w:val="clear"/>
+            <w:tcMar>
+              <w:top w:type="dxa" w:w="70"/>
+              <w:left w:type="dxa" w:w="100"/>
+              <w:bottom w:type="dxa" w:w="70"/>
+              <w:right w:type="dxa" w:w="100"/>
+            </w:tcMar>
+            <w:vAlign w:val="center"/>
+          </w:tcPr>
+          <w:p>
+            <w:r>
+              <w:rPr>
+                <w:b/>
+                <w:bCs/>
+                <w:sz w:val="19"/>
+                <w:szCs w:val="19"/>
+              </w:rPr>
+              <w:t xml:space="preserve">Expected routing</w:t>
+            </w:r>
+          </w:p>
+        </w:tc>
+      </w:tr>
+      <w:tr>
+        <w:tc>
+          <w:tcPr>
+            <w:tcW w:type="dxa" w:w="2600"/>
+            <w:tcBorders>
+              <w:top w:val="single" w:color="999999" w:sz="2"/>
+              <w:left w:val="single" w:color="999999" w:sz="2"/>
+              <w:bottom w:val="single" w:color="999999" w:sz="2"/>
+              <w:right w:val="single" w:color="999999" w:sz="2"/>
+            </w:tcBorders>
+            <w:tcMar>
+              <w:top w:type="dxa" w:w="70"/>
+              <w:left w:type="dxa" w:w="100"/>
+              <w:bottom w:type="dxa" w:w="70"/>
+              <w:right w:type="dxa" w:w="100"/>
+            </w:tcMar>
+            <w:vAlign w:val="center"/>
+          </w:tcPr>
+          <w:p>
+            <w:r>
+              <w:rPr>
+                <w:b w:val="false"/>
+                <w:bCs w:val="false"/>
+                <w:sz w:val="19"/>
+                <w:szCs w:val="19"/>
+              </w:rPr>
+              <w:t xml:space="preserve">sample_clean.pdf</w:t>
+            </w:r>
+          </w:p>
+        </w:tc>
+        <w:tc>
+          <w:tcPr>
+            <w:tcW w:type="dxa" w:w="4200"/>
+            <w:tcBorders>
+              <w:top w:val="single" w:color="999999" w:sz="2"/>
+              <w:left w:val="single" w:color="999999" w:sz="2"/>
+              <w:bottom w:val="single" w:color="999999" w:sz="2"/>
+              <w:right w:val="single" w:color="999999" w:sz="2"/>
+            </w:tcBorders>
+            <w:tcMar>
+              <w:top w:type="dxa" w:w="70"/>
+              <w:left w:type="dxa" w:w="100"/>
+              <w:bottom w:type="dxa" w:w="70"/>
+              <w:right w:type="dxa" w:w="100"/>
+            </w:tcMar>
+            <w:vAlign w:val="center"/>
+          </w:tcPr>
+          <w:p>
+            <w:r>
+              <w:rPr>
+                <w:b w:val="false"/>
+                <w:bCs w:val="false"/>
+                <w:sz w:val="19"/>
+                <w:szCs w:val="19"/>
+              </w:rPr>
+              <w:t xml:space="preserve">Internally consistent ledger; no editing-tool metadata fingerprint.</w:t>
+            </w:r>
+          </w:p>
+        </w:tc>
+        <w:tc>
+          <w:tcPr>
+            <w:tcW w:type="dxa" w:w="3050"/>
+            <w:tcBorders>
+              <w:top w:val="single" w:color="999999" w:sz="2"/>
+              <w:left w:val="single" w:color="999999" w:sz="2"/>
+              <w:bottom w:val="single" w:color="999999" w:sz="2"/>
+              <w:right w:val="single" w:color="999999" w:sz="2"/>
+            </w:tcBorders>
+            <w:tcMar>
+              <w:top w:type="dxa" w:w="70"/>
+              <w:left w:type="dxa" w:w="100"/>
+              <w:bottom w:type="dxa" w:w="70"/>
+              <w:right w:type="dxa" w:w="100"/>
+            </w:tcMar>
+            <w:vAlign w:val="center"/>
+          </w:tcPr>
+          <w:p>
+            <w:r>
+              <w:rPr>
+                <w:b w:val="false"/>
+                <w:bCs w:val="false"/>
+                <w:sz w:val="19"/>
+                <w:szCs w:val="19"/>
+              </w:rPr>
+              <w:t xml:space="preserve">AUTO_APPROVE</w:t>
+            </w:r>
+          </w:p>
+        </w:tc>
+      </w:tr>
+      <w:tr>
+        <w:tc>
+          <w:tcPr>
+            <w:tcW w:type="dxa" w:w="2600"/>
+            <w:tcBorders>
+              <w:top w:val="single" w:color="999999" w:sz="2"/>
+              <w:left w:val="single" w:color="999999" w:sz="2"/>
+              <w:bottom w:val="single" w:color="999999" w:sz="2"/>
+              <w:right w:val="single" w:color="999999" w:sz="2"/>
+            </w:tcBorders>
+            <w:tcMar>
+              <w:top w:type="dxa" w:w="70"/>
+              <w:left w:type="dxa" w:w="100"/>
+              <w:bottom w:type="dxa" w:w="70"/>
+              <w:right w:type="dxa" w:w="100"/>
+            </w:tcMar>
+            <w:vAlign w:val="center"/>
+          </w:tcPr>
+          <w:p>
+            <w:r>
+              <w:rPr>
+                <w:b w:val="false"/>
+                <w:bCs w:val="false"/>
+                <w:sz w:val="19"/>
+                <w:szCs w:val="19"/>
+              </w:rPr>
+              <w:t xml:space="preserve">sample_tampered.pdf</w:t>
+            </w:r>
+          </w:p>
+        </w:tc>
+        <w:tc>
+          <w:tcPr>
+            <w:tcW w:type="dxa" w:w="4200"/>
+            <w:tcBorders>
+              <w:top w:val="single" w:color="999999" w:sz="2"/>
+              <w:left w:val="single" w:color="999999" w:sz="2"/>
+              <w:bottom w:val="single" w:color="999999" w:sz="2"/>
+              <w:right w:val="single" w:color="999999" w:sz="2"/>
+            </w:tcBorders>
+            <w:tcMar>
+              <w:top w:type="dxa" w:w="70"/>
+              <w:left w:type="dxa" w:w="100"/>
+              <w:bottom w:type="dxa" w:w="70"/>
+              <w:right w:type="dxa" w:w="100"/>
+            </w:tcMar>
+            <w:vAlign w:val="center"/>
+          </w:tcPr>
+          <w:p>
+            <w:r>
+              <w:rPr>
+                <w:b w:val="false"/>
+                <w:bCs w:val="false"/>
+                <w:sz w:val="19"/>
+                <w:szCs w:val="19"/>
+              </w:rPr>
+              <w:t xml:space="preserve">One balance cell edited, breaking the running-balance reconciliation.</w:t>
+            </w:r>
+          </w:p>
+        </w:tc>
+        <w:tc>
+          <w:tcPr>
+            <w:tcW w:type="dxa" w:w="3050"/>
+            <w:tcBorders>
+              <w:top w:val="single" w:color="999999" w:sz="2"/>
+              <w:left w:val="single" w:color="999999" w:sz="2"/>
+              <w:bottom w:val="single" w:color="999999" w:sz="2"/>
+              <w:right w:val="single" w:color="999999" w:sz="2"/>
+            </w:tcBorders>
+            <w:tcMar>
+              <w:top w:type="dxa" w:w="70"/>
+              <w:left w:type="dxa" w:w="100"/>
+              <w:bottom w:type="dxa" w:w="70"/>
+              <w:right w:type="dxa" w:w="100"/>
+            </w:tcMar>
+            <w:vAlign w:val="center"/>
+          </w:tcPr>
+          <w:p>
+            <w:r>
+              <w:rPr>
+                <w:b w:val="false"/>
+                <w:bCs w:val="false"/>
+                <w:sz w:val="19"/>
+                <w:szCs w:val="19"/>
+              </w:rPr>
+              <w:t xml:space="preserve">MANUAL_REVIEW</w:t>
+            </w:r>
+          </w:p>
+        </w:tc>
+      </w:tr>
+      <w:tr>
+        <w:tc>
+          <w:tcPr>
+            <w:tcW w:type="dxa" w:w="2600"/>
+            <w:tcBorders>
+              <w:top w:val="single" w:color="999999" w:sz="2"/>
+              <w:left w:val="single" w:color="999999" w:sz="2"/>
+              <w:bottom w:val="single" w:color="999999" w:sz="2"/>
+              <w:right w:val="single" w:color="999999" w:sz="2"/>
+            </w:tcBorders>
+            <w:tcMar>
+              <w:top w:type="dxa" w:w="70"/>
+              <w:left w:type="dxa" w:w="100"/>
+              <w:bottom w:type="dxa" w:w="70"/>
+              <w:right w:type="dxa" w:w="100"/>
+            </w:tcMar>
+            <w:vAlign w:val="center"/>
+          </w:tcPr>
+          <w:p>
+            <w:r>
+              <w:rPr>
+                <w:b w:val="false"/>
+                <w:bCs w:val="false"/>
+                <w:sz w:val="19"/>
+                <w:szCs w:val="19"/>
+              </w:rPr>
+              <w:t xml:space="preserve">sample_photoshopped.pdf</w:t>
+            </w:r>
+          </w:p>
+        </w:tc>
+        <w:tc>
+          <w:tcPr>
+            <w:tcW w:type="dxa" w:w="4200"/>
+            <w:tcBorders>
+              <w:top w:val="single" w:color="999999" w:sz="2"/>
+              <w:left w:val="single" w:color="999999" w:sz="2"/>
+              <w:bottom w:val="single" w:color="999999" w:sz="2"/>
+              <w:right w:val="single" w:color="999999" w:sz="2"/>
+            </w:tcBorders>
+            <w:tcMar>
+              <w:top w:type="dxa" w:w="70"/>
+              <w:left w:type="dxa" w:w="100"/>
+              <w:bottom w:type="dxa" w:w="70"/>
+              <w:right w:type="dxa" w:w="100"/>
+            </w:tcMar>
+            <w:vAlign w:val="center"/>
+          </w:tcPr>
+          <w:p>
+            <w:r>
+              <w:rPr>
+                <w:b w:val="false"/>
+                <w:bCs w:val="false"/>
+                <w:sz w:val="19"/>
+                <w:szCs w:val="19"/>
+              </w:rPr>
+              <w:t xml:space="preserve">Ledger arithmetic is consistent, but the /Producer tag reads “Adobe Photoshop”.</w:t>
+            </w:r>
+          </w:p>
+        </w:tc>
+        <w:tc>
+          <w:tcPr>
+            <w:tcW w:type="dxa" w:w="3050"/>
+            <w:tcBorders>
+              <w:top w:val="single" w:color="999999" w:sz="2"/>
+              <w:left w:val="single" w:color="999999" w:sz="2"/>
+              <w:bottom w:val="single" w:color="999999" w:sz="2"/>
+              <w:right w:val="single" w:color="999999" w:sz="2"/>
+            </w:tcBorders>
+            <w:tcMar>
+              <w:top w:type="dxa" w:w="70"/>
+              <w:left w:type="dxa" w:w="100"/>
+              <w:bottom w:type="dxa" w:w="70"/>
+              <w:right w:type="dxa" w:w="100"/>
+            </w:tcMar>
+            <w:vAlign w:val="center"/>
+          </w:tcPr>
+          <w:p>
+            <w:r>
+              <w:rPr>
+                <w:b w:val="false"/>
+                <w:bCs w:val="false"/>
+                <w:sz w:val="19"/>
+                <w:szCs w:val="19"/>
+              </w:rPr>
+              <w:t xml:space="preserve">REJECT_FRAUD_ALERT</w:t>
+            </w:r>
+          </w:p>
+        </w:tc>
+      </w:tr>
+      <w:tr>
+        <w:tc>
+          <w:tcPr>
+            <w:tcW w:type="dxa" w:w="2600"/>
+            <w:tcBorders>
+              <w:top w:val="single" w:color="999999" w:sz="2"/>
+              <w:left w:val="single" w:color="999999" w:sz="2"/>
+              <w:bottom w:val="single" w:color="999999" w:sz="2"/>
+              <w:right w:val="single" w:color="999999" w:sz="2"/>
+            </w:tcBorders>
+            <w:tcMar>
+              <w:top w:type="dxa" w:w="70"/>
+              <w:left w:type="dxa" w:w="100"/>
+              <w:bottom w:type="dxa" w:w="70"/>
+              <w:right w:type="dxa" w:w="100"/>
+            </w:tcMar>
+            <w:vAlign w:val="center"/>
+          </w:tcPr>
+          <w:p>
+            <w:r>
+              <w:rPr>
+                <w:b w:val="false"/>
+                <w:bCs w:val="false"/>
+                <w:sz w:val="19"/>
+                <w:szCs w:val="19"/>
+              </w:rPr>
+              <w:t xml:space="preserve">Password-encrypted PDF</w:t>
+            </w:r>
+          </w:p>
+        </w:tc>
+        <w:tc>
+          <w:tcPr>
+            <w:tcW w:type="dxa" w:w="4200"/>
+            <w:tcBorders>
+              <w:top w:val="single" w:color="999999" w:sz="2"/>
+              <w:left w:val="single" w:color="999999" w:sz="2"/>
+              <w:bottom w:val="single" w:color="999999" w:sz="2"/>
+              <w:right w:val="single" w:color="999999" w:sz="2"/>
+            </w:tcBorders>
+            <w:tcMar>
+              <w:top w:type="dxa" w:w="70"/>
+              <w:left w:type="dxa" w:w="100"/>
+              <w:bottom w:type="dxa" w:w="70"/>
+              <w:right w:type="dxa" w:w="100"/>
+            </w:tcMar>
+            <w:vAlign w:val="center"/>
+          </w:tcPr>
+          <w:p>
+            <w:r>
+              <w:rPr>
+                <w:b w:val="false"/>
+                <w:bCs w:val="false"/>
+                <w:sz w:val="19"/>
+                <w:szCs w:val="19"/>
+              </w:rPr>
+              <w:t xml:space="preserve">Any of the above, re-saved with AES-256 encryption and a user password.</w:t>
+            </w:r>
+          </w:p>
+        </w:tc>
+        <w:tc>
+          <w:tcPr>
+            <w:tcW w:type="dxa" w:w="3050"/>
+            <w:tcBorders>
+              <w:top w:val="single" w:color="999999" w:sz="2"/>
+              <w:left w:val="single" w:color="999999" w:sz="2"/>
+              <w:bottom w:val="single" w:color="999999" w:sz="2"/>
+              <w:right w:val="single" w:color="999999" w:sz="2"/>
+            </w:tcBorders>
+            <w:tcMar>
+              <w:top w:type="dxa" w:w="70"/>
+              <w:left w:type="dxa" w:w="100"/>
+              <w:bottom w:type="dxa" w:w="70"/>
+              <w:right w:type="dxa" w:w="100"/>
+            </w:tcMar>
+            <w:vAlign w:val="center"/>
+          </w:tcPr>
+          <w:p>
+            <w:r>
+              <w:rPr>
+                <w:b w:val="false"/>
+                <w:bCs w:val="false"/>
+                <w:sz w:val="19"/>
+                <w:szCs w:val="19"/>
+              </w:rPr>
+              <w:t xml:space="preserve">PASSWORD_REQUIRED until the correct password is supplied</w:t>
+            </w:r>
+          </w:p>
+        </w:tc>
+      </w:tr>
+    </w:tbl>
+    <w:p>
+      <w:pPr>
+        <w:spacing w:before="200"/>
+      </w:pPr>
+    </w:p>
+    <w:p>
+      <w:pPr>
+        <w:spacing w:after="160" w:line="268"/>
+      </w:pPr>
+      <w:r>
+        <w:rPr>
+          <w:sz w:val="20"/>
+          <w:szCs w:val="20"/>
+        </w:rPr>
+        <w:t xml:space="preserve">All four were generated programmatically (PyMuPDF + ReportLab) so the exact ledger numbers, metadata tags and encryption are known in advance, making every expected outcome in the Test Cases table independently verifiable rather than assumed.</w:t>
+      </w:r>
+    </w:p>
+    <w:p>
+      <w:pPr>
+        <w:pStyle w:val="Heading1"/>
+        <w:keepNext/>
+        <w:spacing w:after="200" w:before="360"/>
+      </w:pPr>
+      <w:r>
+        <w:rPr>
+          <w:b/>
+          <w:bCs/>
+          <w:color w:val="1E2761"/>
+          <w:sz w:val="30"/>
+          <w:szCs w:val="30"/>
+        </w:rPr>
+        <w:t xml:space="preserve">3. Modules Completed with Screenshot</w:t>
+      </w:r>
+    </w:p>
+    <w:p>
+      <w:pPr>
+        <w:spacing w:after="160" w:line="268"/>
+      </w:pPr>
+      <w:r>
+        <w:rPr>
+          <w:sz w:val="20"/>
+          <w:szCs w:val="20"/>
+        </w:rPr>
+        <w:t xml:space="preserve">All nine modules from the First Review's eight-week work plan are implemented and have been exercised end-to-end against the running application – the screenshots below were captured from a live session (not mocked), using the clean, tampered and Photoshop-fingerprinted sample documents to drive the system through every decision branch.</w:t>
+      </w:r>
+    </w:p>
+    <w:p>
+      <w:pPr>
+        <w:pStyle w:val="Heading2"/>
+        <w:keepNext/>
+        <w:spacing w:after="120" w:before="280"/>
+      </w:pPr>
+      <w:r>
+        <w:rPr>
+          <w:b/>
+          <w:bCs/>
+          <w:color w:val="1E2761"/>
+          <w:sz w:val="24"/>
+          <w:szCs w:val="24"/>
+        </w:rPr>
+        <w:t xml:space="preserve">Module 1 – Secure Authentication &amp; Role-Based Access</w:t>
+      </w:r>
+    </w:p>
+    <w:p>
+      <w:pPr>
+        <w:spacing w:after="160" w:line="268"/>
+      </w:pPr>
+      <w:r>
+        <w:rPr>
+          <w:sz w:val="20"/>
+          <w:szCs w:val="20"/>
+        </w:rPr>
+        <w:t xml:space="preserve">JWT-based login/registration with two selectable roles (Applicant, Loan Officer); every API route is authorized server-side against the token's role, not just hidden in the UI.</w:t>
+      </w:r>
+    </w:p>
+    <w:p>
+      <w:pPr>
+        <w:spacing w:after="40"/>
+        <w:jc w:val="center"/>
+      </w:pPr>
+      <w:r>
+        <w:drawing>
+          <wp:inline distT="0" distB="0" distL="0" distR="0">
+            <wp:extent cx="3810000" cy="2381250"/>
+            <wp:effectExtent t="0" r="0" b="0" l="0"/>
+            <wp:docPr id="1" name="" descr="" title=""/>
+            <wp:cNvGraphicFramePr>
+              <a:graphicFrameLocks xmlns:a="http://schemas.openxmlformats.org/drawingml/2006/main" noChangeAspect="1"/>
+            </wp:cNvGraphicFramePr>
+            <a:graphic xmlns:a="http://schemas.openxmlformats.org/drawingml/2006/main">
+              <a:graphicData uri="http://schemas.openxmlformats.org/drawingml/2006/picture">
+                <pic:pic xmlns:pic="http://schemas.openxmlformats.org/drawingml/2006/picture">
+                  <pic:nvPicPr>
+                    <pic:cNvPr id="0" name="" descr=""/>
+                    <pic:cNvPicPr>
+                      <a:picLocks noChangeAspect="1" noChangeArrowheads="1"/>
+                    </pic:cNvPicPr>
+                  </pic:nvPicPr>
+                  <pic:blipFill>
+                    <a:blip r:embed="rId8" cstate="none"/>
+                    <a:srcRect/>
+                    <a:stretch>
+                      <a:fillRect/>
+                    </a:stretch>
+                  </pic:blipFill>
+                  <pic:spPr bwMode="auto">
+                    <a:xfrm>
+                      <a:off x="0" y="0"/>
+                      <a:ext cx="3810000" cy="2381250"/>
+                    </a:xfrm>
+                    <a:prstGeom prst="rect">
+                      <a:avLst/>
+                    </a:prstGeom>
+                  </pic:spPr>
+                </pic:pic>
+              </a:graphicData>
+            </a:graphic>
+          </wp:inline>
+        </w:drawing>
+      </w:r>
+    </w:p>
+    <w:p>
+      <w:pPr>
+        <w:spacing w:after="240" w:before="60"/>
+        <w:jc w:val="center"/>
+      </w:pPr>
+      <w:r>
+        <w:rPr>
+          <w:i/>
+          <w:iCs/>
+          <w:color w:val="555555"/>
+          <w:sz w:val="17"/>
+          <w:szCs w:val="17"/>
+        </w:rPr>
+        <w:t xml:space="preserve">Figure 1. Registration screen – role selection (Applicant / Loan Officer) feeds directly into RBAC.</w:t>
+      </w:r>
+    </w:p>
+    <w:p>
+      <w:pPr>
+        <w:pStyle w:val="Heading2"/>
+        <w:keepNext/>
+        <w:spacing w:after="120" w:before="280"/>
+      </w:pPr>
+      <w:r>
+        <w:rPr>
+          <w:b/>
+          <w:bCs/>
+          <w:color w:val="1E2761"/>
+          <w:sz w:val="24"/>
+          <w:szCs w:val="24"/>
+        </w:rPr>
+        <w:t xml:space="preserve">Module 2 – Application &amp; Document Intake</w:t>
+      </w:r>
+    </w:p>
+    <w:p>
+      <w:pPr>
+        <w:spacing w:after="160" w:line="268"/>
+      </w:pPr>
+      <w:r>
+        <w:rPr>
+          <w:sz w:val="20"/>
+          <w:szCs w:val="20"/>
+        </w:rPr>
+        <w:t xml:space="preserve">Loan details and the supporting document are submitted together in a single form, with magic-byte file validation and an optional password field for encrypted PDFs.</w:t>
+      </w:r>
+    </w:p>
+    <w:p>
+      <w:pPr>
+        <w:spacing w:after="40"/>
+        <w:jc w:val="center"/>
+      </w:pPr>
+      <w:r>
+        <w:drawing>
+          <wp:inline distT="0" distB="0" distL="0" distR="0">
+            <wp:extent cx="3810000" cy="3019425"/>
+            <wp:effectExtent t="0" r="0" b="0" l="0"/>
+            <wp:docPr id="1" name="" descr="" title=""/>
+            <wp:cNvGraphicFramePr>
+              <a:graphicFrameLocks xmlns:a="http://schemas.openxmlformats.org/drawingml/2006/main" noChangeAspect="1"/>
+            </wp:cNvGraphicFramePr>
+            <a:graphic xmlns:a="http://schemas.openxmlformats.org/drawingml/2006/main">
+              <a:graphicData uri="http://schemas.openxmlformats.org/drawingml/2006/picture">
+                <pic:pic xmlns:pic="http://schemas.openxmlformats.org/drawingml/2006/picture">
+                  <pic:nvPicPr>
+                    <pic:cNvPr id="0" name="" descr=""/>
+                    <pic:cNvPicPr>
+                      <a:picLocks noChangeAspect="1" noChangeArrowheads="1"/>
+                    </pic:cNvPicPr>
+                  </pic:nvPicPr>
+                  <pic:blipFill>
+                    <a:blip r:embed="rId9" cstate="none"/>
+                    <a:srcRect/>
+                    <a:stretch>
+                      <a:fillRect/>
+                    </a:stretch>
+                  </pic:blipFill>
+                  <pic:spPr bwMode="auto">
+                    <a:xfrm>
+                      <a:off x="0" y="0"/>
+                      <a:ext cx="3810000" cy="3019425"/>
+                    </a:xfrm>
+                    <a:prstGeom prst="rect">
+                      <a:avLst/>
+                    </a:prstGeom>
+                  </pic:spPr>
+                </pic:pic>
+              </a:graphicData>
+            </a:graphic>
+          </wp:inline>
+        </w:drawing>
+      </w:r>
+    </w:p>
+    <w:p>
+      <w:pPr>
+        <w:spacing w:after="240" w:before="60"/>
+        <w:jc w:val="center"/>
+      </w:pPr>
+      <w:r>
+        <w:rPr>
+          <w:i/>
+          <w:iCs/>
+          <w:color w:val="555555"/>
+          <w:sz w:val="17"/>
+          <w:szCs w:val="17"/>
+        </w:rPr>
+        <w:t xml:space="preserve">Figure 2. Combined apply + upload form, including the optional document-password field.</w:t>
+      </w:r>
+    </w:p>
+    <w:p>
+      <w:pPr>
+        <w:spacing w:after="160" w:line="268"/>
+      </w:pPr>
+      <w:r>
+        <w:rPr>
+          <w:sz w:val="20"/>
+          <w:szCs w:val="20"/>
+        </w:rPr>
+        <w:t xml:space="preserve">On submit, the applicant is redirected immediately with a success banner while analysis continues in the background – this is the asynchronous design described in Section 1.2.</w:t>
+      </w:r>
+    </w:p>
+    <w:p>
+      <w:pPr>
+        <w:spacing w:after="40"/>
+        <w:jc w:val="center"/>
+      </w:pPr>
+      <w:r>
+        <w:drawing>
+          <wp:inline distT="0" distB="0" distL="0" distR="0">
+            <wp:extent cx="4191000" cy="2619375"/>
+            <wp:effectExtent t="0" r="0" b="0" l="0"/>
+            <wp:docPr id="1" name="" descr="" title=""/>
+            <wp:cNvGraphicFramePr>
+              <a:graphicFrameLocks xmlns:a="http://schemas.openxmlformats.org/drawingml/2006/main" noChangeAspect="1"/>
+            </wp:cNvGraphicFramePr>
+            <a:graphic xmlns:a="http://schemas.openxmlformats.org/drawingml/2006/main">
+              <a:graphicData uri="http://schemas.openxmlformats.org/drawingml/2006/picture">
+                <pic:pic xmlns:pic="http://schemas.openxmlformats.org/drawingml/2006/picture">
+                  <pic:nvPicPr>
+                    <pic:cNvPr id="0" name="" descr=""/>
+                    <pic:cNvPicPr>
+                      <a:picLocks noChangeAspect="1" noChangeArrowheads="1"/>
+                    </pic:cNvPicPr>
+                  </pic:nvPicPr>
+                  <pic:blipFill>
+                    <a:blip r:embed="rId10" cstate="none"/>
+                    <a:srcRect/>
+                    <a:stretch>
+                      <a:fillRect/>
+                    </a:stretch>
+                  </pic:blipFill>
+                  <pic:spPr bwMode="auto">
+                    <a:xfrm>
+                      <a:off x="0" y="0"/>
+                      <a:ext cx="4191000" cy="2619375"/>
+                    </a:xfrm>
+                    <a:prstGeom prst="rect">
+                      <a:avLst/>
+                    </a:prstGeom>
+                  </pic:spPr>
+                </pic:pic>
+              </a:graphicData>
+            </a:graphic>
+          </wp:inline>
+        </w:drawing>
+      </w:r>
+    </w:p>
+    <w:p>
+      <w:pPr>
+        <w:spacing w:after="240" w:before="60"/>
+        <w:jc w:val="center"/>
+      </w:pPr>
+      <w:r>
+        <w:rPr>
+          <w:i/>
+          <w:iCs/>
+          <w:color w:val="555555"/>
+          <w:sz w:val="17"/>
+          <w:szCs w:val="17"/>
+        </w:rPr>
+        <w:t xml:space="preserve">Figure 3. Immediate “submitted successfully” acknowledgement and live status timeline, shown while the backend pipeline is still running.</w:t>
+      </w:r>
+    </w:p>
+    <w:p>
+      <w:pPr>
+        <w:pStyle w:val="Heading2"/>
+        <w:keepNext/>
+        <w:spacing w:after="120" w:before="280"/>
+      </w:pPr>
+      <w:r>
+        <w:rPr>
+          <w:b/>
+          <w:bCs/>
+          <w:color w:val="1E2761"/>
+          <w:sz w:val="24"/>
+          <w:szCs w:val="24"/>
+        </w:rPr>
+        <w:t xml:space="preserve">Module 3 – Structural / Metadata Forensics</w:t>
+      </w:r>
+    </w:p>
+    <w:p>
+      <w:pPr>
+        <w:spacing w:after="160" w:line="268"/>
+      </w:pPr>
+      <w:r>
+        <w:rPr>
+          <w:sz w:val="20"/>
+          <w:szCs w:val="20"/>
+        </w:rPr>
+        <w:t xml:space="preserve">PyMuPDF traverses the PDF's internal structure – the /Producer, /Creator and /ModDate tags, and the font resource dictionaries of every page – to detect the fingerprint of an editing tool (Photoshop, Canva, generic PDF editors) or a spliced/substituted font family. This is a deterministic, zero-false-positive check: either the tag matches a known editing tool or it does not.</w:t>
+      </w:r>
+    </w:p>
+    <w:p>
+      <w:pPr>
+        <w:spacing w:after="160" w:line="268"/>
+      </w:pPr>
+      <w:r>
+        <w:rPr>
+          <w:sz w:val="20"/>
+          <w:szCs w:val="20"/>
+        </w:rPr>
+        <w:t xml:space="preserve">Figure 7 (fraud scenario, Module 7 below) shows this module in action – the officer console surfaces a red “Forensic anomalies detected” banner reading “Document Producer/Creator matches known editing tool: 'photoshop'”, which alone is sufficient to route the application to REJECT_FRAUD_ALERT regardless of the credit score.</w:t>
+      </w:r>
+    </w:p>
+    <w:p>
+      <w:pPr>
+        <w:pStyle w:val="Heading2"/>
+        <w:keepNext/>
+        <w:spacing w:after="120" w:before="280"/>
+      </w:pPr>
+      <w:r>
+        <w:rPr>
+          <w:b/>
+          <w:bCs/>
+          <w:color w:val="1E2761"/>
+          <w:sz w:val="24"/>
+          <w:szCs w:val="24"/>
+        </w:rPr>
+        <w:t xml:space="preserve">Module 4 – Error Level Analysis (ELA)</w:t>
+      </w:r>
+    </w:p>
+    <w:p>
+      <w:pPr>
+        <w:spacing w:after="160" w:line="268"/>
+      </w:pPr>
+      <w:r>
+        <w:rPr>
+          <w:sz w:val="20"/>
+          <w:szCs w:val="20"/>
+        </w:rPr>
+        <w:t xml:space="preserve">A deterministic image-forensics formula: the document page is recompressed at a fixed JPEG quality, and the pixel-level difference between the original and the recompressed version is rendered as a heatmap – regions that were edited after the original save tend to compress differently and light up. The split-screen viewer (visible in every officer screenshot in this section) places the original document and its ELA heatmap side by side for direct visual comparison.</w:t>
+      </w:r>
+    </w:p>
+    <w:p>
+      <w:pPr>
+        <w:spacing w:after="160" w:line="268"/>
+      </w:pPr>
+      <w:r>
+        <w:rPr>
+          <w:sz w:val="20"/>
+          <w:szCs w:val="20"/>
+        </w:rPr>
+        <w:t xml:space="preserve">ELA is deliberately kept diagnostic-only in this implementation (see Section 1.4): it is shown to the officer as a visual aid, but it never by itself triggers an automatic rejection, because it is prone to false positives on clean, sharply-scanned documents.</w:t>
+      </w:r>
+    </w:p>
+    <w:p>
+      <w:pPr>
+        <w:pStyle w:val="Heading2"/>
+        <w:keepNext/>
+        <w:spacing w:after="120" w:before="280"/>
+      </w:pPr>
+      <w:r>
+        <w:rPr>
+          <w:b/>
+          <w:bCs/>
+          <w:color w:val="1E2761"/>
+          <w:sz w:val="24"/>
+          <w:szCs w:val="24"/>
+        </w:rPr>
+        <w:t xml:space="preserve">Module 5 – Ledger Extraction &amp; Reconciliation</w:t>
+      </w:r>
+    </w:p>
+    <w:p>
+      <w:pPr>
+        <w:spacing w:after="160" w:line="268"/>
+      </w:pPr>
+      <w:r>
+        <w:rPr>
+          <w:sz w:val="20"/>
+          <w:szCs w:val="20"/>
+        </w:rPr>
+        <w:t xml:space="preserve">Transaction tables are extracted via pdfplumber for digital PDFs, with an OpenCV grid-detection + Tesseract OCR fallback for scanned statements. Every row is then checked with exact-precision decimal arithmetic:</w:t>
+      </w:r>
+    </w:p>
+    <w:p>
+      <w:pPr>
+        <w:spacing w:after="160"/>
+        <w:jc w:val="center"/>
+      </w:pPr>
+      <w:r>
+        <w:rPr>
+          <w:i/>
+          <w:iCs/>
+          <w:sz w:val="20"/>
+          <w:szCs w:val="20"/>
+        </w:rPr>
+        <w:t xml:space="preserve">Expected_Balanceᵢ = Balanceᵢ₋₁ + Creditᵢ − Debitᵢ</w:t>
+      </w:r>
+    </w:p>
+    <w:p>
+      <w:pPr>
+        <w:spacing w:after="160" w:line="268"/>
+      </w:pPr>
+      <w:r>
+        <w:rPr>
+          <w:sz w:val="20"/>
+          <w:szCs w:val="20"/>
+        </w:rPr>
+        <w:t xml:space="preserve">A row where |Balanceᵢ − Expected_Balanceᵢ| exceeds a small tolerance is flagged as a math drift and highlighted in red in the officer's ledger table – shown clearly in Figure 6, where two consecutive rows fail the check after a deliberately altered balance cell.</w:t>
+      </w:r>
+    </w:p>
+    <w:p>
+      <w:pPr>
+        <w:spacing w:after="40"/>
+        <w:jc w:val="center"/>
+      </w:pPr>
+      <w:r>
+        <w:drawing>
+          <wp:inline distT="0" distB="0" distL="0" distR="0">
+            <wp:extent cx="3143250" cy="4124325"/>
+            <wp:effectExtent t="0" r="0" b="0" l="0"/>
+            <wp:docPr id="1" name="" descr="" title=""/>
+            <wp:cNvGraphicFramePr>
+              <a:graphicFrameLocks xmlns:a="http://schemas.openxmlformats.org/drawingml/2006/main" noChangeAspect="1"/>
+            </wp:cNvGraphicFramePr>
+            <a:graphic xmlns:a="http://schemas.openxmlformats.org/drawingml/2006/main">
+              <a:graphicData uri="http://schemas.openxmlformats.org/drawingml/2006/picture">
+                <pic:pic xmlns:pic="http://schemas.openxmlformats.org/drawingml/2006/picture">
+                  <pic:nvPicPr>
+                    <pic:cNvPr id="0" name="" descr=""/>
+                    <pic:cNvPicPr>
+                      <a:picLocks noChangeAspect="1" noChangeArrowheads="1"/>
+                    </pic:cNvPicPr>
+                  </pic:nvPicPr>
+                  <pic:blipFill>
+                    <a:blip r:embed="rId11" cstate="none"/>
+                    <a:srcRect/>
+                    <a:stretch>
+                      <a:fillRect/>
+                    </a:stretch>
+                  </pic:blipFill>
+                  <pic:spPr bwMode="auto">
+                    <a:xfrm>
+                      <a:off x="0" y="0"/>
+                      <a:ext cx="3143250" cy="4124325"/>
+                    </a:xfrm>
+                    <a:prstGeom prst="rect">
+                      <a:avLst/>
+                    </a:prstGeom>
+                  </pic:spPr>
+                </pic:pic>
+              </a:graphicData>
+            </a:graphic>
+          </wp:inline>
+        </w:drawing>
+      </w:r>
+    </w:p>
+    <w:p>
+      <w:pPr>
+        <w:spacing w:after="240" w:before="60"/>
+        <w:jc w:val="center"/>
+      </w:pPr>
+      <w:r>
+        <w:rPr>
+          <w:i/>
+          <w:iCs/>
+          <w:color w:val="555555"/>
+          <w:sz w:val="17"/>
+          <w:szCs w:val="17"/>
+        </w:rPr>
+        <w:t xml:space="preserve">Figure 6. Manual-review case: ledger rows flagged in red where the running balance fails reconciliation, routing this application to MANUAL_REVIEW.</w:t>
+      </w:r>
+    </w:p>
+    <w:p>
+      <w:pPr>
+        <w:spacing w:after="160" w:line="268"/>
+      </w:pPr>
+      <w:r>
+        <w:rPr>
+          <w:sz w:val="20"/>
+          <w:szCs w:val="20"/>
+        </w:rPr>
+        <w:t xml:space="preserve">On total extraction failure (e.g. an unsupported scanned layout), the system does not silently assume the ledger is consistent – it records isMathConsistent as unknown, adds a visible anomaly note, and routes to MANUAL_REVIEW instead of auto-approving on missing evidence.</w:t>
+      </w:r>
+    </w:p>
+    <w:p>
+      <w:pPr>
+        <w:pStyle w:val="Heading2"/>
+        <w:keepNext/>
+        <w:spacing w:after="120" w:before="280"/>
+      </w:pPr>
+      <w:r>
+        <w:rPr>
+          <w:b/>
+          <w:bCs/>
+          <w:color w:val="1E2761"/>
+          <w:sz w:val="24"/>
+          <w:szCs w:val="24"/>
+        </w:rPr>
+        <w:t xml:space="preserve">Module 6 – Solvency Metrics &amp; Credit Risk Scoring</w:t>
+      </w:r>
+    </w:p>
+    <w:p>
+      <w:pPr>
+        <w:spacing w:after="160" w:line="268"/>
+      </w:pPr>
+      <w:r>
+        <w:rPr>
+          <w:sz w:val="20"/>
+          <w:szCs w:val="20"/>
+        </w:rPr>
+        <w:t xml:space="preserve">Debt-to-Income and Average Monthly Balance are computed deterministically from the verified ledger, and fed – together with age, existing debt and dependents – into the XGBoost model described in Section 2.1 to produce a 300–900 credit score and a LOW / MEDIUM / HIGH risk band. These figures are displayed as summary cards at the top of every officer review screen (see Figures 5–7).</w:t>
+      </w:r>
+    </w:p>
+    <w:p>
+      <w:pPr>
+        <w:pStyle w:val="Heading2"/>
+        <w:keepNext/>
+        <w:spacing w:after="120" w:before="280"/>
+      </w:pPr>
+      <w:r>
+        <w:rPr>
+          <w:b/>
+          <w:bCs/>
+          <w:color w:val="1E2761"/>
+          <w:sz w:val="24"/>
+          <w:szCs w:val="24"/>
+        </w:rPr>
+        <w:t xml:space="preserve">Module 7 – Decision Routing Engine</w:t>
+      </w:r>
+    </w:p>
+    <w:p>
+      <w:pPr>
+        <w:spacing w:after="160" w:line="268"/>
+      </w:pPr>
+      <w:r>
+        <w:rPr>
+          <w:sz w:val="20"/>
+          <w:szCs w:val="20"/>
+        </w:rPr>
+        <w:t xml:space="preserve">The deterministic tri/four-state matrix from Section 1.4 combines the outputs of Modules 3, 5 and 6 into a single recommendation, shown as a status/recommendation badge pair at the top of the officer's view. All three branches were exercised live:</w:t>
+      </w:r>
+    </w:p>
+    <w:p>
+      <w:pPr>
+        <w:spacing w:after="40"/>
+        <w:jc w:val="center"/>
+      </w:pPr>
+      <w:r>
+        <w:drawing>
+          <wp:inline distT="0" distB="0" distL="0" distR="0">
+            <wp:extent cx="3143250" cy="4010025"/>
+            <wp:effectExtent t="0" r="0" b="0" l="0"/>
+            <wp:docPr id="1" name="" descr="" title=""/>
+            <wp:cNvGraphicFramePr>
+              <a:graphicFrameLocks xmlns:a="http://schemas.openxmlformats.org/drawingml/2006/main" noChangeAspect="1"/>
+            </wp:cNvGraphicFramePr>
+            <a:graphic xmlns:a="http://schemas.openxmlformats.org/drawingml/2006/main">
+              <a:graphicData uri="http://schemas.openxmlformats.org/drawingml/2006/picture">
+                <pic:pic xmlns:pic="http://schemas.openxmlformats.org/drawingml/2006/picture">
+                  <pic:nvPicPr>
+                    <pic:cNvPr id="0" name="" descr=""/>
+                    <pic:cNvPicPr>
+                      <a:picLocks noChangeAspect="1" noChangeArrowheads="1"/>
+                    </pic:cNvPicPr>
+                  </pic:nvPicPr>
+                  <pic:blipFill>
+                    <a:blip r:embed="rId12" cstate="none"/>
+                    <a:srcRect/>
+                    <a:stretch>
+                      <a:fillRect/>
+                    </a:stretch>
+                  </pic:blipFill>
+                  <pic:spPr bwMode="auto">
+                    <a:xfrm>
+                      <a:off x="0" y="0"/>
+                      <a:ext cx="3143250" cy="4010025"/>
+                    </a:xfrm>
+                    <a:prstGeom prst="rect">
+                      <a:avLst/>
+                    </a:prstGeom>
+                  </pic:spPr>
+                </pic:pic>
+              </a:graphicData>
+            </a:graphic>
+          </wp:inline>
+        </w:drawing>
+      </w:r>
+    </w:p>
+    <w:p>
+      <w:pPr>
+        <w:spacing w:after="240" w:before="60"/>
+        <w:jc w:val="center"/>
+      </w:pPr>
+      <w:r>
+        <w:rPr>
+          <w:i/>
+          <w:iCs/>
+          <w:color w:val="555555"/>
+          <w:sz w:val="17"/>
+          <w:szCs w:val="17"/>
+        </w:rPr>
+        <w:t xml:space="preserve">Figure 5. AUTO_APPROVE case – all three checks cleared; the officer still confirms with one click rather than the system finalizing silently.</w:t>
+      </w:r>
+    </w:p>
+    <w:p>
+      <w:pPr>
+        <w:spacing w:after="40"/>
+        <w:jc w:val="center"/>
+      </w:pPr>
+      <w:r>
+        <w:drawing>
+          <wp:inline distT="0" distB="0" distL="0" distR="0">
+            <wp:extent cx="3143250" cy="4057650"/>
+            <wp:effectExtent t="0" r="0" b="0" l="0"/>
+            <wp:docPr id="1" name="" descr="" title=""/>
+            <wp:cNvGraphicFramePr>
+              <a:graphicFrameLocks xmlns:a="http://schemas.openxmlformats.org/drawingml/2006/main" noChangeAspect="1"/>
+            </wp:cNvGraphicFramePr>
+            <a:graphic xmlns:a="http://schemas.openxmlformats.org/drawingml/2006/main">
+              <a:graphicData uri="http://schemas.openxmlformats.org/drawingml/2006/picture">
+                <pic:pic xmlns:pic="http://schemas.openxmlformats.org/drawingml/2006/picture">
+                  <pic:nvPicPr>
+                    <pic:cNvPr id="0" name="" descr=""/>
+                    <pic:cNvPicPr>
+                      <a:picLocks noChangeAspect="1" noChangeArrowheads="1"/>
+                    </pic:cNvPicPr>
+                  </pic:nvPicPr>
+                  <pic:blipFill>
+                    <a:blip r:embed="rId13" cstate="none"/>
+                    <a:srcRect/>
+                    <a:stretch>
+                      <a:fillRect/>
+                    </a:stretch>
+                  </pic:blipFill>
+                  <pic:spPr bwMode="auto">
+                    <a:xfrm>
+                      <a:off x="0" y="0"/>
+                      <a:ext cx="3143250" cy="4057650"/>
+                    </a:xfrm>
+                    <a:prstGeom prst="rect">
+                      <a:avLst/>
+                    </a:prstGeom>
+                  </pic:spPr>
+                </pic:pic>
+              </a:graphicData>
+            </a:graphic>
+          </wp:inline>
+        </w:drawing>
+      </w:r>
+    </w:p>
+    <w:p>
+      <w:pPr>
+        <w:spacing w:after="240" w:before="60"/>
+        <w:jc w:val="center"/>
+      </w:pPr>
+      <w:r>
+        <w:rPr>
+          <w:i/>
+          <w:iCs/>
+          <w:color w:val="555555"/>
+          <w:sz w:val="17"/>
+          <w:szCs w:val="17"/>
+        </w:rPr>
+        <w:t xml:space="preserve">Figure 7. REJECT_FRAUD_ALERT case – the metadata forensic anomaly (Module 3) alone is sufficient to auto-reject.</w:t>
+      </w:r>
+    </w:p>
+    <w:p>
+      <w:pPr>
+        <w:pStyle w:val="Heading2"/>
+        <w:keepNext/>
+        <w:spacing w:after="120" w:before="280"/>
+      </w:pPr>
+      <w:r>
+        <w:rPr>
+          <w:b/>
+          <w:bCs/>
+          <w:color w:val="1E2761"/>
+          <w:sz w:val="24"/>
+          <w:szCs w:val="24"/>
+        </w:rPr>
+        <w:t xml:space="preserve">Module 8 – Officer Review &amp; Human-in-the-Loop Confirmation</w:t>
+      </w:r>
+    </w:p>
+    <w:p>
+      <w:pPr>
+        <w:spacing w:after="160" w:line="268"/>
+      </w:pPr>
+      <w:r>
+        <w:rPr>
+          <w:sz w:val="20"/>
+          <w:szCs w:val="20"/>
+        </w:rPr>
+        <w:t xml:space="preserve">Every application – including an AUTO_APPROVE recommendation – requires an explicit officer action before it is finalized. Figure 5 shows the one-click “Confirm &amp; Approve” path offered when every automated check has already passed; Figure 6 shows the full manual panel (Approve / Override &amp; Approve / Reject, with optional notes) offered for MANUAL_REVIEW cases. On the applicant side, none of this forensic detail is exposed – only a status timeline and the final outcome are shown, consistent with the role-based design in Section 1.3:</w:t>
+      </w:r>
+    </w:p>
+    <w:p>
+      <w:pPr>
+        <w:spacing w:after="40"/>
+        <w:jc w:val="center"/>
+      </w:pPr>
+      <w:r>
+        <w:drawing>
+          <wp:inline distT="0" distB="0" distL="0" distR="0">
+            <wp:extent cx="4191000" cy="2619375"/>
+            <wp:effectExtent t="0" r="0" b="0" l="0"/>
+            <wp:docPr id="1" name="" descr="" title=""/>
+            <wp:cNvGraphicFramePr>
+              <a:graphicFrameLocks xmlns:a="http://schemas.openxmlformats.org/drawingml/2006/main" noChangeAspect="1"/>
+            </wp:cNvGraphicFramePr>
+            <a:graphic xmlns:a="http://schemas.openxmlformats.org/drawingml/2006/main">
+              <a:graphicData uri="http://schemas.openxmlformats.org/drawingml/2006/picture">
+                <pic:pic xmlns:pic="http://schemas.openxmlformats.org/drawingml/2006/picture">
+                  <pic:nvPicPr>
+                    <pic:cNvPr id="0" name="" descr=""/>
+                    <pic:cNvPicPr>
+                      <a:picLocks noChangeAspect="1" noChangeArrowheads="1"/>
+                    </pic:cNvPicPr>
+                  </pic:nvPicPr>
+                  <pic:blipFill>
+                    <a:blip r:embed="rId14" cstate="none"/>
+                    <a:srcRect/>
+                    <a:stretch>
+                      <a:fillRect/>
+                    </a:stretch>
+                  </pic:blipFill>
+                  <pic:spPr bwMode="auto">
+                    <a:xfrm>
+                      <a:off x="0" y="0"/>
+                      <a:ext cx="4191000" cy="2619375"/>
+                    </a:xfrm>
+                    <a:prstGeom prst="rect">
+                      <a:avLst/>
+                    </a:prstGeom>
+                  </pic:spPr>
+                </pic:pic>
+              </a:graphicData>
+            </a:graphic>
+          </wp:inline>
+        </w:drawing>
+      </w:r>
+    </w:p>
+    <w:p>
+      <w:pPr>
+        <w:spacing w:after="240" w:before="60"/>
+        <w:jc w:val="center"/>
+      </w:pPr>
+      <w:r>
+        <w:rPr>
+          <w:i/>
+          <w:iCs/>
+          <w:color w:val="555555"/>
+          <w:sz w:val="17"/>
+          <w:szCs w:val="17"/>
+        </w:rPr>
+        <w:t xml:space="preserve">Figure 8. Applicant's own view of the same application after the officer's approval – status only, no forensic internals.</w:t>
+      </w:r>
+    </w:p>
+    <w:p>
+      <w:pPr>
+        <w:spacing w:after="160" w:line="268"/>
+      </w:pPr>
+      <w:r>
+        <w:rPr>
+          <w:sz w:val="20"/>
+          <w:szCs w:val="20"/>
+        </w:rPr>
+        <w:t xml:space="preserve">The underwriting queue itself (Figure 4) lets an officer move between applications without returning to a separate list page, each entry showing its live status and recommendation badge.</w:t>
+      </w:r>
+    </w:p>
+    <w:p>
+      <w:pPr>
+        <w:spacing w:after="40"/>
+        <w:jc w:val="center"/>
+      </w:pPr>
+      <w:r>
+        <w:drawing>
+          <wp:inline distT="0" distB="0" distL="0" distR="0">
+            <wp:extent cx="4191000" cy="2619375"/>
+            <wp:effectExtent t="0" r="0" b="0" l="0"/>
+            <wp:docPr id="1" name="" descr="" title=""/>
+            <wp:cNvGraphicFramePr>
+              <a:graphicFrameLocks xmlns:a="http://schemas.openxmlformats.org/drawingml/2006/main" noChangeAspect="1"/>
+            </wp:cNvGraphicFramePr>
+            <a:graphic xmlns:a="http://schemas.openxmlformats.org/drawingml/2006/main">
+              <a:graphicData uri="http://schemas.openxmlformats.org/drawingml/2006/picture">
+                <pic:pic xmlns:pic="http://schemas.openxmlformats.org/drawingml/2006/picture">
+                  <pic:nvPicPr>
+                    <pic:cNvPr id="0" name="" descr=""/>
+                    <pic:cNvPicPr>
+                      <a:picLocks noChangeAspect="1" noChangeArrowheads="1"/>
+                    </pic:cNvPicPr>
+                  </pic:nvPicPr>
+                  <pic:blipFill>
+                    <a:blip r:embed="rId15" cstate="none"/>
+                    <a:srcRect/>
+                    <a:stretch>
+                      <a:fillRect/>
+                    </a:stretch>
+                  </pic:blipFill>
+                  <pic:spPr bwMode="auto">
+                    <a:xfrm>
+                      <a:off x="0" y="0"/>
+                      <a:ext cx="4191000" cy="2619375"/>
+                    </a:xfrm>
+                    <a:prstGeom prst="rect">
+                      <a:avLst/>
+                    </a:prstGeom>
+                  </pic:spPr>
+                </pic:pic>
+              </a:graphicData>
+            </a:graphic>
+          </wp:inline>
+        </w:drawing>
+      </w:r>
+    </w:p>
+    <w:p>
+      <w:pPr>
+        <w:spacing w:after="240" w:before="60"/>
+        <w:jc w:val="center"/>
+      </w:pPr>
+      <w:r>
+        <w:rPr>
+          <w:i/>
+          <w:iCs/>
+          <w:color w:val="555555"/>
+          <w:sz w:val="17"/>
+          <w:szCs w:val="17"/>
+        </w:rPr>
+        <w:t xml:space="preserve">Figure 4. Officer's underwriting queue – persistent sidebar, live status per application.</w:t>
+      </w:r>
+    </w:p>
+    <w:p>
+      <w:pPr>
+        <w:pStyle w:val="Heading2"/>
+        <w:keepNext/>
+        <w:spacing w:after="120" w:before="280"/>
+      </w:pPr>
+      <w:r>
+        <w:rPr>
+          <w:b/>
+          <w:bCs/>
+          <w:color w:val="1E2761"/>
+          <w:sz w:val="24"/>
+          <w:szCs w:val="24"/>
+        </w:rPr>
+        <w:t xml:space="preserve">Module 9 – Audit Logging</w:t>
+      </w:r>
+    </w:p>
+    <w:p>
+      <w:pPr>
+        <w:spacing w:after="160" w:line="268"/>
+      </w:pPr>
+      <w:r>
+        <w:rPr>
+          <w:sz w:val="20"/>
+          <w:szCs w:val="20"/>
+        </w:rPr>
+        <w:t xml:space="preserve">Every automated check and every human decision is written to an append-only (Write-Once-Read-Many) audit log, each entry carrying a SHA-256 hash of the evidence it refers to, the reviewing officer's identity (or “system” for automated entries) and a timestamp. This is visible at the bottom of every officer review screen (Figures 5–7) – e.g. an “AUTOMATED_ANALYSIS” entry recording the system's recommendation, followed by an “APPROVE by &lt;officer name&gt;” entry once a human confirms it. This produces an independently verifiable record that a disputed decision can later be proven to match the exact evidence it was based on.</w:t>
+      </w:r>
+    </w:p>
+    <w:p>
+      <w:pPr>
+        <w:pStyle w:val="Heading1"/>
+        <w:keepNext/>
+        <w:spacing w:after="200" w:before="360"/>
+      </w:pPr>
+      <w:r>
+        <w:rPr>
+          <w:b/>
+          <w:bCs/>
+          <w:color w:val="1E2761"/>
+          <w:sz w:val="30"/>
+          <w:szCs w:val="30"/>
+        </w:rPr>
+        <w:t xml:space="preserve">4. Pseudo Code for Incomplete Modules</w:t>
+      </w:r>
+    </w:p>
+    <w:p>
+      <w:pPr>
+        <w:spacing w:after="160" w:line="268"/>
+      </w:pPr>
+      <w:r>
+        <w:rPr>
+          <w:sz w:val="20"/>
+          <w:szCs w:val="20"/>
+        </w:rPr>
+        <w:t xml:space="preserve">All nine modules from the First Review's Week 1–8 work plan are functionally complete and have been exercised end-to-end against the running application, as demonstrated in Section 3 with live screenshots rather than mock-ups. No module is incomplete at this review stage, so there is no pending work requiring pseudocode.</w:t>
+      </w:r>
+    </w:p>
+    <w:p>
+      <w:pPr>
+        <w:spacing w:after="160" w:line="268"/>
+      </w:pPr>
+      <w:r>
+        <w:rPr>
+          <w:sz w:val="20"/>
+          <w:szCs w:val="20"/>
+        </w:rPr>
+        <w:t xml:space="preserve">For completeness and as an engineering reference, the pseudocode for the three core deterministic algorithms – already implemented and tested – is included below.</w:t>
+      </w:r>
+    </w:p>
+    <w:p>
+      <w:pPr>
+        <w:pStyle w:val="Heading2"/>
+        <w:keepNext/>
+        <w:spacing w:after="120" w:before="280"/>
+      </w:pPr>
+      <w:r>
+        <w:rPr>
+          <w:b/>
+          <w:bCs/>
+          <w:color w:val="1E2761"/>
+          <w:sz w:val="24"/>
+          <w:szCs w:val="24"/>
+        </w:rPr>
+        <w:t xml:space="preserve">4.1 Error Level Analysis (Module 4)</w:t>
+      </w:r>
+    </w:p>
+    <w:p>
+      <w:pPr>
+        <w:spacing w:after="60"/>
+      </w:pPr>
+      <w:r>
+        <w:rPr>
+          <w:rFonts w:ascii="Consolas" w:cs="Consolas" w:eastAsia="Consolas" w:hAnsi="Consolas"/>
+          <w:sz w:val="19"/>
+          <w:szCs w:val="19"/>
+        </w:rPr>
+        <w:t xml:space="preserve">function runErrorLevelAnalysis(pageImage):</w:t>
+      </w:r>
+    </w:p>
+    <w:p>
+      <w:pPr>
+        <w:spacing w:after="40"/>
+        <w:ind w:left="300"/>
+      </w:pPr>
+      <w:r>
+        <w:rPr>
+          <w:rFonts w:ascii="Consolas" w:cs="Consolas" w:eastAsia="Consolas" w:hAnsi="Consolas"/>
+          <w:sz w:val="18"/>
+          <w:szCs w:val="18"/>
+        </w:rPr>
+        <w:t xml:space="preserve">original ← decodeToRGB(pageImage)</w:t>
+      </w:r>
+    </w:p>
+    <w:p>
+      <w:pPr>
+        <w:spacing w:after="40"/>
+        <w:ind w:left="300"/>
+      </w:pPr>
+      <w:r>
+        <w:rPr>
+          <w:rFonts w:ascii="Consolas" w:cs="Consolas" w:eastAsia="Consolas" w:hAnsi="Consolas"/>
+          <w:sz w:val="18"/>
+          <w:szCs w:val="18"/>
+        </w:rPr>
+        <w:t xml:space="preserve">recompressed ← JPEGEncode(original, quality = 92)</w:t>
+      </w:r>
+    </w:p>
+    <w:p>
+      <w:pPr>
+        <w:spacing w:after="40"/>
+        <w:ind w:left="300"/>
+      </w:pPr>
+      <w:r>
+        <w:rPr>
+          <w:rFonts w:ascii="Consolas" w:cs="Consolas" w:eastAsia="Consolas" w:hAnsi="Consolas"/>
+          <w:sz w:val="18"/>
+          <w:szCs w:val="18"/>
+        </w:rPr>
+        <w:t xml:space="preserve">diff ← abs(original − recompressed)              // per-pixel luminance difference</w:t>
+      </w:r>
+    </w:p>
+    <w:p>
+      <w:pPr>
+        <w:spacing w:after="40"/>
+        <w:ind w:left="300"/>
+      </w:pPr>
+      <w:r>
+        <w:rPr>
+          <w:rFonts w:ascii="Consolas" w:cs="Consolas" w:eastAsia="Consolas" w:hAnsi="Consolas"/>
+          <w:sz w:val="18"/>
+          <w:szCs w:val="18"/>
+        </w:rPr>
+        <w:t xml:space="preserve">heatmap ← clip(diff × 15, 0, 255)                // scale factor S = 15, 8-bit grayscale</w:t>
+      </w:r>
+    </w:p>
+    <w:p>
+      <w:pPr>
+        <w:spacing w:after="40"/>
+        <w:ind w:left="300"/>
+      </w:pPr>
+      <w:r>
+        <w:rPr>
+          <w:rFonts w:ascii="Consolas" w:cs="Consolas" w:eastAsia="Consolas" w:hAnsi="Consolas"/>
+          <w:sz w:val="18"/>
+          <w:szCs w:val="18"/>
+        </w:rPr>
+        <w:t xml:space="preserve">tamperScore ← (stdDev(diff) / (mean(diff) + 1e-5)) × 10.0</w:t>
+      </w:r>
+    </w:p>
+    <w:p>
+      <w:pPr>
+        <w:spacing w:after="40"/>
+        <w:ind w:left="300"/>
+      </w:pPr>
+      <w:r>
+        <w:rPr>
+          <w:rFonts w:ascii="Consolas" w:cs="Consolas" w:eastAsia="Consolas" w:hAnsi="Consolas"/>
+          <w:sz w:val="18"/>
+          <w:szCs w:val="18"/>
+        </w:rPr>
+        <w:t xml:space="preserve">if tamperScore &gt; 35.0 or max(diff) &gt; 220:</w:t>
+      </w:r>
+    </w:p>
+    <w:p>
+      <w:pPr>
+        <w:spacing w:after="40"/>
+        <w:ind w:left="300"/>
+      </w:pPr>
+      <w:r>
+        <w:rPr>
+          <w:rFonts w:ascii="Consolas" w:cs="Consolas" w:eastAsia="Consolas" w:hAnsi="Consolas"/>
+          <w:sz w:val="18"/>
+          <w:szCs w:val="18"/>
+        </w:rPr>
+        <w:t xml:space="preserve">    return { tampered: true, heatmap, tamperScore }</w:t>
+      </w:r>
+    </w:p>
+    <w:p>
+      <w:pPr>
+        <w:spacing w:after="40"/>
+        <w:ind w:left="300"/>
+      </w:pPr>
+      <w:r>
+        <w:rPr>
+          <w:rFonts w:ascii="Consolas" w:cs="Consolas" w:eastAsia="Consolas" w:hAnsi="Consolas"/>
+          <w:sz w:val="18"/>
+          <w:szCs w:val="18"/>
+        </w:rPr>
+        <w:t xml:space="preserve">return { tampered: false, heatmap, tamperScore }       // shown to officer regardless; never auto-gates</w:t>
+      </w:r>
+    </w:p>
+    <w:p>
+      <w:pPr>
+        <w:pStyle w:val="Heading2"/>
+        <w:keepNext/>
+        <w:spacing w:after="120" w:before="280"/>
+      </w:pPr>
+      <w:r>
+        <w:rPr>
+          <w:b/>
+          <w:bCs/>
+          <w:color w:val="1E2761"/>
+          <w:sz w:val="24"/>
+          <w:szCs w:val="24"/>
+        </w:rPr>
+        <w:t xml:space="preserve">4.2 Deterministic Ledger Reconciliation (Module 5)</w:t>
+      </w:r>
+    </w:p>
+    <w:p>
+      <w:pPr>
+        <w:spacing w:after="60" w:before="160"/>
+      </w:pPr>
+      <w:r>
+        <w:rPr>
+          <w:rFonts w:ascii="Consolas" w:cs="Consolas" w:eastAsia="Consolas" w:hAnsi="Consolas"/>
+          <w:sz w:val="19"/>
+          <w:szCs w:val="19"/>
+        </w:rPr>
+        <w:t xml:space="preserve">function reconcileLedger(rows):</w:t>
+      </w:r>
+    </w:p>
+    <w:p>
+      <w:pPr>
+        <w:spacing w:after="40"/>
+        <w:ind w:left="300"/>
+      </w:pPr>
+      <w:r>
+        <w:rPr>
+          <w:rFonts w:ascii="Consolas" w:cs="Consolas" w:eastAsia="Consolas" w:hAnsi="Consolas"/>
+          <w:sz w:val="18"/>
+          <w:szCs w:val="18"/>
+        </w:rPr>
+        <w:t xml:space="preserve">rows ← sortByDate(rows)</w:t>
+      </w:r>
+    </w:p>
+    <w:p>
+      <w:pPr>
+        <w:spacing w:after="40"/>
+        <w:ind w:left="300"/>
+      </w:pPr>
+      <w:r>
+        <w:rPr>
+          <w:rFonts w:ascii="Consolas" w:cs="Consolas" w:eastAsia="Consolas" w:hAnsi="Consolas"/>
+          <w:sz w:val="18"/>
+          <w:szCs w:val="18"/>
+        </w:rPr>
+        <w:t xml:space="preserve">balance ← rows[0].balance                           // opening balance, taken as the anchor</w:t>
+      </w:r>
+    </w:p>
+    <w:p>
+      <w:pPr>
+        <w:spacing w:after="40"/>
+        <w:ind w:left="300"/>
+      </w:pPr>
+      <w:r>
+        <w:rPr>
+          <w:rFonts w:ascii="Consolas" w:cs="Consolas" w:eastAsia="Consolas" w:hAnsi="Consolas"/>
+          <w:sz w:val="18"/>
+          <w:szCs w:val="18"/>
+        </w:rPr>
+        <w:t xml:space="preserve">for i in 1..len(rows):</w:t>
+      </w:r>
+    </w:p>
+    <w:p>
+      <w:pPr>
+        <w:spacing w:after="40"/>
+        <w:ind w:left="300"/>
+      </w:pPr>
+      <w:r>
+        <w:rPr>
+          <w:rFonts w:ascii="Consolas" w:cs="Consolas" w:eastAsia="Consolas" w:hAnsi="Consolas"/>
+          <w:sz w:val="18"/>
+          <w:szCs w:val="18"/>
+        </w:rPr>
+        <w:t xml:space="preserve">    expected ← balance + rows[i].credit − rows[i].debit   // exact Decimal arithmetic, no floats</w:t>
+      </w:r>
+    </w:p>
+    <w:p>
+      <w:pPr>
+        <w:spacing w:after="40"/>
+        <w:ind w:left="300"/>
+      </w:pPr>
+      <w:r>
+        <w:rPr>
+          <w:rFonts w:ascii="Consolas" w:cs="Consolas" w:eastAsia="Consolas" w:hAnsi="Consolas"/>
+          <w:sz w:val="18"/>
+          <w:szCs w:val="18"/>
+        </w:rPr>
+        <w:t xml:space="preserve">    rows[i].expectedBalance ← expected</w:t>
+      </w:r>
+    </w:p>
+    <w:p>
+      <w:pPr>
+        <w:spacing w:after="40"/>
+        <w:ind w:left="300"/>
+      </w:pPr>
+      <w:r>
+        <w:rPr>
+          <w:rFonts w:ascii="Consolas" w:cs="Consolas" w:eastAsia="Consolas" w:hAnsi="Consolas"/>
+          <w:sz w:val="18"/>
+          <w:szCs w:val="18"/>
+        </w:rPr>
+        <w:t xml:space="preserve">    rows[i].isMathDrift ← abs(rows[i].balance − expected) &gt; 0.01</w:t>
+      </w:r>
+    </w:p>
+    <w:p>
+      <w:pPr>
+        <w:spacing w:after="40"/>
+        <w:ind w:left="300"/>
+      </w:pPr>
+      <w:r>
+        <w:rPr>
+          <w:rFonts w:ascii="Consolas" w:cs="Consolas" w:eastAsia="Consolas" w:hAnsi="Consolas"/>
+          <w:sz w:val="18"/>
+          <w:szCs w:val="18"/>
+        </w:rPr>
+        <w:t xml:space="preserve">    balance ← rows[i].balance</w:t>
+      </w:r>
+    </w:p>
+    <w:p>
+      <w:pPr>
+        <w:spacing w:after="40"/>
+        <w:ind w:left="300"/>
+      </w:pPr>
+      <w:r>
+        <w:rPr>
+          <w:rFonts w:ascii="Consolas" w:cs="Consolas" w:eastAsia="Consolas" w:hAnsi="Consolas"/>
+          <w:sz w:val="18"/>
+          <w:szCs w:val="18"/>
+        </w:rPr>
+        <w:t xml:space="preserve">if rows is empty:</w:t>
+      </w:r>
+    </w:p>
+    <w:p>
+      <w:pPr>
+        <w:spacing w:after="40"/>
+        <w:ind w:left="300"/>
+      </w:pPr>
+      <w:r>
+        <w:rPr>
+          <w:rFonts w:ascii="Consolas" w:cs="Consolas" w:eastAsia="Consolas" w:hAnsi="Consolas"/>
+          <w:sz w:val="18"/>
+          <w:szCs w:val="18"/>
+        </w:rPr>
+        <w:t xml:space="preserve">    return { isMathConsistent: null, extractionFailed: true }   // never silently 'consistent'</w:t>
+      </w:r>
+    </w:p>
+    <w:p>
+      <w:pPr>
+        <w:spacing w:after="40"/>
+        <w:ind w:left="300"/>
+      </w:pPr>
+      <w:r>
+        <w:rPr>
+          <w:rFonts w:ascii="Consolas" w:cs="Consolas" w:eastAsia="Consolas" w:hAnsi="Consolas"/>
+          <w:sz w:val="18"/>
+          <w:szCs w:val="18"/>
+        </w:rPr>
+        <w:t xml:space="preserve">return { isMathConsistent: not any(r.isMathDrift for r in rows), rows }</w:t>
+      </w:r>
+    </w:p>
+    <w:p>
+      <w:pPr>
+        <w:pStyle w:val="Heading2"/>
+        <w:keepNext/>
+        <w:spacing w:after="120" w:before="280"/>
+      </w:pPr>
+      <w:r>
+        <w:rPr>
+          <w:b/>
+          <w:bCs/>
+          <w:color w:val="1E2761"/>
+          <w:sz w:val="24"/>
+          <w:szCs w:val="24"/>
+        </w:rPr>
+        <w:t xml:space="preserve">4.3 Decision Routing (Module 7)</w:t>
+      </w:r>
+    </w:p>
+    <w:p>
+      <w:pPr>
+        <w:spacing w:after="60" w:before="160"/>
+      </w:pPr>
+      <w:r>
+        <w:rPr>
+          <w:rFonts w:ascii="Consolas" w:cs="Consolas" w:eastAsia="Consolas" w:hAnsi="Consolas"/>
+          <w:sz w:val="19"/>
+          <w:szCs w:val="19"/>
+        </w:rPr>
+        <w:t xml:space="preserve">function routeDecision(isTampered, isMathConsistent, creditScore):</w:t>
+      </w:r>
+    </w:p>
+    <w:p>
+      <w:pPr>
+        <w:spacing w:after="40"/>
+        <w:ind w:left="300"/>
+      </w:pPr>
+      <w:r>
+        <w:rPr>
+          <w:rFonts w:ascii="Consolas" w:cs="Consolas" w:eastAsia="Consolas" w:hAnsi="Consolas"/>
+          <w:sz w:val="18"/>
+          <w:szCs w:val="18"/>
+        </w:rPr>
+        <w:t xml:space="preserve">if isTampered:</w:t>
+      </w:r>
+    </w:p>
+    <w:p>
+      <w:pPr>
+        <w:spacing w:after="40"/>
+        <w:ind w:left="300"/>
+      </w:pPr>
+      <w:r>
+        <w:rPr>
+          <w:rFonts w:ascii="Consolas" w:cs="Consolas" w:eastAsia="Consolas" w:hAnsi="Consolas"/>
+          <w:sz w:val="18"/>
+          <w:szCs w:val="18"/>
+        </w:rPr>
+        <w:t xml:space="preserve">    return REJECT_FRAUD_ALERT                       // metadata/font fingerprint only - never ELA alone</w:t>
+      </w:r>
+    </w:p>
+    <w:p>
+      <w:pPr>
+        <w:spacing w:after="40"/>
+        <w:ind w:left="300"/>
+      </w:pPr>
+      <w:r>
+        <w:rPr>
+          <w:rFonts w:ascii="Consolas" w:cs="Consolas" w:eastAsia="Consolas" w:hAnsi="Consolas"/>
+          <w:sz w:val="18"/>
+          <w:szCs w:val="18"/>
+        </w:rPr>
+        <w:t xml:space="preserve">if isMathConsistent is null or isMathConsistent == false:</w:t>
+      </w:r>
+    </w:p>
+    <w:p>
+      <w:pPr>
+        <w:spacing w:after="40"/>
+        <w:ind w:left="300"/>
+      </w:pPr>
+      <w:r>
+        <w:rPr>
+          <w:rFonts w:ascii="Consolas" w:cs="Consolas" w:eastAsia="Consolas" w:hAnsi="Consolas"/>
+          <w:sz w:val="18"/>
+          <w:szCs w:val="18"/>
+        </w:rPr>
+        <w:t xml:space="preserve">    return MANUAL_REVIEW                            // drift, or extraction failed - never assumed clean</w:t>
+      </w:r>
+    </w:p>
+    <w:p>
+      <w:pPr>
+        <w:spacing w:after="40"/>
+        <w:ind w:left="300"/>
+      </w:pPr>
+      <w:r>
+        <w:rPr>
+          <w:rFonts w:ascii="Consolas" w:cs="Consolas" w:eastAsia="Consolas" w:hAnsi="Consolas"/>
+          <w:sz w:val="18"/>
+          <w:szCs w:val="18"/>
+        </w:rPr>
+        <w:t xml:space="preserve">if creditScore &gt;= 750:  return AUTO_APPROVE          // recommendation only - officer still confirms</w:t>
+      </w:r>
+    </w:p>
+    <w:p>
+      <w:pPr>
+        <w:spacing w:after="40"/>
+        <w:ind w:left="300"/>
+      </w:pPr>
+      <w:r>
+        <w:rPr>
+          <w:rFonts w:ascii="Consolas" w:cs="Consolas" w:eastAsia="Consolas" w:hAnsi="Consolas"/>
+          <w:sz w:val="18"/>
+          <w:szCs w:val="18"/>
+        </w:rPr>
+        <w:t xml:space="preserve">if creditScore &gt;= 600:  return MANUAL_REVIEW</w:t>
+      </w:r>
+    </w:p>
+    <w:p>
+      <w:pPr>
+        <w:spacing w:after="40"/>
+        <w:ind w:left="300"/>
+      </w:pPr>
+      <w:r>
+        <w:rPr>
+          <w:rFonts w:ascii="Consolas" w:cs="Consolas" w:eastAsia="Consolas" w:hAnsi="Consolas"/>
+          <w:sz w:val="18"/>
+          <w:szCs w:val="18"/>
+        </w:rPr>
+        <w:t xml:space="preserve">return REJECT</w:t>
       </w:r>
     </w:p>
     <w:sectPr>
